--- a/laboratorio1_zipf_moby_dick.docx
+++ b/laboratorio1_zipf_moby_dick.docx
@@ -17,10 +17,6 @@
         <w:jc w:val="center"/>
       </w:pPr>
       <w:r>
-        <w:rPr>
-          <w:i/>
-          <w:iCs/>
-        </w:rPr>
         <w:t xml:space="preserve">Análisis experimental del corpus Moby Dick de Herman Melville</w:t>
       </w:r>
     </w:p>
@@ -137,29 +133,24 @@
         <w:gridCol w:w="3600"/>
       </w:tblGrid>
       <w:tr>
-        <w:trPr>
-          <w:tblHeader/>
-        </w:trPr>
         <w:tc>
           <w:tcPr>
             <w:tcW w:type="dxa" w:w="5426"/>
             <w:tcBorders>
-              <w:top w:val="single" w:color="999999" w:sz="4"/>
-              <w:left w:val="single" w:color="999999" w:sz="4"/>
-              <w:bottom w:val="single" w:color="999999" w:sz="4"/>
-              <w:right w:val="single" w:color="999999" w:sz="4"/>
-            </w:tcBorders>
-            <w:shd w:fill="D9E2F3" w:color="auto" w:val="clear"/>
-            <w:tcMar>
-              <w:top w:type="dxa" w:w="60"/>
-              <w:left w:type="dxa" w:w="100"/>
-              <w:bottom w:type="dxa" w:w="60"/>
-              <w:right w:type="dxa" w:w="100"/>
-            </w:tcMar>
-          </w:tcPr>
-          <w:p>
-            <w:pPr>
-              <w:keepNext w:val="false"/>
+              <w:top w:val="single" w:color="000000" w:sz="4"/>
+              <w:left w:val="single" w:color="000000" w:sz="4"/>
+              <w:bottom w:val="single" w:color="000000" w:sz="4"/>
+              <w:right w:val="single" w:color="000000" w:sz="4"/>
+            </w:tcBorders>
+            <w:tcMar>
+              <w:top w:type="dxa" w:w="60"/>
+              <w:left w:type="dxa" w:w="100"/>
+              <w:bottom w:type="dxa" w:w="60"/>
+              <w:right w:type="dxa" w:w="100"/>
+            </w:tcMar>
+          </w:tcPr>
+          <w:p>
+            <w:pPr>
               <w:jc w:val="left"/>
             </w:pPr>
             <w:r>
@@ -177,22 +168,20 @@
           <w:tcPr>
             <w:tcW w:type="dxa" w:w="3600"/>
             <w:tcBorders>
-              <w:top w:val="single" w:color="999999" w:sz="4"/>
-              <w:left w:val="single" w:color="999999" w:sz="4"/>
-              <w:bottom w:val="single" w:color="999999" w:sz="4"/>
-              <w:right w:val="single" w:color="999999" w:sz="4"/>
-            </w:tcBorders>
-            <w:shd w:fill="D9E2F3" w:color="auto" w:val="clear"/>
-            <w:tcMar>
-              <w:top w:type="dxa" w:w="60"/>
-              <w:left w:type="dxa" w:w="100"/>
-              <w:bottom w:type="dxa" w:w="60"/>
-              <w:right w:type="dxa" w:w="100"/>
-            </w:tcMar>
-          </w:tcPr>
-          <w:p>
-            <w:pPr>
-              <w:keepNext w:val="false"/>
+              <w:top w:val="single" w:color="000000" w:sz="4"/>
+              <w:left w:val="single" w:color="000000" w:sz="4"/>
+              <w:bottom w:val="single" w:color="000000" w:sz="4"/>
+              <w:right w:val="single" w:color="000000" w:sz="4"/>
+            </w:tcBorders>
+            <w:tcMar>
+              <w:top w:type="dxa" w:w="60"/>
+              <w:left w:type="dxa" w:w="100"/>
+              <w:bottom w:type="dxa" w:w="60"/>
+              <w:right w:type="dxa" w:w="100"/>
+            </w:tcMar>
+          </w:tcPr>
+          <w:p>
+            <w:pPr>
               <w:jc w:val="center"/>
             </w:pPr>
             <w:r>
@@ -208,28 +197,24 @@
         </w:tc>
       </w:tr>
       <w:tr>
-        <w:trPr>
-          <w:cantSplit/>
-        </w:trPr>
         <w:tc>
           <w:tcPr>
             <w:tcW w:type="dxa" w:w="5426"/>
             <w:tcBorders>
-              <w:top w:val="single" w:color="999999" w:sz="4"/>
-              <w:left w:val="single" w:color="999999" w:sz="4"/>
-              <w:bottom w:val="single" w:color="999999" w:sz="4"/>
-              <w:right w:val="single" w:color="999999" w:sz="4"/>
-            </w:tcBorders>
-            <w:tcMar>
-              <w:top w:type="dxa" w:w="60"/>
-              <w:left w:type="dxa" w:w="100"/>
-              <w:bottom w:type="dxa" w:w="60"/>
-              <w:right w:type="dxa" w:w="100"/>
-            </w:tcMar>
-          </w:tcPr>
-          <w:p>
-            <w:pPr>
-              <w:keepNext w:val="false"/>
+              <w:top w:val="single" w:color="000000" w:sz="4"/>
+              <w:left w:val="single" w:color="000000" w:sz="4"/>
+              <w:bottom w:val="single" w:color="000000" w:sz="4"/>
+              <w:right w:val="single" w:color="000000" w:sz="4"/>
+            </w:tcBorders>
+            <w:tcMar>
+              <w:top w:type="dxa" w:w="60"/>
+              <w:left w:type="dxa" w:w="100"/>
+              <w:bottom w:type="dxa" w:w="60"/>
+              <w:right w:type="dxa" w:w="100"/>
+            </w:tcMar>
+          </w:tcPr>
+          <w:p>
+            <w:pPr>
               <w:jc w:val="left"/>
             </w:pPr>
             <w:r>
@@ -247,21 +232,20 @@
           <w:tcPr>
             <w:tcW w:type="dxa" w:w="3600"/>
             <w:tcBorders>
-              <w:top w:val="single" w:color="999999" w:sz="4"/>
-              <w:left w:val="single" w:color="999999" w:sz="4"/>
-              <w:bottom w:val="single" w:color="999999" w:sz="4"/>
-              <w:right w:val="single" w:color="999999" w:sz="4"/>
-            </w:tcBorders>
-            <w:tcMar>
-              <w:top w:type="dxa" w:w="60"/>
-              <w:left w:type="dxa" w:w="100"/>
-              <w:bottom w:type="dxa" w:w="60"/>
-              <w:right w:type="dxa" w:w="100"/>
-            </w:tcMar>
-          </w:tcPr>
-          <w:p>
-            <w:pPr>
-              <w:keepNext w:val="false"/>
+              <w:top w:val="single" w:color="000000" w:sz="4"/>
+              <w:left w:val="single" w:color="000000" w:sz="4"/>
+              <w:bottom w:val="single" w:color="000000" w:sz="4"/>
+              <w:right w:val="single" w:color="000000" w:sz="4"/>
+            </w:tcBorders>
+            <w:tcMar>
+              <w:top w:type="dxa" w:w="60"/>
+              <w:left w:type="dxa" w:w="100"/>
+              <w:bottom w:type="dxa" w:w="60"/>
+              <w:right w:type="dxa" w:w="100"/>
+            </w:tcMar>
+          </w:tcPr>
+          <w:p>
+            <w:pPr>
               <w:jc w:val="center"/>
             </w:pPr>
             <w:r>
@@ -277,28 +261,24 @@
         </w:tc>
       </w:tr>
       <w:tr>
-        <w:trPr>
-          <w:cantSplit/>
-        </w:trPr>
         <w:tc>
           <w:tcPr>
             <w:tcW w:type="dxa" w:w="5426"/>
             <w:tcBorders>
-              <w:top w:val="single" w:color="999999" w:sz="4"/>
-              <w:left w:val="single" w:color="999999" w:sz="4"/>
-              <w:bottom w:val="single" w:color="999999" w:sz="4"/>
-              <w:right w:val="single" w:color="999999" w:sz="4"/>
-            </w:tcBorders>
-            <w:tcMar>
-              <w:top w:type="dxa" w:w="60"/>
-              <w:left w:type="dxa" w:w="100"/>
-              <w:bottom w:type="dxa" w:w="60"/>
-              <w:right w:type="dxa" w:w="100"/>
-            </w:tcMar>
-          </w:tcPr>
-          <w:p>
-            <w:pPr>
-              <w:keepNext w:val="false"/>
+              <w:top w:val="single" w:color="000000" w:sz="4"/>
+              <w:left w:val="single" w:color="000000" w:sz="4"/>
+              <w:bottom w:val="single" w:color="000000" w:sz="4"/>
+              <w:right w:val="single" w:color="000000" w:sz="4"/>
+            </w:tcBorders>
+            <w:tcMar>
+              <w:top w:type="dxa" w:w="60"/>
+              <w:left w:type="dxa" w:w="100"/>
+              <w:bottom w:type="dxa" w:w="60"/>
+              <w:right w:type="dxa" w:w="100"/>
+            </w:tcMar>
+          </w:tcPr>
+          <w:p>
+            <w:pPr>
               <w:jc w:val="left"/>
             </w:pPr>
             <w:r>
@@ -316,21 +296,20 @@
           <w:tcPr>
             <w:tcW w:type="dxa" w:w="3600"/>
             <w:tcBorders>
-              <w:top w:val="single" w:color="999999" w:sz="4"/>
-              <w:left w:val="single" w:color="999999" w:sz="4"/>
-              <w:bottom w:val="single" w:color="999999" w:sz="4"/>
-              <w:right w:val="single" w:color="999999" w:sz="4"/>
-            </w:tcBorders>
-            <w:tcMar>
-              <w:top w:type="dxa" w:w="60"/>
-              <w:left w:type="dxa" w:w="100"/>
-              <w:bottom w:type="dxa" w:w="60"/>
-              <w:right w:type="dxa" w:w="100"/>
-            </w:tcMar>
-          </w:tcPr>
-          <w:p>
-            <w:pPr>
-              <w:keepNext w:val="false"/>
+              <w:top w:val="single" w:color="000000" w:sz="4"/>
+              <w:left w:val="single" w:color="000000" w:sz="4"/>
+              <w:bottom w:val="single" w:color="000000" w:sz="4"/>
+              <w:right w:val="single" w:color="000000" w:sz="4"/>
+            </w:tcBorders>
+            <w:tcMar>
+              <w:top w:type="dxa" w:w="60"/>
+              <w:left w:type="dxa" w:w="100"/>
+              <w:bottom w:type="dxa" w:w="60"/>
+              <w:right w:type="dxa" w:w="100"/>
+            </w:tcMar>
+          </w:tcPr>
+          <w:p>
+            <w:pPr>
               <w:jc w:val="center"/>
             </w:pPr>
             <w:r>
@@ -346,28 +325,24 @@
         </w:tc>
       </w:tr>
       <w:tr>
-        <w:trPr>
-          <w:cantSplit/>
-        </w:trPr>
         <w:tc>
           <w:tcPr>
             <w:tcW w:type="dxa" w:w="5426"/>
             <w:tcBorders>
-              <w:top w:val="single" w:color="999999" w:sz="4"/>
-              <w:left w:val="single" w:color="999999" w:sz="4"/>
-              <w:bottom w:val="single" w:color="999999" w:sz="4"/>
-              <w:right w:val="single" w:color="999999" w:sz="4"/>
-            </w:tcBorders>
-            <w:tcMar>
-              <w:top w:type="dxa" w:w="60"/>
-              <w:left w:type="dxa" w:w="100"/>
-              <w:bottom w:type="dxa" w:w="60"/>
-              <w:right w:type="dxa" w:w="100"/>
-            </w:tcMar>
-          </w:tcPr>
-          <w:p>
-            <w:pPr>
-              <w:keepNext w:val="false"/>
+              <w:top w:val="single" w:color="000000" w:sz="4"/>
+              <w:left w:val="single" w:color="000000" w:sz="4"/>
+              <w:bottom w:val="single" w:color="000000" w:sz="4"/>
+              <w:right w:val="single" w:color="000000" w:sz="4"/>
+            </w:tcBorders>
+            <w:tcMar>
+              <w:top w:type="dxa" w:w="60"/>
+              <w:left w:type="dxa" w:w="100"/>
+              <w:bottom w:type="dxa" w:w="60"/>
+              <w:right w:type="dxa" w:w="100"/>
+            </w:tcMar>
+          </w:tcPr>
+          <w:p>
+            <w:pPr>
               <w:jc w:val="left"/>
             </w:pPr>
             <w:r>
@@ -385,21 +360,20 @@
           <w:tcPr>
             <w:tcW w:type="dxa" w:w="3600"/>
             <w:tcBorders>
-              <w:top w:val="single" w:color="999999" w:sz="4"/>
-              <w:left w:val="single" w:color="999999" w:sz="4"/>
-              <w:bottom w:val="single" w:color="999999" w:sz="4"/>
-              <w:right w:val="single" w:color="999999" w:sz="4"/>
-            </w:tcBorders>
-            <w:tcMar>
-              <w:top w:type="dxa" w:w="60"/>
-              <w:left w:type="dxa" w:w="100"/>
-              <w:bottom w:type="dxa" w:w="60"/>
-              <w:right w:type="dxa" w:w="100"/>
-            </w:tcMar>
-          </w:tcPr>
-          <w:p>
-            <w:pPr>
-              <w:keepNext w:val="false"/>
+              <w:top w:val="single" w:color="000000" w:sz="4"/>
+              <w:left w:val="single" w:color="000000" w:sz="4"/>
+              <w:bottom w:val="single" w:color="000000" w:sz="4"/>
+              <w:right w:val="single" w:color="000000" w:sz="4"/>
+            </w:tcBorders>
+            <w:tcMar>
+              <w:top w:type="dxa" w:w="60"/>
+              <w:left w:type="dxa" w:w="100"/>
+              <w:bottom w:type="dxa" w:w="60"/>
+              <w:right w:type="dxa" w:w="100"/>
+            </w:tcMar>
+          </w:tcPr>
+          <w:p>
+            <w:pPr>
               <w:jc w:val="center"/>
             </w:pPr>
             <w:r>
@@ -415,28 +389,24 @@
         </w:tc>
       </w:tr>
       <w:tr>
-        <w:trPr>
-          <w:cantSplit/>
-        </w:trPr>
         <w:tc>
           <w:tcPr>
             <w:tcW w:type="dxa" w:w="5426"/>
             <w:tcBorders>
-              <w:top w:val="single" w:color="999999" w:sz="4"/>
-              <w:left w:val="single" w:color="999999" w:sz="4"/>
-              <w:bottom w:val="single" w:color="999999" w:sz="4"/>
-              <w:right w:val="single" w:color="999999" w:sz="4"/>
-            </w:tcBorders>
-            <w:tcMar>
-              <w:top w:type="dxa" w:w="60"/>
-              <w:left w:type="dxa" w:w="100"/>
-              <w:bottom w:type="dxa" w:w="60"/>
-              <w:right w:type="dxa" w:w="100"/>
-            </w:tcMar>
-          </w:tcPr>
-          <w:p>
-            <w:pPr>
-              <w:keepNext w:val="false"/>
+              <w:top w:val="single" w:color="000000" w:sz="4"/>
+              <w:left w:val="single" w:color="000000" w:sz="4"/>
+              <w:bottom w:val="single" w:color="000000" w:sz="4"/>
+              <w:right w:val="single" w:color="000000" w:sz="4"/>
+            </w:tcBorders>
+            <w:tcMar>
+              <w:top w:type="dxa" w:w="60"/>
+              <w:left w:type="dxa" w:w="100"/>
+              <w:bottom w:type="dxa" w:w="60"/>
+              <w:right w:type="dxa" w:w="100"/>
+            </w:tcMar>
+          </w:tcPr>
+          <w:p>
+            <w:pPr>
               <w:jc w:val="left"/>
             </w:pPr>
             <w:r>
@@ -454,21 +424,20 @@
           <w:tcPr>
             <w:tcW w:type="dxa" w:w="3600"/>
             <w:tcBorders>
-              <w:top w:val="single" w:color="999999" w:sz="4"/>
-              <w:left w:val="single" w:color="999999" w:sz="4"/>
-              <w:bottom w:val="single" w:color="999999" w:sz="4"/>
-              <w:right w:val="single" w:color="999999" w:sz="4"/>
-            </w:tcBorders>
-            <w:tcMar>
-              <w:top w:type="dxa" w:w="60"/>
-              <w:left w:type="dxa" w:w="100"/>
-              <w:bottom w:type="dxa" w:w="60"/>
-              <w:right w:type="dxa" w:w="100"/>
-            </w:tcMar>
-          </w:tcPr>
-          <w:p>
-            <w:pPr>
-              <w:keepNext w:val="false"/>
+              <w:top w:val="single" w:color="000000" w:sz="4"/>
+              <w:left w:val="single" w:color="000000" w:sz="4"/>
+              <w:bottom w:val="single" w:color="000000" w:sz="4"/>
+              <w:right w:val="single" w:color="000000" w:sz="4"/>
+            </w:tcBorders>
+            <w:tcMar>
+              <w:top w:type="dxa" w:w="60"/>
+              <w:left w:type="dxa" w:w="100"/>
+              <w:bottom w:type="dxa" w:w="60"/>
+              <w:right w:type="dxa" w:w="100"/>
+            </w:tcMar>
+          </w:tcPr>
+          <w:p>
+            <w:pPr>
               <w:jc w:val="center"/>
             </w:pPr>
             <w:r>
@@ -484,28 +453,24 @@
         </w:tc>
       </w:tr>
       <w:tr>
-        <w:trPr>
-          <w:cantSplit/>
-        </w:trPr>
         <w:tc>
           <w:tcPr>
             <w:tcW w:type="dxa" w:w="5426"/>
             <w:tcBorders>
-              <w:top w:val="single" w:color="999999" w:sz="4"/>
-              <w:left w:val="single" w:color="999999" w:sz="4"/>
-              <w:bottom w:val="single" w:color="999999" w:sz="4"/>
-              <w:right w:val="single" w:color="999999" w:sz="4"/>
-            </w:tcBorders>
-            <w:tcMar>
-              <w:top w:type="dxa" w:w="60"/>
-              <w:left w:type="dxa" w:w="100"/>
-              <w:bottom w:type="dxa" w:w="60"/>
-              <w:right w:type="dxa" w:w="100"/>
-            </w:tcMar>
-          </w:tcPr>
-          <w:p>
-            <w:pPr>
-              <w:keepNext w:val="false"/>
+              <w:top w:val="single" w:color="000000" w:sz="4"/>
+              <w:left w:val="single" w:color="000000" w:sz="4"/>
+              <w:bottom w:val="single" w:color="000000" w:sz="4"/>
+              <w:right w:val="single" w:color="000000" w:sz="4"/>
+            </w:tcBorders>
+            <w:tcMar>
+              <w:top w:type="dxa" w:w="60"/>
+              <w:left w:type="dxa" w:w="100"/>
+              <w:bottom w:type="dxa" w:w="60"/>
+              <w:right w:type="dxa" w:w="100"/>
+            </w:tcMar>
+          </w:tcPr>
+          <w:p>
+            <w:pPr>
               <w:jc w:val="left"/>
             </w:pPr>
             <w:r>
@@ -523,21 +488,20 @@
           <w:tcPr>
             <w:tcW w:type="dxa" w:w="3600"/>
             <w:tcBorders>
-              <w:top w:val="single" w:color="999999" w:sz="4"/>
-              <w:left w:val="single" w:color="999999" w:sz="4"/>
-              <w:bottom w:val="single" w:color="999999" w:sz="4"/>
-              <w:right w:val="single" w:color="999999" w:sz="4"/>
-            </w:tcBorders>
-            <w:tcMar>
-              <w:top w:type="dxa" w:w="60"/>
-              <w:left w:type="dxa" w:w="100"/>
-              <w:bottom w:type="dxa" w:w="60"/>
-              <w:right w:type="dxa" w:w="100"/>
-            </w:tcMar>
-          </w:tcPr>
-          <w:p>
-            <w:pPr>
-              <w:keepNext w:val="false"/>
+              <w:top w:val="single" w:color="000000" w:sz="4"/>
+              <w:left w:val="single" w:color="000000" w:sz="4"/>
+              <w:bottom w:val="single" w:color="000000" w:sz="4"/>
+              <w:right w:val="single" w:color="000000" w:sz="4"/>
+            </w:tcBorders>
+            <w:tcMar>
+              <w:top w:type="dxa" w:w="60"/>
+              <w:left w:type="dxa" w:w="100"/>
+              <w:bottom w:type="dxa" w:w="60"/>
+              <w:right w:type="dxa" w:w="100"/>
+            </w:tcMar>
+          </w:tcPr>
+          <w:p>
+            <w:pPr>
               <w:jc w:val="center"/>
             </w:pPr>
             <w:r>
@@ -553,28 +517,24 @@
         </w:tc>
       </w:tr>
       <w:tr>
-        <w:trPr>
-          <w:cantSplit/>
-        </w:trPr>
         <w:tc>
           <w:tcPr>
             <w:tcW w:type="dxa" w:w="5426"/>
             <w:tcBorders>
-              <w:top w:val="single" w:color="999999" w:sz="4"/>
-              <w:left w:val="single" w:color="999999" w:sz="4"/>
-              <w:bottom w:val="single" w:color="999999" w:sz="4"/>
-              <w:right w:val="single" w:color="999999" w:sz="4"/>
-            </w:tcBorders>
-            <w:tcMar>
-              <w:top w:type="dxa" w:w="60"/>
-              <w:left w:type="dxa" w:w="100"/>
-              <w:bottom w:type="dxa" w:w="60"/>
-              <w:right w:type="dxa" w:w="100"/>
-            </w:tcMar>
-          </w:tcPr>
-          <w:p>
-            <w:pPr>
-              <w:keepNext w:val="false"/>
+              <w:top w:val="single" w:color="000000" w:sz="4"/>
+              <w:left w:val="single" w:color="000000" w:sz="4"/>
+              <w:bottom w:val="single" w:color="000000" w:sz="4"/>
+              <w:right w:val="single" w:color="000000" w:sz="4"/>
+            </w:tcBorders>
+            <w:tcMar>
+              <w:top w:type="dxa" w:w="60"/>
+              <w:left w:type="dxa" w:w="100"/>
+              <w:bottom w:type="dxa" w:w="60"/>
+              <w:right w:type="dxa" w:w="100"/>
+            </w:tcMar>
+          </w:tcPr>
+          <w:p>
+            <w:pPr>
               <w:jc w:val="left"/>
             </w:pPr>
             <w:r>
@@ -592,21 +552,20 @@
           <w:tcPr>
             <w:tcW w:type="dxa" w:w="3600"/>
             <w:tcBorders>
-              <w:top w:val="single" w:color="999999" w:sz="4"/>
-              <w:left w:val="single" w:color="999999" w:sz="4"/>
-              <w:bottom w:val="single" w:color="999999" w:sz="4"/>
-              <w:right w:val="single" w:color="999999" w:sz="4"/>
-            </w:tcBorders>
-            <w:tcMar>
-              <w:top w:type="dxa" w:w="60"/>
-              <w:left w:type="dxa" w:w="100"/>
-              <w:bottom w:type="dxa" w:w="60"/>
-              <w:right w:type="dxa" w:w="100"/>
-            </w:tcMar>
-          </w:tcPr>
-          <w:p>
-            <w:pPr>
-              <w:keepNext w:val="false"/>
+              <w:top w:val="single" w:color="000000" w:sz="4"/>
+              <w:left w:val="single" w:color="000000" w:sz="4"/>
+              <w:bottom w:val="single" w:color="000000" w:sz="4"/>
+              <w:right w:val="single" w:color="000000" w:sz="4"/>
+            </w:tcBorders>
+            <w:tcMar>
+              <w:top w:type="dxa" w:w="60"/>
+              <w:left w:type="dxa" w:w="100"/>
+              <w:bottom w:type="dxa" w:w="60"/>
+              <w:right w:type="dxa" w:w="100"/>
+            </w:tcMar>
+          </w:tcPr>
+          <w:p>
+            <w:pPr>
               <w:jc w:val="center"/>
             </w:pPr>
             <w:r>
@@ -622,28 +581,24 @@
         </w:tc>
       </w:tr>
       <w:tr>
-        <w:trPr>
-          <w:cantSplit/>
-        </w:trPr>
         <w:tc>
           <w:tcPr>
             <w:tcW w:type="dxa" w:w="5426"/>
             <w:tcBorders>
-              <w:top w:val="single" w:color="999999" w:sz="4"/>
-              <w:left w:val="single" w:color="999999" w:sz="4"/>
-              <w:bottom w:val="single" w:color="999999" w:sz="4"/>
-              <w:right w:val="single" w:color="999999" w:sz="4"/>
-            </w:tcBorders>
-            <w:tcMar>
-              <w:top w:type="dxa" w:w="60"/>
-              <w:left w:type="dxa" w:w="100"/>
-              <w:bottom w:type="dxa" w:w="60"/>
-              <w:right w:type="dxa" w:w="100"/>
-            </w:tcMar>
-          </w:tcPr>
-          <w:p>
-            <w:pPr>
-              <w:keepNext w:val="false"/>
+              <w:top w:val="single" w:color="000000" w:sz="4"/>
+              <w:left w:val="single" w:color="000000" w:sz="4"/>
+              <w:bottom w:val="single" w:color="000000" w:sz="4"/>
+              <w:right w:val="single" w:color="000000" w:sz="4"/>
+            </w:tcBorders>
+            <w:tcMar>
+              <w:top w:type="dxa" w:w="60"/>
+              <w:left w:type="dxa" w:w="100"/>
+              <w:bottom w:type="dxa" w:w="60"/>
+              <w:right w:type="dxa" w:w="100"/>
+            </w:tcMar>
+          </w:tcPr>
+          <w:p>
+            <w:pPr>
               <w:jc w:val="left"/>
             </w:pPr>
             <w:r>
@@ -661,21 +616,20 @@
           <w:tcPr>
             <w:tcW w:type="dxa" w:w="3600"/>
             <w:tcBorders>
-              <w:top w:val="single" w:color="999999" w:sz="4"/>
-              <w:left w:val="single" w:color="999999" w:sz="4"/>
-              <w:bottom w:val="single" w:color="999999" w:sz="4"/>
-              <w:right w:val="single" w:color="999999" w:sz="4"/>
-            </w:tcBorders>
-            <w:tcMar>
-              <w:top w:type="dxa" w:w="60"/>
-              <w:left w:type="dxa" w:w="100"/>
-              <w:bottom w:type="dxa" w:w="60"/>
-              <w:right w:type="dxa" w:w="100"/>
-            </w:tcMar>
-          </w:tcPr>
-          <w:p>
-            <w:pPr>
-              <w:keepNext w:val="false"/>
+              <w:top w:val="single" w:color="000000" w:sz="4"/>
+              <w:left w:val="single" w:color="000000" w:sz="4"/>
+              <w:bottom w:val="single" w:color="000000" w:sz="4"/>
+              <w:right w:val="single" w:color="000000" w:sz="4"/>
+            </w:tcBorders>
+            <w:tcMar>
+              <w:top w:type="dxa" w:w="60"/>
+              <w:left w:type="dxa" w:w="100"/>
+              <w:bottom w:type="dxa" w:w="60"/>
+              <w:right w:type="dxa" w:w="100"/>
+            </w:tcMar>
+          </w:tcPr>
+          <w:p>
+            <w:pPr>
               <w:jc w:val="center"/>
             </w:pPr>
             <w:r>
@@ -691,28 +645,24 @@
         </w:tc>
       </w:tr>
       <w:tr>
-        <w:trPr>
-          <w:cantSplit/>
-        </w:trPr>
         <w:tc>
           <w:tcPr>
             <w:tcW w:type="dxa" w:w="5426"/>
             <w:tcBorders>
-              <w:top w:val="single" w:color="999999" w:sz="4"/>
-              <w:left w:val="single" w:color="999999" w:sz="4"/>
-              <w:bottom w:val="single" w:color="999999" w:sz="4"/>
-              <w:right w:val="single" w:color="999999" w:sz="4"/>
-            </w:tcBorders>
-            <w:tcMar>
-              <w:top w:type="dxa" w:w="60"/>
-              <w:left w:type="dxa" w:w="100"/>
-              <w:bottom w:type="dxa" w:w="60"/>
-              <w:right w:type="dxa" w:w="100"/>
-            </w:tcMar>
-          </w:tcPr>
-          <w:p>
-            <w:pPr>
-              <w:keepNext/>
+              <w:top w:val="single" w:color="000000" w:sz="4"/>
+              <w:left w:val="single" w:color="000000" w:sz="4"/>
+              <w:bottom w:val="single" w:color="000000" w:sz="4"/>
+              <w:right w:val="single" w:color="000000" w:sz="4"/>
+            </w:tcBorders>
+            <w:tcMar>
+              <w:top w:type="dxa" w:w="60"/>
+              <w:left w:type="dxa" w:w="100"/>
+              <w:bottom w:type="dxa" w:w="60"/>
+              <w:right w:type="dxa" w:w="100"/>
+            </w:tcMar>
+          </w:tcPr>
+          <w:p>
+            <w:pPr>
               <w:jc w:val="left"/>
             </w:pPr>
             <w:r>
@@ -730,21 +680,20 @@
           <w:tcPr>
             <w:tcW w:type="dxa" w:w="3600"/>
             <w:tcBorders>
-              <w:top w:val="single" w:color="999999" w:sz="4"/>
-              <w:left w:val="single" w:color="999999" w:sz="4"/>
-              <w:bottom w:val="single" w:color="999999" w:sz="4"/>
-              <w:right w:val="single" w:color="999999" w:sz="4"/>
-            </w:tcBorders>
-            <w:tcMar>
-              <w:top w:type="dxa" w:w="60"/>
-              <w:left w:type="dxa" w:w="100"/>
-              <w:bottom w:type="dxa" w:w="60"/>
-              <w:right w:type="dxa" w:w="100"/>
-            </w:tcMar>
-          </w:tcPr>
-          <w:p>
-            <w:pPr>
-              <w:keepNext/>
+              <w:top w:val="single" w:color="000000" w:sz="4"/>
+              <w:left w:val="single" w:color="000000" w:sz="4"/>
+              <w:bottom w:val="single" w:color="000000" w:sz="4"/>
+              <w:right w:val="single" w:color="000000" w:sz="4"/>
+            </w:tcBorders>
+            <w:tcMar>
+              <w:top w:type="dxa" w:w="60"/>
+              <w:left w:type="dxa" w:w="100"/>
+              <w:bottom w:type="dxa" w:w="60"/>
+              <w:right w:type="dxa" w:w="100"/>
+            </w:tcMar>
+          </w:tcPr>
+          <w:p>
+            <w:pPr>
               <w:jc w:val="center"/>
             </w:pPr>
             <w:r>
@@ -767,8 +716,6 @@
       </w:pPr>
       <w:r>
         <w:rPr>
-          <w:i/>
-          <w:iCs/>
           <w:sz w:val="18"/>
           <w:szCs w:val="18"/>
         </w:rPr>
@@ -812,29 +759,24 @@
         <w:gridCol w:w="2257"/>
       </w:tblGrid>
       <w:tr>
-        <w:trPr>
-          <w:tblHeader/>
-        </w:trPr>
         <w:tc>
           <w:tcPr>
             <w:tcW w:type="dxa" w:w="2256"/>
             <w:tcBorders>
-              <w:top w:val="single" w:color="999999" w:sz="4"/>
-              <w:left w:val="single" w:color="999999" w:sz="4"/>
-              <w:bottom w:val="single" w:color="999999" w:sz="4"/>
-              <w:right w:val="single" w:color="999999" w:sz="4"/>
-            </w:tcBorders>
-            <w:shd w:fill="D9E2F3" w:color="auto" w:val="clear"/>
-            <w:tcMar>
-              <w:top w:type="dxa" w:w="60"/>
-              <w:left w:type="dxa" w:w="100"/>
-              <w:bottom w:type="dxa" w:w="60"/>
-              <w:right w:type="dxa" w:w="100"/>
-            </w:tcMar>
-          </w:tcPr>
-          <w:p>
-            <w:pPr>
-              <w:keepNext w:val="false"/>
+              <w:top w:val="single" w:color="000000" w:sz="4"/>
+              <w:left w:val="single" w:color="000000" w:sz="4"/>
+              <w:bottom w:val="single" w:color="000000" w:sz="4"/>
+              <w:right w:val="single" w:color="000000" w:sz="4"/>
+            </w:tcBorders>
+            <w:tcMar>
+              <w:top w:type="dxa" w:w="60"/>
+              <w:left w:type="dxa" w:w="100"/>
+              <w:bottom w:type="dxa" w:w="60"/>
+              <w:right w:type="dxa" w:w="100"/>
+            </w:tcMar>
+          </w:tcPr>
+          <w:p>
+            <w:pPr>
               <w:jc w:val="left"/>
             </w:pPr>
             <w:r>
@@ -852,22 +794,20 @@
           <w:tcPr>
             <w:tcW w:type="dxa" w:w="2256"/>
             <w:tcBorders>
-              <w:top w:val="single" w:color="999999" w:sz="4"/>
-              <w:left w:val="single" w:color="999999" w:sz="4"/>
-              <w:bottom w:val="single" w:color="999999" w:sz="4"/>
-              <w:right w:val="single" w:color="999999" w:sz="4"/>
-            </w:tcBorders>
-            <w:shd w:fill="D9E2F3" w:color="auto" w:val="clear"/>
-            <w:tcMar>
-              <w:top w:type="dxa" w:w="60"/>
-              <w:left w:type="dxa" w:w="100"/>
-              <w:bottom w:type="dxa" w:w="60"/>
-              <w:right w:type="dxa" w:w="100"/>
-            </w:tcMar>
-          </w:tcPr>
-          <w:p>
-            <w:pPr>
-              <w:keepNext w:val="false"/>
+              <w:top w:val="single" w:color="000000" w:sz="4"/>
+              <w:left w:val="single" w:color="000000" w:sz="4"/>
+              <w:bottom w:val="single" w:color="000000" w:sz="4"/>
+              <w:right w:val="single" w:color="000000" w:sz="4"/>
+            </w:tcBorders>
+            <w:tcMar>
+              <w:top w:type="dxa" w:w="60"/>
+              <w:left w:type="dxa" w:w="100"/>
+              <w:bottom w:type="dxa" w:w="60"/>
+              <w:right w:type="dxa" w:w="100"/>
+            </w:tcMar>
+          </w:tcPr>
+          <w:p>
+            <w:pPr>
               <w:jc w:val="center"/>
             </w:pPr>
             <w:r>
@@ -885,22 +825,20 @@
           <w:tcPr>
             <w:tcW w:type="dxa" w:w="2257"/>
             <w:tcBorders>
-              <w:top w:val="single" w:color="999999" w:sz="4"/>
-              <w:left w:val="single" w:color="999999" w:sz="4"/>
-              <w:bottom w:val="single" w:color="999999" w:sz="4"/>
-              <w:right w:val="single" w:color="999999" w:sz="4"/>
-            </w:tcBorders>
-            <w:shd w:fill="D9E2F3" w:color="auto" w:val="clear"/>
-            <w:tcMar>
-              <w:top w:type="dxa" w:w="60"/>
-              <w:left w:type="dxa" w:w="100"/>
-              <w:bottom w:type="dxa" w:w="60"/>
-              <w:right w:type="dxa" w:w="100"/>
-            </w:tcMar>
-          </w:tcPr>
-          <w:p>
-            <w:pPr>
-              <w:keepNext w:val="false"/>
+              <w:top w:val="single" w:color="000000" w:sz="4"/>
+              <w:left w:val="single" w:color="000000" w:sz="4"/>
+              <w:bottom w:val="single" w:color="000000" w:sz="4"/>
+              <w:right w:val="single" w:color="000000" w:sz="4"/>
+            </w:tcBorders>
+            <w:tcMar>
+              <w:top w:type="dxa" w:w="60"/>
+              <w:left w:type="dxa" w:w="100"/>
+              <w:bottom w:type="dxa" w:w="60"/>
+              <w:right w:type="dxa" w:w="100"/>
+            </w:tcMar>
+          </w:tcPr>
+          <w:p>
+            <w:pPr>
               <w:jc w:val="center"/>
             </w:pPr>
             <w:r>
@@ -918,22 +856,20 @@
           <w:tcPr>
             <w:tcW w:type="dxa" w:w="2257"/>
             <w:tcBorders>
-              <w:top w:val="single" w:color="999999" w:sz="4"/>
-              <w:left w:val="single" w:color="999999" w:sz="4"/>
-              <w:bottom w:val="single" w:color="999999" w:sz="4"/>
-              <w:right w:val="single" w:color="999999" w:sz="4"/>
-            </w:tcBorders>
-            <w:shd w:fill="D9E2F3" w:color="auto" w:val="clear"/>
-            <w:tcMar>
-              <w:top w:type="dxa" w:w="60"/>
-              <w:left w:type="dxa" w:w="100"/>
-              <w:bottom w:type="dxa" w:w="60"/>
-              <w:right w:type="dxa" w:w="100"/>
-            </w:tcMar>
-          </w:tcPr>
-          <w:p>
-            <w:pPr>
-              <w:keepNext w:val="false"/>
+              <w:top w:val="single" w:color="000000" w:sz="4"/>
+              <w:left w:val="single" w:color="000000" w:sz="4"/>
+              <w:bottom w:val="single" w:color="000000" w:sz="4"/>
+              <w:right w:val="single" w:color="000000" w:sz="4"/>
+            </w:tcBorders>
+            <w:tcMar>
+              <w:top w:type="dxa" w:w="60"/>
+              <w:left w:type="dxa" w:w="100"/>
+              <w:bottom w:type="dxa" w:w="60"/>
+              <w:right w:type="dxa" w:w="100"/>
+            </w:tcMar>
+          </w:tcPr>
+          <w:p>
+            <w:pPr>
               <w:jc w:val="center"/>
             </w:pPr>
             <w:r>
@@ -949,28 +885,24 @@
         </w:tc>
       </w:tr>
       <w:tr>
-        <w:trPr>
-          <w:cantSplit/>
-        </w:trPr>
         <w:tc>
           <w:tcPr>
             <w:tcW w:type="dxa" w:w="2256"/>
             <w:tcBorders>
-              <w:top w:val="single" w:color="999999" w:sz="4"/>
-              <w:left w:val="single" w:color="999999" w:sz="4"/>
-              <w:bottom w:val="single" w:color="999999" w:sz="4"/>
-              <w:right w:val="single" w:color="999999" w:sz="4"/>
-            </w:tcBorders>
-            <w:tcMar>
-              <w:top w:type="dxa" w:w="60"/>
-              <w:left w:type="dxa" w:w="100"/>
-              <w:bottom w:type="dxa" w:w="60"/>
-              <w:right w:type="dxa" w:w="100"/>
-            </w:tcMar>
-          </w:tcPr>
-          <w:p>
-            <w:pPr>
-              <w:keepNext w:val="false"/>
+              <w:top w:val="single" w:color="000000" w:sz="4"/>
+              <w:left w:val="single" w:color="000000" w:sz="4"/>
+              <w:bottom w:val="single" w:color="000000" w:sz="4"/>
+              <w:right w:val="single" w:color="000000" w:sz="4"/>
+            </w:tcBorders>
+            <w:tcMar>
+              <w:top w:type="dxa" w:w="60"/>
+              <w:left w:type="dxa" w:w="100"/>
+              <w:bottom w:type="dxa" w:w="60"/>
+              <w:right w:type="dxa" w:w="100"/>
+            </w:tcMar>
+          </w:tcPr>
+          <w:p>
+            <w:pPr>
               <w:jc w:val="left"/>
             </w:pPr>
             <w:r>
@@ -988,21 +920,20 @@
           <w:tcPr>
             <w:tcW w:type="dxa" w:w="2256"/>
             <w:tcBorders>
-              <w:top w:val="single" w:color="999999" w:sz="4"/>
-              <w:left w:val="single" w:color="999999" w:sz="4"/>
-              <w:bottom w:val="single" w:color="999999" w:sz="4"/>
-              <w:right w:val="single" w:color="999999" w:sz="4"/>
-            </w:tcBorders>
-            <w:tcMar>
-              <w:top w:type="dxa" w:w="60"/>
-              <w:left w:type="dxa" w:w="100"/>
-              <w:bottom w:type="dxa" w:w="60"/>
-              <w:right w:type="dxa" w:w="100"/>
-            </w:tcMar>
-          </w:tcPr>
-          <w:p>
-            <w:pPr>
-              <w:keepNext w:val="false"/>
+              <w:top w:val="single" w:color="000000" w:sz="4"/>
+              <w:left w:val="single" w:color="000000" w:sz="4"/>
+              <w:bottom w:val="single" w:color="000000" w:sz="4"/>
+              <w:right w:val="single" w:color="000000" w:sz="4"/>
+            </w:tcBorders>
+            <w:tcMar>
+              <w:top w:type="dxa" w:w="60"/>
+              <w:left w:type="dxa" w:w="100"/>
+              <w:bottom w:type="dxa" w:w="60"/>
+              <w:right w:type="dxa" w:w="100"/>
+            </w:tcMar>
+          </w:tcPr>
+          <w:p>
+            <w:pPr>
               <w:jc w:val="center"/>
             </w:pPr>
             <w:r>
@@ -1020,21 +951,20 @@
           <w:tcPr>
             <w:tcW w:type="dxa" w:w="2257"/>
             <w:tcBorders>
-              <w:top w:val="single" w:color="999999" w:sz="4"/>
-              <w:left w:val="single" w:color="999999" w:sz="4"/>
-              <w:bottom w:val="single" w:color="999999" w:sz="4"/>
-              <w:right w:val="single" w:color="999999" w:sz="4"/>
-            </w:tcBorders>
-            <w:tcMar>
-              <w:top w:type="dxa" w:w="60"/>
-              <w:left w:type="dxa" w:w="100"/>
-              <w:bottom w:type="dxa" w:w="60"/>
-              <w:right w:type="dxa" w:w="100"/>
-            </w:tcMar>
-          </w:tcPr>
-          <w:p>
-            <w:pPr>
-              <w:keepNext w:val="false"/>
+              <w:top w:val="single" w:color="000000" w:sz="4"/>
+              <w:left w:val="single" w:color="000000" w:sz="4"/>
+              <w:bottom w:val="single" w:color="000000" w:sz="4"/>
+              <w:right w:val="single" w:color="000000" w:sz="4"/>
+            </w:tcBorders>
+            <w:tcMar>
+              <w:top w:type="dxa" w:w="60"/>
+              <w:left w:type="dxa" w:w="100"/>
+              <w:bottom w:type="dxa" w:w="60"/>
+              <w:right w:type="dxa" w:w="100"/>
+            </w:tcMar>
+          </w:tcPr>
+          <w:p>
+            <w:pPr>
               <w:jc w:val="center"/>
             </w:pPr>
             <w:r>
@@ -1052,21 +982,20 @@
           <w:tcPr>
             <w:tcW w:type="dxa" w:w="2257"/>
             <w:tcBorders>
-              <w:top w:val="single" w:color="999999" w:sz="4"/>
-              <w:left w:val="single" w:color="999999" w:sz="4"/>
-              <w:bottom w:val="single" w:color="999999" w:sz="4"/>
-              <w:right w:val="single" w:color="999999" w:sz="4"/>
-            </w:tcBorders>
-            <w:tcMar>
-              <w:top w:type="dxa" w:w="60"/>
-              <w:left w:type="dxa" w:w="100"/>
-              <w:bottom w:type="dxa" w:w="60"/>
-              <w:right w:type="dxa" w:w="100"/>
-            </w:tcMar>
-          </w:tcPr>
-          <w:p>
-            <w:pPr>
-              <w:keepNext w:val="false"/>
+              <w:top w:val="single" w:color="000000" w:sz="4"/>
+              <w:left w:val="single" w:color="000000" w:sz="4"/>
+              <w:bottom w:val="single" w:color="000000" w:sz="4"/>
+              <w:right w:val="single" w:color="000000" w:sz="4"/>
+            </w:tcBorders>
+            <w:tcMar>
+              <w:top w:type="dxa" w:w="60"/>
+              <w:left w:type="dxa" w:w="100"/>
+              <w:bottom w:type="dxa" w:w="60"/>
+              <w:right w:type="dxa" w:w="100"/>
+            </w:tcMar>
+          </w:tcPr>
+          <w:p>
+            <w:pPr>
               <w:jc w:val="center"/>
             </w:pPr>
             <w:r>
@@ -1082,28 +1011,24 @@
         </w:tc>
       </w:tr>
       <w:tr>
-        <w:trPr>
-          <w:cantSplit/>
-        </w:trPr>
         <w:tc>
           <w:tcPr>
             <w:tcW w:type="dxa" w:w="2256"/>
             <w:tcBorders>
-              <w:top w:val="single" w:color="999999" w:sz="4"/>
-              <w:left w:val="single" w:color="999999" w:sz="4"/>
-              <w:bottom w:val="single" w:color="999999" w:sz="4"/>
-              <w:right w:val="single" w:color="999999" w:sz="4"/>
-            </w:tcBorders>
-            <w:tcMar>
-              <w:top w:type="dxa" w:w="60"/>
-              <w:left w:type="dxa" w:w="100"/>
-              <w:bottom w:type="dxa" w:w="60"/>
-              <w:right w:type="dxa" w:w="100"/>
-            </w:tcMar>
-          </w:tcPr>
-          <w:p>
-            <w:pPr>
-              <w:keepNext w:val="false"/>
+              <w:top w:val="single" w:color="000000" w:sz="4"/>
+              <w:left w:val="single" w:color="000000" w:sz="4"/>
+              <w:bottom w:val="single" w:color="000000" w:sz="4"/>
+              <w:right w:val="single" w:color="000000" w:sz="4"/>
+            </w:tcBorders>
+            <w:tcMar>
+              <w:top w:type="dxa" w:w="60"/>
+              <w:left w:type="dxa" w:w="100"/>
+              <w:bottom w:type="dxa" w:w="60"/>
+              <w:right w:type="dxa" w:w="100"/>
+            </w:tcMar>
+          </w:tcPr>
+          <w:p>
+            <w:pPr>
               <w:jc w:val="left"/>
             </w:pPr>
             <w:r>
@@ -1121,21 +1046,20 @@
           <w:tcPr>
             <w:tcW w:type="dxa" w:w="2256"/>
             <w:tcBorders>
-              <w:top w:val="single" w:color="999999" w:sz="4"/>
-              <w:left w:val="single" w:color="999999" w:sz="4"/>
-              <w:bottom w:val="single" w:color="999999" w:sz="4"/>
-              <w:right w:val="single" w:color="999999" w:sz="4"/>
-            </w:tcBorders>
-            <w:tcMar>
-              <w:top w:type="dxa" w:w="60"/>
-              <w:left w:type="dxa" w:w="100"/>
-              <w:bottom w:type="dxa" w:w="60"/>
-              <w:right w:type="dxa" w:w="100"/>
-            </w:tcMar>
-          </w:tcPr>
-          <w:p>
-            <w:pPr>
-              <w:keepNext w:val="false"/>
+              <w:top w:val="single" w:color="000000" w:sz="4"/>
+              <w:left w:val="single" w:color="000000" w:sz="4"/>
+              <w:bottom w:val="single" w:color="000000" w:sz="4"/>
+              <w:right w:val="single" w:color="000000" w:sz="4"/>
+            </w:tcBorders>
+            <w:tcMar>
+              <w:top w:type="dxa" w:w="60"/>
+              <w:left w:type="dxa" w:w="100"/>
+              <w:bottom w:type="dxa" w:w="60"/>
+              <w:right w:type="dxa" w:w="100"/>
+            </w:tcMar>
+          </w:tcPr>
+          <w:p>
+            <w:pPr>
               <w:jc w:val="center"/>
             </w:pPr>
             <w:r>
@@ -1153,21 +1077,20 @@
           <w:tcPr>
             <w:tcW w:type="dxa" w:w="2257"/>
             <w:tcBorders>
-              <w:top w:val="single" w:color="999999" w:sz="4"/>
-              <w:left w:val="single" w:color="999999" w:sz="4"/>
-              <w:bottom w:val="single" w:color="999999" w:sz="4"/>
-              <w:right w:val="single" w:color="999999" w:sz="4"/>
-            </w:tcBorders>
-            <w:tcMar>
-              <w:top w:type="dxa" w:w="60"/>
-              <w:left w:type="dxa" w:w="100"/>
-              <w:bottom w:type="dxa" w:w="60"/>
-              <w:right w:type="dxa" w:w="100"/>
-            </w:tcMar>
-          </w:tcPr>
-          <w:p>
-            <w:pPr>
-              <w:keepNext w:val="false"/>
+              <w:top w:val="single" w:color="000000" w:sz="4"/>
+              <w:left w:val="single" w:color="000000" w:sz="4"/>
+              <w:bottom w:val="single" w:color="000000" w:sz="4"/>
+              <w:right w:val="single" w:color="000000" w:sz="4"/>
+            </w:tcBorders>
+            <w:tcMar>
+              <w:top w:type="dxa" w:w="60"/>
+              <w:left w:type="dxa" w:w="100"/>
+              <w:bottom w:type="dxa" w:w="60"/>
+              <w:right w:type="dxa" w:w="100"/>
+            </w:tcMar>
+          </w:tcPr>
+          <w:p>
+            <w:pPr>
               <w:jc w:val="center"/>
             </w:pPr>
             <w:r>
@@ -1185,21 +1108,20 @@
           <w:tcPr>
             <w:tcW w:type="dxa" w:w="2257"/>
             <w:tcBorders>
-              <w:top w:val="single" w:color="999999" w:sz="4"/>
-              <w:left w:val="single" w:color="999999" w:sz="4"/>
-              <w:bottom w:val="single" w:color="999999" w:sz="4"/>
-              <w:right w:val="single" w:color="999999" w:sz="4"/>
-            </w:tcBorders>
-            <w:tcMar>
-              <w:top w:type="dxa" w:w="60"/>
-              <w:left w:type="dxa" w:w="100"/>
-              <w:bottom w:type="dxa" w:w="60"/>
-              <w:right w:type="dxa" w:w="100"/>
-            </w:tcMar>
-          </w:tcPr>
-          <w:p>
-            <w:pPr>
-              <w:keepNext w:val="false"/>
+              <w:top w:val="single" w:color="000000" w:sz="4"/>
+              <w:left w:val="single" w:color="000000" w:sz="4"/>
+              <w:bottom w:val="single" w:color="000000" w:sz="4"/>
+              <w:right w:val="single" w:color="000000" w:sz="4"/>
+            </w:tcBorders>
+            <w:tcMar>
+              <w:top w:type="dxa" w:w="60"/>
+              <w:left w:type="dxa" w:w="100"/>
+              <w:bottom w:type="dxa" w:w="60"/>
+              <w:right w:type="dxa" w:w="100"/>
+            </w:tcMar>
+          </w:tcPr>
+          <w:p>
+            <w:pPr>
               <w:jc w:val="center"/>
             </w:pPr>
             <w:r>
@@ -1215,28 +1137,24 @@
         </w:tc>
       </w:tr>
       <w:tr>
-        <w:trPr>
-          <w:cantSplit/>
-        </w:trPr>
         <w:tc>
           <w:tcPr>
             <w:tcW w:type="dxa" w:w="2256"/>
             <w:tcBorders>
-              <w:top w:val="single" w:color="999999" w:sz="4"/>
-              <w:left w:val="single" w:color="999999" w:sz="4"/>
-              <w:bottom w:val="single" w:color="999999" w:sz="4"/>
-              <w:right w:val="single" w:color="999999" w:sz="4"/>
-            </w:tcBorders>
-            <w:tcMar>
-              <w:top w:type="dxa" w:w="60"/>
-              <w:left w:type="dxa" w:w="100"/>
-              <w:bottom w:type="dxa" w:w="60"/>
-              <w:right w:type="dxa" w:w="100"/>
-            </w:tcMar>
-          </w:tcPr>
-          <w:p>
-            <w:pPr>
-              <w:keepNext w:val="false"/>
+              <w:top w:val="single" w:color="000000" w:sz="4"/>
+              <w:left w:val="single" w:color="000000" w:sz="4"/>
+              <w:bottom w:val="single" w:color="000000" w:sz="4"/>
+              <w:right w:val="single" w:color="000000" w:sz="4"/>
+            </w:tcBorders>
+            <w:tcMar>
+              <w:top w:type="dxa" w:w="60"/>
+              <w:left w:type="dxa" w:w="100"/>
+              <w:bottom w:type="dxa" w:w="60"/>
+              <w:right w:type="dxa" w:w="100"/>
+            </w:tcMar>
+          </w:tcPr>
+          <w:p>
+            <w:pPr>
               <w:jc w:val="left"/>
             </w:pPr>
             <w:r>
@@ -1254,21 +1172,20 @@
           <w:tcPr>
             <w:tcW w:type="dxa" w:w="2256"/>
             <w:tcBorders>
-              <w:top w:val="single" w:color="999999" w:sz="4"/>
-              <w:left w:val="single" w:color="999999" w:sz="4"/>
-              <w:bottom w:val="single" w:color="999999" w:sz="4"/>
-              <w:right w:val="single" w:color="999999" w:sz="4"/>
-            </w:tcBorders>
-            <w:tcMar>
-              <w:top w:type="dxa" w:w="60"/>
-              <w:left w:type="dxa" w:w="100"/>
-              <w:bottom w:type="dxa" w:w="60"/>
-              <w:right w:type="dxa" w:w="100"/>
-            </w:tcMar>
-          </w:tcPr>
-          <w:p>
-            <w:pPr>
-              <w:keepNext w:val="false"/>
+              <w:top w:val="single" w:color="000000" w:sz="4"/>
+              <w:left w:val="single" w:color="000000" w:sz="4"/>
+              <w:bottom w:val="single" w:color="000000" w:sz="4"/>
+              <w:right w:val="single" w:color="000000" w:sz="4"/>
+            </w:tcBorders>
+            <w:tcMar>
+              <w:top w:type="dxa" w:w="60"/>
+              <w:left w:type="dxa" w:w="100"/>
+              <w:bottom w:type="dxa" w:w="60"/>
+              <w:right w:type="dxa" w:w="100"/>
+            </w:tcMar>
+          </w:tcPr>
+          <w:p>
+            <w:pPr>
               <w:jc w:val="center"/>
             </w:pPr>
             <w:r>
@@ -1286,21 +1203,20 @@
           <w:tcPr>
             <w:tcW w:type="dxa" w:w="2257"/>
             <w:tcBorders>
-              <w:top w:val="single" w:color="999999" w:sz="4"/>
-              <w:left w:val="single" w:color="999999" w:sz="4"/>
-              <w:bottom w:val="single" w:color="999999" w:sz="4"/>
-              <w:right w:val="single" w:color="999999" w:sz="4"/>
-            </w:tcBorders>
-            <w:tcMar>
-              <w:top w:type="dxa" w:w="60"/>
-              <w:left w:type="dxa" w:w="100"/>
-              <w:bottom w:type="dxa" w:w="60"/>
-              <w:right w:type="dxa" w:w="100"/>
-            </w:tcMar>
-          </w:tcPr>
-          <w:p>
-            <w:pPr>
-              <w:keepNext w:val="false"/>
+              <w:top w:val="single" w:color="000000" w:sz="4"/>
+              <w:left w:val="single" w:color="000000" w:sz="4"/>
+              <w:bottom w:val="single" w:color="000000" w:sz="4"/>
+              <w:right w:val="single" w:color="000000" w:sz="4"/>
+            </w:tcBorders>
+            <w:tcMar>
+              <w:top w:type="dxa" w:w="60"/>
+              <w:left w:type="dxa" w:w="100"/>
+              <w:bottom w:type="dxa" w:w="60"/>
+              <w:right w:type="dxa" w:w="100"/>
+            </w:tcMar>
+          </w:tcPr>
+          <w:p>
+            <w:pPr>
               <w:jc w:val="center"/>
             </w:pPr>
             <w:r>
@@ -1318,21 +1234,20 @@
           <w:tcPr>
             <w:tcW w:type="dxa" w:w="2257"/>
             <w:tcBorders>
-              <w:top w:val="single" w:color="999999" w:sz="4"/>
-              <w:left w:val="single" w:color="999999" w:sz="4"/>
-              <w:bottom w:val="single" w:color="999999" w:sz="4"/>
-              <w:right w:val="single" w:color="999999" w:sz="4"/>
-            </w:tcBorders>
-            <w:tcMar>
-              <w:top w:type="dxa" w:w="60"/>
-              <w:left w:type="dxa" w:w="100"/>
-              <w:bottom w:type="dxa" w:w="60"/>
-              <w:right w:type="dxa" w:w="100"/>
-            </w:tcMar>
-          </w:tcPr>
-          <w:p>
-            <w:pPr>
-              <w:keepNext w:val="false"/>
+              <w:top w:val="single" w:color="000000" w:sz="4"/>
+              <w:left w:val="single" w:color="000000" w:sz="4"/>
+              <w:bottom w:val="single" w:color="000000" w:sz="4"/>
+              <w:right w:val="single" w:color="000000" w:sz="4"/>
+            </w:tcBorders>
+            <w:tcMar>
+              <w:top w:type="dxa" w:w="60"/>
+              <w:left w:type="dxa" w:w="100"/>
+              <w:bottom w:type="dxa" w:w="60"/>
+              <w:right w:type="dxa" w:w="100"/>
+            </w:tcMar>
+          </w:tcPr>
+          <w:p>
+            <w:pPr>
               <w:jc w:val="center"/>
             </w:pPr>
             <w:r>
@@ -1348,28 +1263,24 @@
         </w:tc>
       </w:tr>
       <w:tr>
-        <w:trPr>
-          <w:cantSplit/>
-        </w:trPr>
         <w:tc>
           <w:tcPr>
             <w:tcW w:type="dxa" w:w="2256"/>
             <w:tcBorders>
-              <w:top w:val="single" w:color="999999" w:sz="4"/>
-              <w:left w:val="single" w:color="999999" w:sz="4"/>
-              <w:bottom w:val="single" w:color="999999" w:sz="4"/>
-              <w:right w:val="single" w:color="999999" w:sz="4"/>
-            </w:tcBorders>
-            <w:tcMar>
-              <w:top w:type="dxa" w:w="60"/>
-              <w:left w:type="dxa" w:w="100"/>
-              <w:bottom w:type="dxa" w:w="60"/>
-              <w:right w:type="dxa" w:w="100"/>
-            </w:tcMar>
-          </w:tcPr>
-          <w:p>
-            <w:pPr>
-              <w:keepNext w:val="false"/>
+              <w:top w:val="single" w:color="000000" w:sz="4"/>
+              <w:left w:val="single" w:color="000000" w:sz="4"/>
+              <w:bottom w:val="single" w:color="000000" w:sz="4"/>
+              <w:right w:val="single" w:color="000000" w:sz="4"/>
+            </w:tcBorders>
+            <w:tcMar>
+              <w:top w:type="dxa" w:w="60"/>
+              <w:left w:type="dxa" w:w="100"/>
+              <w:bottom w:type="dxa" w:w="60"/>
+              <w:right w:type="dxa" w:w="100"/>
+            </w:tcMar>
+          </w:tcPr>
+          <w:p>
+            <w:pPr>
               <w:jc w:val="left"/>
             </w:pPr>
             <w:r>
@@ -1387,21 +1298,20 @@
           <w:tcPr>
             <w:tcW w:type="dxa" w:w="2256"/>
             <w:tcBorders>
-              <w:top w:val="single" w:color="999999" w:sz="4"/>
-              <w:left w:val="single" w:color="999999" w:sz="4"/>
-              <w:bottom w:val="single" w:color="999999" w:sz="4"/>
-              <w:right w:val="single" w:color="999999" w:sz="4"/>
-            </w:tcBorders>
-            <w:tcMar>
-              <w:top w:type="dxa" w:w="60"/>
-              <w:left w:type="dxa" w:w="100"/>
-              <w:bottom w:type="dxa" w:w="60"/>
-              <w:right w:type="dxa" w:w="100"/>
-            </w:tcMar>
-          </w:tcPr>
-          <w:p>
-            <w:pPr>
-              <w:keepNext w:val="false"/>
+              <w:top w:val="single" w:color="000000" w:sz="4"/>
+              <w:left w:val="single" w:color="000000" w:sz="4"/>
+              <w:bottom w:val="single" w:color="000000" w:sz="4"/>
+              <w:right w:val="single" w:color="000000" w:sz="4"/>
+            </w:tcBorders>
+            <w:tcMar>
+              <w:top w:type="dxa" w:w="60"/>
+              <w:left w:type="dxa" w:w="100"/>
+              <w:bottom w:type="dxa" w:w="60"/>
+              <w:right w:type="dxa" w:w="100"/>
+            </w:tcMar>
+          </w:tcPr>
+          <w:p>
+            <w:pPr>
               <w:jc w:val="center"/>
             </w:pPr>
             <w:r>
@@ -1419,21 +1329,20 @@
           <w:tcPr>
             <w:tcW w:type="dxa" w:w="2257"/>
             <w:tcBorders>
-              <w:top w:val="single" w:color="999999" w:sz="4"/>
-              <w:left w:val="single" w:color="999999" w:sz="4"/>
-              <w:bottom w:val="single" w:color="999999" w:sz="4"/>
-              <w:right w:val="single" w:color="999999" w:sz="4"/>
-            </w:tcBorders>
-            <w:tcMar>
-              <w:top w:type="dxa" w:w="60"/>
-              <w:left w:type="dxa" w:w="100"/>
-              <w:bottom w:type="dxa" w:w="60"/>
-              <w:right w:type="dxa" w:w="100"/>
-            </w:tcMar>
-          </w:tcPr>
-          <w:p>
-            <w:pPr>
-              <w:keepNext w:val="false"/>
+              <w:top w:val="single" w:color="000000" w:sz="4"/>
+              <w:left w:val="single" w:color="000000" w:sz="4"/>
+              <w:bottom w:val="single" w:color="000000" w:sz="4"/>
+              <w:right w:val="single" w:color="000000" w:sz="4"/>
+            </w:tcBorders>
+            <w:tcMar>
+              <w:top w:type="dxa" w:w="60"/>
+              <w:left w:type="dxa" w:w="100"/>
+              <w:bottom w:type="dxa" w:w="60"/>
+              <w:right w:type="dxa" w:w="100"/>
+            </w:tcMar>
+          </w:tcPr>
+          <w:p>
+            <w:pPr>
               <w:jc w:val="center"/>
             </w:pPr>
             <w:r>
@@ -1451,21 +1360,20 @@
           <w:tcPr>
             <w:tcW w:type="dxa" w:w="2257"/>
             <w:tcBorders>
-              <w:top w:val="single" w:color="999999" w:sz="4"/>
-              <w:left w:val="single" w:color="999999" w:sz="4"/>
-              <w:bottom w:val="single" w:color="999999" w:sz="4"/>
-              <w:right w:val="single" w:color="999999" w:sz="4"/>
-            </w:tcBorders>
-            <w:tcMar>
-              <w:top w:type="dxa" w:w="60"/>
-              <w:left w:type="dxa" w:w="100"/>
-              <w:bottom w:type="dxa" w:w="60"/>
-              <w:right w:type="dxa" w:w="100"/>
-            </w:tcMar>
-          </w:tcPr>
-          <w:p>
-            <w:pPr>
-              <w:keepNext w:val="false"/>
+              <w:top w:val="single" w:color="000000" w:sz="4"/>
+              <w:left w:val="single" w:color="000000" w:sz="4"/>
+              <w:bottom w:val="single" w:color="000000" w:sz="4"/>
+              <w:right w:val="single" w:color="000000" w:sz="4"/>
+            </w:tcBorders>
+            <w:tcMar>
+              <w:top w:type="dxa" w:w="60"/>
+              <w:left w:type="dxa" w:w="100"/>
+              <w:bottom w:type="dxa" w:w="60"/>
+              <w:right w:type="dxa" w:w="100"/>
+            </w:tcMar>
+          </w:tcPr>
+          <w:p>
+            <w:pPr>
               <w:jc w:val="center"/>
             </w:pPr>
             <w:r>
@@ -1481,28 +1389,24 @@
         </w:tc>
       </w:tr>
       <w:tr>
-        <w:trPr>
-          <w:cantSplit/>
-        </w:trPr>
         <w:tc>
           <w:tcPr>
             <w:tcW w:type="dxa" w:w="2256"/>
             <w:tcBorders>
-              <w:top w:val="single" w:color="999999" w:sz="4"/>
-              <w:left w:val="single" w:color="999999" w:sz="4"/>
-              <w:bottom w:val="single" w:color="999999" w:sz="4"/>
-              <w:right w:val="single" w:color="999999" w:sz="4"/>
-            </w:tcBorders>
-            <w:tcMar>
-              <w:top w:type="dxa" w:w="60"/>
-              <w:left w:type="dxa" w:w="100"/>
-              <w:bottom w:type="dxa" w:w="60"/>
-              <w:right w:type="dxa" w:w="100"/>
-            </w:tcMar>
-          </w:tcPr>
-          <w:p>
-            <w:pPr>
-              <w:keepNext w:val="false"/>
+              <w:top w:val="single" w:color="000000" w:sz="4"/>
+              <w:left w:val="single" w:color="000000" w:sz="4"/>
+              <w:bottom w:val="single" w:color="000000" w:sz="4"/>
+              <w:right w:val="single" w:color="000000" w:sz="4"/>
+            </w:tcBorders>
+            <w:tcMar>
+              <w:top w:type="dxa" w:w="60"/>
+              <w:left w:type="dxa" w:w="100"/>
+              <w:bottom w:type="dxa" w:w="60"/>
+              <w:right w:type="dxa" w:w="100"/>
+            </w:tcMar>
+          </w:tcPr>
+          <w:p>
+            <w:pPr>
               <w:jc w:val="left"/>
             </w:pPr>
             <w:r>
@@ -1520,21 +1424,20 @@
           <w:tcPr>
             <w:tcW w:type="dxa" w:w="2256"/>
             <w:tcBorders>
-              <w:top w:val="single" w:color="999999" w:sz="4"/>
-              <w:left w:val="single" w:color="999999" w:sz="4"/>
-              <w:bottom w:val="single" w:color="999999" w:sz="4"/>
-              <w:right w:val="single" w:color="999999" w:sz="4"/>
-            </w:tcBorders>
-            <w:tcMar>
-              <w:top w:type="dxa" w:w="60"/>
-              <w:left w:type="dxa" w:w="100"/>
-              <w:bottom w:type="dxa" w:w="60"/>
-              <w:right w:type="dxa" w:w="100"/>
-            </w:tcMar>
-          </w:tcPr>
-          <w:p>
-            <w:pPr>
-              <w:keepNext w:val="false"/>
+              <w:top w:val="single" w:color="000000" w:sz="4"/>
+              <w:left w:val="single" w:color="000000" w:sz="4"/>
+              <w:bottom w:val="single" w:color="000000" w:sz="4"/>
+              <w:right w:val="single" w:color="000000" w:sz="4"/>
+            </w:tcBorders>
+            <w:tcMar>
+              <w:top w:type="dxa" w:w="60"/>
+              <w:left w:type="dxa" w:w="100"/>
+              <w:bottom w:type="dxa" w:w="60"/>
+              <w:right w:type="dxa" w:w="100"/>
+            </w:tcMar>
+          </w:tcPr>
+          <w:p>
+            <w:pPr>
               <w:jc w:val="center"/>
             </w:pPr>
             <w:r>
@@ -1552,21 +1455,20 @@
           <w:tcPr>
             <w:tcW w:type="dxa" w:w="2257"/>
             <w:tcBorders>
-              <w:top w:val="single" w:color="999999" w:sz="4"/>
-              <w:left w:val="single" w:color="999999" w:sz="4"/>
-              <w:bottom w:val="single" w:color="999999" w:sz="4"/>
-              <w:right w:val="single" w:color="999999" w:sz="4"/>
-            </w:tcBorders>
-            <w:tcMar>
-              <w:top w:type="dxa" w:w="60"/>
-              <w:left w:type="dxa" w:w="100"/>
-              <w:bottom w:type="dxa" w:w="60"/>
-              <w:right w:type="dxa" w:w="100"/>
-            </w:tcMar>
-          </w:tcPr>
-          <w:p>
-            <w:pPr>
-              <w:keepNext w:val="false"/>
+              <w:top w:val="single" w:color="000000" w:sz="4"/>
+              <w:left w:val="single" w:color="000000" w:sz="4"/>
+              <w:bottom w:val="single" w:color="000000" w:sz="4"/>
+              <w:right w:val="single" w:color="000000" w:sz="4"/>
+            </w:tcBorders>
+            <w:tcMar>
+              <w:top w:type="dxa" w:w="60"/>
+              <w:left w:type="dxa" w:w="100"/>
+              <w:bottom w:type="dxa" w:w="60"/>
+              <w:right w:type="dxa" w:w="100"/>
+            </w:tcMar>
+          </w:tcPr>
+          <w:p>
+            <w:pPr>
               <w:jc w:val="center"/>
             </w:pPr>
             <w:r>
@@ -1584,21 +1486,20 @@
           <w:tcPr>
             <w:tcW w:type="dxa" w:w="2257"/>
             <w:tcBorders>
-              <w:top w:val="single" w:color="999999" w:sz="4"/>
-              <w:left w:val="single" w:color="999999" w:sz="4"/>
-              <w:bottom w:val="single" w:color="999999" w:sz="4"/>
-              <w:right w:val="single" w:color="999999" w:sz="4"/>
-            </w:tcBorders>
-            <w:tcMar>
-              <w:top w:type="dxa" w:w="60"/>
-              <w:left w:type="dxa" w:w="100"/>
-              <w:bottom w:type="dxa" w:w="60"/>
-              <w:right w:type="dxa" w:w="100"/>
-            </w:tcMar>
-          </w:tcPr>
-          <w:p>
-            <w:pPr>
-              <w:keepNext w:val="false"/>
+              <w:top w:val="single" w:color="000000" w:sz="4"/>
+              <w:left w:val="single" w:color="000000" w:sz="4"/>
+              <w:bottom w:val="single" w:color="000000" w:sz="4"/>
+              <w:right w:val="single" w:color="000000" w:sz="4"/>
+            </w:tcBorders>
+            <w:tcMar>
+              <w:top w:type="dxa" w:w="60"/>
+              <w:left w:type="dxa" w:w="100"/>
+              <w:bottom w:type="dxa" w:w="60"/>
+              <w:right w:type="dxa" w:w="100"/>
+            </w:tcMar>
+          </w:tcPr>
+          <w:p>
+            <w:pPr>
               <w:jc w:val="center"/>
             </w:pPr>
             <w:r>
@@ -1614,28 +1515,24 @@
         </w:tc>
       </w:tr>
       <w:tr>
-        <w:trPr>
-          <w:cantSplit/>
-        </w:trPr>
         <w:tc>
           <w:tcPr>
             <w:tcW w:type="dxa" w:w="2256"/>
             <w:tcBorders>
-              <w:top w:val="single" w:color="999999" w:sz="4"/>
-              <w:left w:val="single" w:color="999999" w:sz="4"/>
-              <w:bottom w:val="single" w:color="999999" w:sz="4"/>
-              <w:right w:val="single" w:color="999999" w:sz="4"/>
-            </w:tcBorders>
-            <w:tcMar>
-              <w:top w:type="dxa" w:w="60"/>
-              <w:left w:type="dxa" w:w="100"/>
-              <w:bottom w:type="dxa" w:w="60"/>
-              <w:right w:type="dxa" w:w="100"/>
-            </w:tcMar>
-          </w:tcPr>
-          <w:p>
-            <w:pPr>
-              <w:keepNext w:val="false"/>
+              <w:top w:val="single" w:color="000000" w:sz="4"/>
+              <w:left w:val="single" w:color="000000" w:sz="4"/>
+              <w:bottom w:val="single" w:color="000000" w:sz="4"/>
+              <w:right w:val="single" w:color="000000" w:sz="4"/>
+            </w:tcBorders>
+            <w:tcMar>
+              <w:top w:type="dxa" w:w="60"/>
+              <w:left w:type="dxa" w:w="100"/>
+              <w:bottom w:type="dxa" w:w="60"/>
+              <w:right w:type="dxa" w:w="100"/>
+            </w:tcMar>
+          </w:tcPr>
+          <w:p>
+            <w:pPr>
               <w:jc w:val="left"/>
             </w:pPr>
             <w:r>
@@ -1653,21 +1550,20 @@
           <w:tcPr>
             <w:tcW w:type="dxa" w:w="2256"/>
             <w:tcBorders>
-              <w:top w:val="single" w:color="999999" w:sz="4"/>
-              <w:left w:val="single" w:color="999999" w:sz="4"/>
-              <w:bottom w:val="single" w:color="999999" w:sz="4"/>
-              <w:right w:val="single" w:color="999999" w:sz="4"/>
-            </w:tcBorders>
-            <w:tcMar>
-              <w:top w:type="dxa" w:w="60"/>
-              <w:left w:type="dxa" w:w="100"/>
-              <w:bottom w:type="dxa" w:w="60"/>
-              <w:right w:type="dxa" w:w="100"/>
-            </w:tcMar>
-          </w:tcPr>
-          <w:p>
-            <w:pPr>
-              <w:keepNext w:val="false"/>
+              <w:top w:val="single" w:color="000000" w:sz="4"/>
+              <w:left w:val="single" w:color="000000" w:sz="4"/>
+              <w:bottom w:val="single" w:color="000000" w:sz="4"/>
+              <w:right w:val="single" w:color="000000" w:sz="4"/>
+            </w:tcBorders>
+            <w:tcMar>
+              <w:top w:type="dxa" w:w="60"/>
+              <w:left w:type="dxa" w:w="100"/>
+              <w:bottom w:type="dxa" w:w="60"/>
+              <w:right w:type="dxa" w:w="100"/>
+            </w:tcMar>
+          </w:tcPr>
+          <w:p>
+            <w:pPr>
               <w:jc w:val="center"/>
             </w:pPr>
             <w:r>
@@ -1685,21 +1581,20 @@
           <w:tcPr>
             <w:tcW w:type="dxa" w:w="2257"/>
             <w:tcBorders>
-              <w:top w:val="single" w:color="999999" w:sz="4"/>
-              <w:left w:val="single" w:color="999999" w:sz="4"/>
-              <w:bottom w:val="single" w:color="999999" w:sz="4"/>
-              <w:right w:val="single" w:color="999999" w:sz="4"/>
-            </w:tcBorders>
-            <w:tcMar>
-              <w:top w:type="dxa" w:w="60"/>
-              <w:left w:type="dxa" w:w="100"/>
-              <w:bottom w:type="dxa" w:w="60"/>
-              <w:right w:type="dxa" w:w="100"/>
-            </w:tcMar>
-          </w:tcPr>
-          <w:p>
-            <w:pPr>
-              <w:keepNext w:val="false"/>
+              <w:top w:val="single" w:color="000000" w:sz="4"/>
+              <w:left w:val="single" w:color="000000" w:sz="4"/>
+              <w:bottom w:val="single" w:color="000000" w:sz="4"/>
+              <w:right w:val="single" w:color="000000" w:sz="4"/>
+            </w:tcBorders>
+            <w:tcMar>
+              <w:top w:type="dxa" w:w="60"/>
+              <w:left w:type="dxa" w:w="100"/>
+              <w:bottom w:type="dxa" w:w="60"/>
+              <w:right w:type="dxa" w:w="100"/>
+            </w:tcMar>
+          </w:tcPr>
+          <w:p>
+            <w:pPr>
               <w:jc w:val="center"/>
             </w:pPr>
             <w:r>
@@ -1717,21 +1612,20 @@
           <w:tcPr>
             <w:tcW w:type="dxa" w:w="2257"/>
             <w:tcBorders>
-              <w:top w:val="single" w:color="999999" w:sz="4"/>
-              <w:left w:val="single" w:color="999999" w:sz="4"/>
-              <w:bottom w:val="single" w:color="999999" w:sz="4"/>
-              <w:right w:val="single" w:color="999999" w:sz="4"/>
-            </w:tcBorders>
-            <w:tcMar>
-              <w:top w:type="dxa" w:w="60"/>
-              <w:left w:type="dxa" w:w="100"/>
-              <w:bottom w:type="dxa" w:w="60"/>
-              <w:right w:type="dxa" w:w="100"/>
-            </w:tcMar>
-          </w:tcPr>
-          <w:p>
-            <w:pPr>
-              <w:keepNext w:val="false"/>
+              <w:top w:val="single" w:color="000000" w:sz="4"/>
+              <w:left w:val="single" w:color="000000" w:sz="4"/>
+              <w:bottom w:val="single" w:color="000000" w:sz="4"/>
+              <w:right w:val="single" w:color="000000" w:sz="4"/>
+            </w:tcBorders>
+            <w:tcMar>
+              <w:top w:type="dxa" w:w="60"/>
+              <w:left w:type="dxa" w:w="100"/>
+              <w:bottom w:type="dxa" w:w="60"/>
+              <w:right w:type="dxa" w:w="100"/>
+            </w:tcMar>
+          </w:tcPr>
+          <w:p>
+            <w:pPr>
               <w:jc w:val="center"/>
             </w:pPr>
             <w:r>
@@ -1747,28 +1641,24 @@
         </w:tc>
       </w:tr>
       <w:tr>
-        <w:trPr>
-          <w:cantSplit/>
-        </w:trPr>
         <w:tc>
           <w:tcPr>
             <w:tcW w:type="dxa" w:w="2256"/>
             <w:tcBorders>
-              <w:top w:val="single" w:color="999999" w:sz="4"/>
-              <w:left w:val="single" w:color="999999" w:sz="4"/>
-              <w:bottom w:val="single" w:color="999999" w:sz="4"/>
-              <w:right w:val="single" w:color="999999" w:sz="4"/>
-            </w:tcBorders>
-            <w:tcMar>
-              <w:top w:type="dxa" w:w="60"/>
-              <w:left w:type="dxa" w:w="100"/>
-              <w:bottom w:type="dxa" w:w="60"/>
-              <w:right w:type="dxa" w:w="100"/>
-            </w:tcMar>
-          </w:tcPr>
-          <w:p>
-            <w:pPr>
-              <w:keepNext w:val="false"/>
+              <w:top w:val="single" w:color="000000" w:sz="4"/>
+              <w:left w:val="single" w:color="000000" w:sz="4"/>
+              <w:bottom w:val="single" w:color="000000" w:sz="4"/>
+              <w:right w:val="single" w:color="000000" w:sz="4"/>
+            </w:tcBorders>
+            <w:tcMar>
+              <w:top w:type="dxa" w:w="60"/>
+              <w:left w:type="dxa" w:w="100"/>
+              <w:bottom w:type="dxa" w:w="60"/>
+              <w:right w:type="dxa" w:w="100"/>
+            </w:tcMar>
+          </w:tcPr>
+          <w:p>
+            <w:pPr>
               <w:jc w:val="left"/>
             </w:pPr>
             <w:r>
@@ -1786,21 +1676,20 @@
           <w:tcPr>
             <w:tcW w:type="dxa" w:w="2256"/>
             <w:tcBorders>
-              <w:top w:val="single" w:color="999999" w:sz="4"/>
-              <w:left w:val="single" w:color="999999" w:sz="4"/>
-              <w:bottom w:val="single" w:color="999999" w:sz="4"/>
-              <w:right w:val="single" w:color="999999" w:sz="4"/>
-            </w:tcBorders>
-            <w:tcMar>
-              <w:top w:type="dxa" w:w="60"/>
-              <w:left w:type="dxa" w:w="100"/>
-              <w:bottom w:type="dxa" w:w="60"/>
-              <w:right w:type="dxa" w:w="100"/>
-            </w:tcMar>
-          </w:tcPr>
-          <w:p>
-            <w:pPr>
-              <w:keepNext w:val="false"/>
+              <w:top w:val="single" w:color="000000" w:sz="4"/>
+              <w:left w:val="single" w:color="000000" w:sz="4"/>
+              <w:bottom w:val="single" w:color="000000" w:sz="4"/>
+              <w:right w:val="single" w:color="000000" w:sz="4"/>
+            </w:tcBorders>
+            <w:tcMar>
+              <w:top w:type="dxa" w:w="60"/>
+              <w:left w:type="dxa" w:w="100"/>
+              <w:bottom w:type="dxa" w:w="60"/>
+              <w:right w:type="dxa" w:w="100"/>
+            </w:tcMar>
+          </w:tcPr>
+          <w:p>
+            <w:pPr>
               <w:jc w:val="center"/>
             </w:pPr>
             <w:r>
@@ -1818,21 +1707,20 @@
           <w:tcPr>
             <w:tcW w:type="dxa" w:w="2257"/>
             <w:tcBorders>
-              <w:top w:val="single" w:color="999999" w:sz="4"/>
-              <w:left w:val="single" w:color="999999" w:sz="4"/>
-              <w:bottom w:val="single" w:color="999999" w:sz="4"/>
-              <w:right w:val="single" w:color="999999" w:sz="4"/>
-            </w:tcBorders>
-            <w:tcMar>
-              <w:top w:type="dxa" w:w="60"/>
-              <w:left w:type="dxa" w:w="100"/>
-              <w:bottom w:type="dxa" w:w="60"/>
-              <w:right w:type="dxa" w:w="100"/>
-            </w:tcMar>
-          </w:tcPr>
-          <w:p>
-            <w:pPr>
-              <w:keepNext w:val="false"/>
+              <w:top w:val="single" w:color="000000" w:sz="4"/>
+              <w:left w:val="single" w:color="000000" w:sz="4"/>
+              <w:bottom w:val="single" w:color="000000" w:sz="4"/>
+              <w:right w:val="single" w:color="000000" w:sz="4"/>
+            </w:tcBorders>
+            <w:tcMar>
+              <w:top w:type="dxa" w:w="60"/>
+              <w:left w:type="dxa" w:w="100"/>
+              <w:bottom w:type="dxa" w:w="60"/>
+              <w:right w:type="dxa" w:w="100"/>
+            </w:tcMar>
+          </w:tcPr>
+          <w:p>
+            <w:pPr>
               <w:jc w:val="center"/>
             </w:pPr>
             <w:r>
@@ -1850,21 +1738,20 @@
           <w:tcPr>
             <w:tcW w:type="dxa" w:w="2257"/>
             <w:tcBorders>
-              <w:top w:val="single" w:color="999999" w:sz="4"/>
-              <w:left w:val="single" w:color="999999" w:sz="4"/>
-              <w:bottom w:val="single" w:color="999999" w:sz="4"/>
-              <w:right w:val="single" w:color="999999" w:sz="4"/>
-            </w:tcBorders>
-            <w:tcMar>
-              <w:top w:type="dxa" w:w="60"/>
-              <w:left w:type="dxa" w:w="100"/>
-              <w:bottom w:type="dxa" w:w="60"/>
-              <w:right w:type="dxa" w:w="100"/>
-            </w:tcMar>
-          </w:tcPr>
-          <w:p>
-            <w:pPr>
-              <w:keepNext w:val="false"/>
+              <w:top w:val="single" w:color="000000" w:sz="4"/>
+              <w:left w:val="single" w:color="000000" w:sz="4"/>
+              <w:bottom w:val="single" w:color="000000" w:sz="4"/>
+              <w:right w:val="single" w:color="000000" w:sz="4"/>
+            </w:tcBorders>
+            <w:tcMar>
+              <w:top w:type="dxa" w:w="60"/>
+              <w:left w:type="dxa" w:w="100"/>
+              <w:bottom w:type="dxa" w:w="60"/>
+              <w:right w:type="dxa" w:w="100"/>
+            </w:tcMar>
+          </w:tcPr>
+          <w:p>
+            <w:pPr>
               <w:jc w:val="center"/>
             </w:pPr>
             <w:r>
@@ -1880,28 +1767,24 @@
         </w:tc>
       </w:tr>
       <w:tr>
-        <w:trPr>
-          <w:cantSplit/>
-        </w:trPr>
         <w:tc>
           <w:tcPr>
             <w:tcW w:type="dxa" w:w="2256"/>
             <w:tcBorders>
-              <w:top w:val="single" w:color="999999" w:sz="4"/>
-              <w:left w:val="single" w:color="999999" w:sz="4"/>
-              <w:bottom w:val="single" w:color="999999" w:sz="4"/>
-              <w:right w:val="single" w:color="999999" w:sz="4"/>
-            </w:tcBorders>
-            <w:tcMar>
-              <w:top w:type="dxa" w:w="60"/>
-              <w:left w:type="dxa" w:w="100"/>
-              <w:bottom w:type="dxa" w:w="60"/>
-              <w:right w:type="dxa" w:w="100"/>
-            </w:tcMar>
-          </w:tcPr>
-          <w:p>
-            <w:pPr>
-              <w:keepNext w:val="false"/>
+              <w:top w:val="single" w:color="000000" w:sz="4"/>
+              <w:left w:val="single" w:color="000000" w:sz="4"/>
+              <w:bottom w:val="single" w:color="000000" w:sz="4"/>
+              <w:right w:val="single" w:color="000000" w:sz="4"/>
+            </w:tcBorders>
+            <w:tcMar>
+              <w:top w:type="dxa" w:w="60"/>
+              <w:left w:type="dxa" w:w="100"/>
+              <w:bottom w:type="dxa" w:w="60"/>
+              <w:right w:type="dxa" w:w="100"/>
+            </w:tcMar>
+          </w:tcPr>
+          <w:p>
+            <w:pPr>
               <w:jc w:val="left"/>
             </w:pPr>
             <w:r>
@@ -1919,21 +1802,20 @@
           <w:tcPr>
             <w:tcW w:type="dxa" w:w="2256"/>
             <w:tcBorders>
-              <w:top w:val="single" w:color="999999" w:sz="4"/>
-              <w:left w:val="single" w:color="999999" w:sz="4"/>
-              <w:bottom w:val="single" w:color="999999" w:sz="4"/>
-              <w:right w:val="single" w:color="999999" w:sz="4"/>
-            </w:tcBorders>
-            <w:tcMar>
-              <w:top w:type="dxa" w:w="60"/>
-              <w:left w:type="dxa" w:w="100"/>
-              <w:bottom w:type="dxa" w:w="60"/>
-              <w:right w:type="dxa" w:w="100"/>
-            </w:tcMar>
-          </w:tcPr>
-          <w:p>
-            <w:pPr>
-              <w:keepNext w:val="false"/>
+              <w:top w:val="single" w:color="000000" w:sz="4"/>
+              <w:left w:val="single" w:color="000000" w:sz="4"/>
+              <w:bottom w:val="single" w:color="000000" w:sz="4"/>
+              <w:right w:val="single" w:color="000000" w:sz="4"/>
+            </w:tcBorders>
+            <w:tcMar>
+              <w:top w:type="dxa" w:w="60"/>
+              <w:left w:type="dxa" w:w="100"/>
+              <w:bottom w:type="dxa" w:w="60"/>
+              <w:right w:type="dxa" w:w="100"/>
+            </w:tcMar>
+          </w:tcPr>
+          <w:p>
+            <w:pPr>
               <w:jc w:val="center"/>
             </w:pPr>
             <w:r>
@@ -1951,21 +1833,20 @@
           <w:tcPr>
             <w:tcW w:type="dxa" w:w="2257"/>
             <w:tcBorders>
-              <w:top w:val="single" w:color="999999" w:sz="4"/>
-              <w:left w:val="single" w:color="999999" w:sz="4"/>
-              <w:bottom w:val="single" w:color="999999" w:sz="4"/>
-              <w:right w:val="single" w:color="999999" w:sz="4"/>
-            </w:tcBorders>
-            <w:tcMar>
-              <w:top w:type="dxa" w:w="60"/>
-              <w:left w:type="dxa" w:w="100"/>
-              <w:bottom w:type="dxa" w:w="60"/>
-              <w:right w:type="dxa" w:w="100"/>
-            </w:tcMar>
-          </w:tcPr>
-          <w:p>
-            <w:pPr>
-              <w:keepNext w:val="false"/>
+              <w:top w:val="single" w:color="000000" w:sz="4"/>
+              <w:left w:val="single" w:color="000000" w:sz="4"/>
+              <w:bottom w:val="single" w:color="000000" w:sz="4"/>
+              <w:right w:val="single" w:color="000000" w:sz="4"/>
+            </w:tcBorders>
+            <w:tcMar>
+              <w:top w:type="dxa" w:w="60"/>
+              <w:left w:type="dxa" w:w="100"/>
+              <w:bottom w:type="dxa" w:w="60"/>
+              <w:right w:type="dxa" w:w="100"/>
+            </w:tcMar>
+          </w:tcPr>
+          <w:p>
+            <w:pPr>
               <w:jc w:val="center"/>
             </w:pPr>
             <w:r>
@@ -1983,21 +1864,20 @@
           <w:tcPr>
             <w:tcW w:type="dxa" w:w="2257"/>
             <w:tcBorders>
-              <w:top w:val="single" w:color="999999" w:sz="4"/>
-              <w:left w:val="single" w:color="999999" w:sz="4"/>
-              <w:bottom w:val="single" w:color="999999" w:sz="4"/>
-              <w:right w:val="single" w:color="999999" w:sz="4"/>
-            </w:tcBorders>
-            <w:tcMar>
-              <w:top w:type="dxa" w:w="60"/>
-              <w:left w:type="dxa" w:w="100"/>
-              <w:bottom w:type="dxa" w:w="60"/>
-              <w:right w:type="dxa" w:w="100"/>
-            </w:tcMar>
-          </w:tcPr>
-          <w:p>
-            <w:pPr>
-              <w:keepNext w:val="false"/>
+              <w:top w:val="single" w:color="000000" w:sz="4"/>
+              <w:left w:val="single" w:color="000000" w:sz="4"/>
+              <w:bottom w:val="single" w:color="000000" w:sz="4"/>
+              <w:right w:val="single" w:color="000000" w:sz="4"/>
+            </w:tcBorders>
+            <w:tcMar>
+              <w:top w:type="dxa" w:w="60"/>
+              <w:left w:type="dxa" w:w="100"/>
+              <w:bottom w:type="dxa" w:w="60"/>
+              <w:right w:type="dxa" w:w="100"/>
+            </w:tcMar>
+          </w:tcPr>
+          <w:p>
+            <w:pPr>
               <w:jc w:val="center"/>
             </w:pPr>
             <w:r>
@@ -2013,28 +1893,24 @@
         </w:tc>
       </w:tr>
       <w:tr>
-        <w:trPr>
-          <w:cantSplit/>
-        </w:trPr>
         <w:tc>
           <w:tcPr>
             <w:tcW w:type="dxa" w:w="2256"/>
             <w:tcBorders>
-              <w:top w:val="single" w:color="999999" w:sz="4"/>
-              <w:left w:val="single" w:color="999999" w:sz="4"/>
-              <w:bottom w:val="single" w:color="999999" w:sz="4"/>
-              <w:right w:val="single" w:color="999999" w:sz="4"/>
-            </w:tcBorders>
-            <w:tcMar>
-              <w:top w:type="dxa" w:w="60"/>
-              <w:left w:type="dxa" w:w="100"/>
-              <w:bottom w:type="dxa" w:w="60"/>
-              <w:right w:type="dxa" w:w="100"/>
-            </w:tcMar>
-          </w:tcPr>
-          <w:p>
-            <w:pPr>
-              <w:keepNext w:val="false"/>
+              <w:top w:val="single" w:color="000000" w:sz="4"/>
+              <w:left w:val="single" w:color="000000" w:sz="4"/>
+              <w:bottom w:val="single" w:color="000000" w:sz="4"/>
+              <w:right w:val="single" w:color="000000" w:sz="4"/>
+            </w:tcBorders>
+            <w:tcMar>
+              <w:top w:type="dxa" w:w="60"/>
+              <w:left w:type="dxa" w:w="100"/>
+              <w:bottom w:type="dxa" w:w="60"/>
+              <w:right w:type="dxa" w:w="100"/>
+            </w:tcMar>
+          </w:tcPr>
+          <w:p>
+            <w:pPr>
               <w:jc w:val="left"/>
             </w:pPr>
             <w:r>
@@ -2052,21 +1928,20 @@
           <w:tcPr>
             <w:tcW w:type="dxa" w:w="2256"/>
             <w:tcBorders>
-              <w:top w:val="single" w:color="999999" w:sz="4"/>
-              <w:left w:val="single" w:color="999999" w:sz="4"/>
-              <w:bottom w:val="single" w:color="999999" w:sz="4"/>
-              <w:right w:val="single" w:color="999999" w:sz="4"/>
-            </w:tcBorders>
-            <w:tcMar>
-              <w:top w:type="dxa" w:w="60"/>
-              <w:left w:type="dxa" w:w="100"/>
-              <w:bottom w:type="dxa" w:w="60"/>
-              <w:right w:type="dxa" w:w="100"/>
-            </w:tcMar>
-          </w:tcPr>
-          <w:p>
-            <w:pPr>
-              <w:keepNext w:val="false"/>
+              <w:top w:val="single" w:color="000000" w:sz="4"/>
+              <w:left w:val="single" w:color="000000" w:sz="4"/>
+              <w:bottom w:val="single" w:color="000000" w:sz="4"/>
+              <w:right w:val="single" w:color="000000" w:sz="4"/>
+            </w:tcBorders>
+            <w:tcMar>
+              <w:top w:type="dxa" w:w="60"/>
+              <w:left w:type="dxa" w:w="100"/>
+              <w:bottom w:type="dxa" w:w="60"/>
+              <w:right w:type="dxa" w:w="100"/>
+            </w:tcMar>
+          </w:tcPr>
+          <w:p>
+            <w:pPr>
               <w:jc w:val="center"/>
             </w:pPr>
             <w:r>
@@ -2084,21 +1959,20 @@
           <w:tcPr>
             <w:tcW w:type="dxa" w:w="2257"/>
             <w:tcBorders>
-              <w:top w:val="single" w:color="999999" w:sz="4"/>
-              <w:left w:val="single" w:color="999999" w:sz="4"/>
-              <w:bottom w:val="single" w:color="999999" w:sz="4"/>
-              <w:right w:val="single" w:color="999999" w:sz="4"/>
-            </w:tcBorders>
-            <w:tcMar>
-              <w:top w:type="dxa" w:w="60"/>
-              <w:left w:type="dxa" w:w="100"/>
-              <w:bottom w:type="dxa" w:w="60"/>
-              <w:right w:type="dxa" w:w="100"/>
-            </w:tcMar>
-          </w:tcPr>
-          <w:p>
-            <w:pPr>
-              <w:keepNext w:val="false"/>
+              <w:top w:val="single" w:color="000000" w:sz="4"/>
+              <w:left w:val="single" w:color="000000" w:sz="4"/>
+              <w:bottom w:val="single" w:color="000000" w:sz="4"/>
+              <w:right w:val="single" w:color="000000" w:sz="4"/>
+            </w:tcBorders>
+            <w:tcMar>
+              <w:top w:type="dxa" w:w="60"/>
+              <w:left w:type="dxa" w:w="100"/>
+              <w:bottom w:type="dxa" w:w="60"/>
+              <w:right w:type="dxa" w:w="100"/>
+            </w:tcMar>
+          </w:tcPr>
+          <w:p>
+            <w:pPr>
               <w:jc w:val="center"/>
             </w:pPr>
             <w:r>
@@ -2116,21 +1990,20 @@
           <w:tcPr>
             <w:tcW w:type="dxa" w:w="2257"/>
             <w:tcBorders>
-              <w:top w:val="single" w:color="999999" w:sz="4"/>
-              <w:left w:val="single" w:color="999999" w:sz="4"/>
-              <w:bottom w:val="single" w:color="999999" w:sz="4"/>
-              <w:right w:val="single" w:color="999999" w:sz="4"/>
-            </w:tcBorders>
-            <w:tcMar>
-              <w:top w:type="dxa" w:w="60"/>
-              <w:left w:type="dxa" w:w="100"/>
-              <w:bottom w:type="dxa" w:w="60"/>
-              <w:right w:type="dxa" w:w="100"/>
-            </w:tcMar>
-          </w:tcPr>
-          <w:p>
-            <w:pPr>
-              <w:keepNext w:val="false"/>
+              <w:top w:val="single" w:color="000000" w:sz="4"/>
+              <w:left w:val="single" w:color="000000" w:sz="4"/>
+              <w:bottom w:val="single" w:color="000000" w:sz="4"/>
+              <w:right w:val="single" w:color="000000" w:sz="4"/>
+            </w:tcBorders>
+            <w:tcMar>
+              <w:top w:type="dxa" w:w="60"/>
+              <w:left w:type="dxa" w:w="100"/>
+              <w:bottom w:type="dxa" w:w="60"/>
+              <w:right w:type="dxa" w:w="100"/>
+            </w:tcMar>
+          </w:tcPr>
+          <w:p>
+            <w:pPr>
               <w:jc w:val="center"/>
             </w:pPr>
             <w:r>
@@ -2146,28 +2019,24 @@
         </w:tc>
       </w:tr>
       <w:tr>
-        <w:trPr>
-          <w:cantSplit/>
-        </w:trPr>
         <w:tc>
           <w:tcPr>
             <w:tcW w:type="dxa" w:w="2256"/>
             <w:tcBorders>
-              <w:top w:val="single" w:color="999999" w:sz="4"/>
-              <w:left w:val="single" w:color="999999" w:sz="4"/>
-              <w:bottom w:val="single" w:color="999999" w:sz="4"/>
-              <w:right w:val="single" w:color="999999" w:sz="4"/>
-            </w:tcBorders>
-            <w:tcMar>
-              <w:top w:type="dxa" w:w="60"/>
-              <w:left w:type="dxa" w:w="100"/>
-              <w:bottom w:type="dxa" w:w="60"/>
-              <w:right w:type="dxa" w:w="100"/>
-            </w:tcMar>
-          </w:tcPr>
-          <w:p>
-            <w:pPr>
-              <w:keepNext/>
+              <w:top w:val="single" w:color="000000" w:sz="4"/>
+              <w:left w:val="single" w:color="000000" w:sz="4"/>
+              <w:bottom w:val="single" w:color="000000" w:sz="4"/>
+              <w:right w:val="single" w:color="000000" w:sz="4"/>
+            </w:tcBorders>
+            <w:tcMar>
+              <w:top w:type="dxa" w:w="60"/>
+              <w:left w:type="dxa" w:w="100"/>
+              <w:bottom w:type="dxa" w:w="60"/>
+              <w:right w:type="dxa" w:w="100"/>
+            </w:tcMar>
+          </w:tcPr>
+          <w:p>
+            <w:pPr>
               <w:jc w:val="left"/>
             </w:pPr>
             <w:r>
@@ -2185,21 +2054,20 @@
           <w:tcPr>
             <w:tcW w:type="dxa" w:w="2256"/>
             <w:tcBorders>
-              <w:top w:val="single" w:color="999999" w:sz="4"/>
-              <w:left w:val="single" w:color="999999" w:sz="4"/>
-              <w:bottom w:val="single" w:color="999999" w:sz="4"/>
-              <w:right w:val="single" w:color="999999" w:sz="4"/>
-            </w:tcBorders>
-            <w:tcMar>
-              <w:top w:type="dxa" w:w="60"/>
-              <w:left w:type="dxa" w:w="100"/>
-              <w:bottom w:type="dxa" w:w="60"/>
-              <w:right w:type="dxa" w:w="100"/>
-            </w:tcMar>
-          </w:tcPr>
-          <w:p>
-            <w:pPr>
-              <w:keepNext/>
+              <w:top w:val="single" w:color="000000" w:sz="4"/>
+              <w:left w:val="single" w:color="000000" w:sz="4"/>
+              <w:bottom w:val="single" w:color="000000" w:sz="4"/>
+              <w:right w:val="single" w:color="000000" w:sz="4"/>
+            </w:tcBorders>
+            <w:tcMar>
+              <w:top w:type="dxa" w:w="60"/>
+              <w:left w:type="dxa" w:w="100"/>
+              <w:bottom w:type="dxa" w:w="60"/>
+              <w:right w:type="dxa" w:w="100"/>
+            </w:tcMar>
+          </w:tcPr>
+          <w:p>
+            <w:pPr>
               <w:jc w:val="center"/>
             </w:pPr>
             <w:r>
@@ -2217,21 +2085,20 @@
           <w:tcPr>
             <w:tcW w:type="dxa" w:w="2257"/>
             <w:tcBorders>
-              <w:top w:val="single" w:color="999999" w:sz="4"/>
-              <w:left w:val="single" w:color="999999" w:sz="4"/>
-              <w:bottom w:val="single" w:color="999999" w:sz="4"/>
-              <w:right w:val="single" w:color="999999" w:sz="4"/>
-            </w:tcBorders>
-            <w:tcMar>
-              <w:top w:type="dxa" w:w="60"/>
-              <w:left w:type="dxa" w:w="100"/>
-              <w:bottom w:type="dxa" w:w="60"/>
-              <w:right w:type="dxa" w:w="100"/>
-            </w:tcMar>
-          </w:tcPr>
-          <w:p>
-            <w:pPr>
-              <w:keepNext/>
+              <w:top w:val="single" w:color="000000" w:sz="4"/>
+              <w:left w:val="single" w:color="000000" w:sz="4"/>
+              <w:bottom w:val="single" w:color="000000" w:sz="4"/>
+              <w:right w:val="single" w:color="000000" w:sz="4"/>
+            </w:tcBorders>
+            <w:tcMar>
+              <w:top w:type="dxa" w:w="60"/>
+              <w:left w:type="dxa" w:w="100"/>
+              <w:bottom w:type="dxa" w:w="60"/>
+              <w:right w:type="dxa" w:w="100"/>
+            </w:tcMar>
+          </w:tcPr>
+          <w:p>
+            <w:pPr>
               <w:jc w:val="center"/>
             </w:pPr>
             <w:r>
@@ -2249,21 +2116,20 @@
           <w:tcPr>
             <w:tcW w:type="dxa" w:w="2257"/>
             <w:tcBorders>
-              <w:top w:val="single" w:color="999999" w:sz="4"/>
-              <w:left w:val="single" w:color="999999" w:sz="4"/>
-              <w:bottom w:val="single" w:color="999999" w:sz="4"/>
-              <w:right w:val="single" w:color="999999" w:sz="4"/>
-            </w:tcBorders>
-            <w:tcMar>
-              <w:top w:type="dxa" w:w="60"/>
-              <w:left w:type="dxa" w:w="100"/>
-              <w:bottom w:type="dxa" w:w="60"/>
-              <w:right w:type="dxa" w:w="100"/>
-            </w:tcMar>
-          </w:tcPr>
-          <w:p>
-            <w:pPr>
-              <w:keepNext/>
+              <w:top w:val="single" w:color="000000" w:sz="4"/>
+              <w:left w:val="single" w:color="000000" w:sz="4"/>
+              <w:bottom w:val="single" w:color="000000" w:sz="4"/>
+              <w:right w:val="single" w:color="000000" w:sz="4"/>
+            </w:tcBorders>
+            <w:tcMar>
+              <w:top w:type="dxa" w:w="60"/>
+              <w:left w:type="dxa" w:w="100"/>
+              <w:bottom w:type="dxa" w:w="60"/>
+              <w:right w:type="dxa" w:w="100"/>
+            </w:tcMar>
+          </w:tcPr>
+          <w:p>
+            <w:pPr>
               <w:jc w:val="center"/>
             </w:pPr>
             <w:r>
@@ -2286,8 +2152,6 @@
       </w:pPr>
       <w:r>
         <w:rPr>
-          <w:i/>
-          <w:iCs/>
           <w:sz w:val="18"/>
           <w:szCs w:val="18"/>
         </w:rPr>
@@ -2355,8 +2219,6 @@
       </w:pPr>
       <w:r>
         <w:rPr>
-          <w:i/>
-          <w:iCs/>
           <w:sz w:val="18"/>
           <w:szCs w:val="18"/>
         </w:rPr>
@@ -2541,29 +2403,24 @@
         <w:gridCol w:w="1400"/>
       </w:tblGrid>
       <w:tr>
-        <w:trPr>
-          <w:tblHeader/>
-        </w:trPr>
         <w:tc>
           <w:tcPr>
             <w:tcW w:type="dxa" w:w="2326"/>
             <w:tcBorders>
-              <w:top w:val="single" w:color="999999" w:sz="4"/>
-              <w:left w:val="single" w:color="999999" w:sz="4"/>
-              <w:bottom w:val="single" w:color="999999" w:sz="4"/>
-              <w:right w:val="single" w:color="999999" w:sz="4"/>
-            </w:tcBorders>
-            <w:shd w:fill="D9E2F3" w:color="auto" w:val="clear"/>
-            <w:tcMar>
-              <w:top w:type="dxa" w:w="60"/>
-              <w:left w:type="dxa" w:w="100"/>
-              <w:bottom w:type="dxa" w:w="60"/>
-              <w:right w:type="dxa" w:w="100"/>
-            </w:tcMar>
-          </w:tcPr>
-          <w:p>
-            <w:pPr>
-              <w:keepNext w:val="false"/>
+              <w:top w:val="single" w:color="000000" w:sz="4"/>
+              <w:left w:val="single" w:color="000000" w:sz="4"/>
+              <w:bottom w:val="single" w:color="000000" w:sz="4"/>
+              <w:right w:val="single" w:color="000000" w:sz="4"/>
+            </w:tcBorders>
+            <w:tcMar>
+              <w:top w:type="dxa" w:w="60"/>
+              <w:left w:type="dxa" w:w="100"/>
+              <w:bottom w:type="dxa" w:w="60"/>
+              <w:right w:type="dxa" w:w="100"/>
+            </w:tcMar>
+          </w:tcPr>
+          <w:p>
+            <w:pPr>
               <w:jc w:val="left"/>
             </w:pPr>
             <w:r>
@@ -2581,22 +2438,20 @@
           <w:tcPr>
             <w:tcW w:type="dxa" w:w="950"/>
             <w:tcBorders>
-              <w:top w:val="single" w:color="999999" w:sz="4"/>
-              <w:left w:val="single" w:color="999999" w:sz="4"/>
-              <w:bottom w:val="single" w:color="999999" w:sz="4"/>
-              <w:right w:val="single" w:color="999999" w:sz="4"/>
-            </w:tcBorders>
-            <w:shd w:fill="D9E2F3" w:color="auto" w:val="clear"/>
-            <w:tcMar>
-              <w:top w:type="dxa" w:w="60"/>
-              <w:left w:type="dxa" w:w="100"/>
-              <w:bottom w:type="dxa" w:w="60"/>
-              <w:right w:type="dxa" w:w="100"/>
-            </w:tcMar>
-          </w:tcPr>
-          <w:p>
-            <w:pPr>
-              <w:keepNext w:val="false"/>
+              <w:top w:val="single" w:color="000000" w:sz="4"/>
+              <w:left w:val="single" w:color="000000" w:sz="4"/>
+              <w:bottom w:val="single" w:color="000000" w:sz="4"/>
+              <w:right w:val="single" w:color="000000" w:sz="4"/>
+            </w:tcBorders>
+            <w:tcMar>
+              <w:top w:type="dxa" w:w="60"/>
+              <w:left w:type="dxa" w:w="100"/>
+              <w:bottom w:type="dxa" w:w="60"/>
+              <w:right w:type="dxa" w:w="100"/>
+            </w:tcMar>
+          </w:tcPr>
+          <w:p>
+            <w:pPr>
               <w:jc w:val="center"/>
             </w:pPr>
             <w:r>
@@ -2614,22 +2469,20 @@
           <w:tcPr>
             <w:tcW w:type="dxa" w:w="850"/>
             <w:tcBorders>
-              <w:top w:val="single" w:color="999999" w:sz="4"/>
-              <w:left w:val="single" w:color="999999" w:sz="4"/>
-              <w:bottom w:val="single" w:color="999999" w:sz="4"/>
-              <w:right w:val="single" w:color="999999" w:sz="4"/>
-            </w:tcBorders>
-            <w:shd w:fill="D9E2F3" w:color="auto" w:val="clear"/>
-            <w:tcMar>
-              <w:top w:type="dxa" w:w="60"/>
-              <w:left w:type="dxa" w:w="100"/>
-              <w:bottom w:type="dxa" w:w="60"/>
-              <w:right w:type="dxa" w:w="100"/>
-            </w:tcMar>
-          </w:tcPr>
-          <w:p>
-            <w:pPr>
-              <w:keepNext w:val="false"/>
+              <w:top w:val="single" w:color="000000" w:sz="4"/>
+              <w:left w:val="single" w:color="000000" w:sz="4"/>
+              <w:bottom w:val="single" w:color="000000" w:sz="4"/>
+              <w:right w:val="single" w:color="000000" w:sz="4"/>
+            </w:tcBorders>
+            <w:tcMar>
+              <w:top w:type="dxa" w:w="60"/>
+              <w:left w:type="dxa" w:w="100"/>
+              <w:bottom w:type="dxa" w:w="60"/>
+              <w:right w:type="dxa" w:w="100"/>
+            </w:tcMar>
+          </w:tcPr>
+          <w:p>
+            <w:pPr>
               <w:jc w:val="center"/>
             </w:pPr>
             <w:r>
@@ -2647,22 +2500,20 @@
           <w:tcPr>
             <w:tcW w:type="dxa" w:w="750"/>
             <w:tcBorders>
-              <w:top w:val="single" w:color="999999" w:sz="4"/>
-              <w:left w:val="single" w:color="999999" w:sz="4"/>
-              <w:bottom w:val="single" w:color="999999" w:sz="4"/>
-              <w:right w:val="single" w:color="999999" w:sz="4"/>
-            </w:tcBorders>
-            <w:shd w:fill="D9E2F3" w:color="auto" w:val="clear"/>
-            <w:tcMar>
-              <w:top w:type="dxa" w:w="60"/>
-              <w:left w:type="dxa" w:w="100"/>
-              <w:bottom w:type="dxa" w:w="60"/>
-              <w:right w:type="dxa" w:w="100"/>
-            </w:tcMar>
-          </w:tcPr>
-          <w:p>
-            <w:pPr>
-              <w:keepNext w:val="false"/>
+              <w:top w:val="single" w:color="000000" w:sz="4"/>
+              <w:left w:val="single" w:color="000000" w:sz="4"/>
+              <w:bottom w:val="single" w:color="000000" w:sz="4"/>
+              <w:right w:val="single" w:color="000000" w:sz="4"/>
+            </w:tcBorders>
+            <w:tcMar>
+              <w:top w:type="dxa" w:w="60"/>
+              <w:left w:type="dxa" w:w="100"/>
+              <w:bottom w:type="dxa" w:w="60"/>
+              <w:right w:type="dxa" w:w="100"/>
+            </w:tcMar>
+          </w:tcPr>
+          <w:p>
+            <w:pPr>
               <w:jc w:val="center"/>
             </w:pPr>
             <w:r>
@@ -2680,22 +2531,20 @@
           <w:tcPr>
             <w:tcW w:type="dxa" w:w="900"/>
             <w:tcBorders>
-              <w:top w:val="single" w:color="999999" w:sz="4"/>
-              <w:left w:val="single" w:color="999999" w:sz="4"/>
-              <w:bottom w:val="single" w:color="999999" w:sz="4"/>
-              <w:right w:val="single" w:color="999999" w:sz="4"/>
-            </w:tcBorders>
-            <w:shd w:fill="D9E2F3" w:color="auto" w:val="clear"/>
-            <w:tcMar>
-              <w:top w:type="dxa" w:w="60"/>
-              <w:left w:type="dxa" w:w="100"/>
-              <w:bottom w:type="dxa" w:w="60"/>
-              <w:right w:type="dxa" w:w="100"/>
-            </w:tcMar>
-          </w:tcPr>
-          <w:p>
-            <w:pPr>
-              <w:keepNext w:val="false"/>
+              <w:top w:val="single" w:color="000000" w:sz="4"/>
+              <w:left w:val="single" w:color="000000" w:sz="4"/>
+              <w:bottom w:val="single" w:color="000000" w:sz="4"/>
+              <w:right w:val="single" w:color="000000" w:sz="4"/>
+            </w:tcBorders>
+            <w:tcMar>
+              <w:top w:type="dxa" w:w="60"/>
+              <w:left w:type="dxa" w:w="100"/>
+              <w:bottom w:type="dxa" w:w="60"/>
+              <w:right w:type="dxa" w:w="100"/>
+            </w:tcMar>
+          </w:tcPr>
+          <w:p>
+            <w:pPr>
               <w:jc w:val="center"/>
             </w:pPr>
             <w:r>
@@ -2713,22 +2562,20 @@
           <w:tcPr>
             <w:tcW w:type="dxa" w:w="850"/>
             <w:tcBorders>
-              <w:top w:val="single" w:color="999999" w:sz="4"/>
-              <w:left w:val="single" w:color="999999" w:sz="4"/>
-              <w:bottom w:val="single" w:color="999999" w:sz="4"/>
-              <w:right w:val="single" w:color="999999" w:sz="4"/>
-            </w:tcBorders>
-            <w:shd w:fill="D9E2F3" w:color="auto" w:val="clear"/>
-            <w:tcMar>
-              <w:top w:type="dxa" w:w="60"/>
-              <w:left w:type="dxa" w:w="100"/>
-              <w:bottom w:type="dxa" w:w="60"/>
-              <w:right w:type="dxa" w:w="100"/>
-            </w:tcMar>
-          </w:tcPr>
-          <w:p>
-            <w:pPr>
-              <w:keepNext w:val="false"/>
+              <w:top w:val="single" w:color="000000" w:sz="4"/>
+              <w:left w:val="single" w:color="000000" w:sz="4"/>
+              <w:bottom w:val="single" w:color="000000" w:sz="4"/>
+              <w:right w:val="single" w:color="000000" w:sz="4"/>
+            </w:tcBorders>
+            <w:tcMar>
+              <w:top w:type="dxa" w:w="60"/>
+              <w:left w:type="dxa" w:w="100"/>
+              <w:bottom w:type="dxa" w:w="60"/>
+              <w:right w:type="dxa" w:w="100"/>
+            </w:tcMar>
+          </w:tcPr>
+          <w:p>
+            <w:pPr>
               <w:jc w:val="center"/>
             </w:pPr>
             <w:r>
@@ -2746,22 +2593,20 @@
           <w:tcPr>
             <w:tcW w:type="dxa" w:w="1000"/>
             <w:tcBorders>
-              <w:top w:val="single" w:color="999999" w:sz="4"/>
-              <w:left w:val="single" w:color="999999" w:sz="4"/>
-              <w:bottom w:val="single" w:color="999999" w:sz="4"/>
-              <w:right w:val="single" w:color="999999" w:sz="4"/>
-            </w:tcBorders>
-            <w:shd w:fill="D9E2F3" w:color="auto" w:val="clear"/>
-            <w:tcMar>
-              <w:top w:type="dxa" w:w="60"/>
-              <w:left w:type="dxa" w:w="100"/>
-              <w:bottom w:type="dxa" w:w="60"/>
-              <w:right w:type="dxa" w:w="100"/>
-            </w:tcMar>
-          </w:tcPr>
-          <w:p>
-            <w:pPr>
-              <w:keepNext w:val="false"/>
+              <w:top w:val="single" w:color="000000" w:sz="4"/>
+              <w:left w:val="single" w:color="000000" w:sz="4"/>
+              <w:bottom w:val="single" w:color="000000" w:sz="4"/>
+              <w:right w:val="single" w:color="000000" w:sz="4"/>
+            </w:tcBorders>
+            <w:tcMar>
+              <w:top w:type="dxa" w:w="60"/>
+              <w:left w:type="dxa" w:w="100"/>
+              <w:bottom w:type="dxa" w:w="60"/>
+              <w:right w:type="dxa" w:w="100"/>
+            </w:tcMar>
+          </w:tcPr>
+          <w:p>
+            <w:pPr>
               <w:jc w:val="center"/>
             </w:pPr>
             <w:r>
@@ -2779,22 +2624,20 @@
           <w:tcPr>
             <w:tcW w:type="dxa" w:w="1400"/>
             <w:tcBorders>
-              <w:top w:val="single" w:color="999999" w:sz="4"/>
-              <w:left w:val="single" w:color="999999" w:sz="4"/>
-              <w:bottom w:val="single" w:color="999999" w:sz="4"/>
-              <w:right w:val="single" w:color="999999" w:sz="4"/>
-            </w:tcBorders>
-            <w:shd w:fill="D9E2F3" w:color="auto" w:val="clear"/>
-            <w:tcMar>
-              <w:top w:type="dxa" w:w="60"/>
-              <w:left w:type="dxa" w:w="100"/>
-              <w:bottom w:type="dxa" w:w="60"/>
-              <w:right w:type="dxa" w:w="100"/>
-            </w:tcMar>
-          </w:tcPr>
-          <w:p>
-            <w:pPr>
-              <w:keepNext w:val="false"/>
+              <w:top w:val="single" w:color="000000" w:sz="4"/>
+              <w:left w:val="single" w:color="000000" w:sz="4"/>
+              <w:bottom w:val="single" w:color="000000" w:sz="4"/>
+              <w:right w:val="single" w:color="000000" w:sz="4"/>
+            </w:tcBorders>
+            <w:tcMar>
+              <w:top w:type="dxa" w:w="60"/>
+              <w:left w:type="dxa" w:w="100"/>
+              <w:bottom w:type="dxa" w:w="60"/>
+              <w:right w:type="dxa" w:w="100"/>
+            </w:tcMar>
+          </w:tcPr>
+          <w:p>
+            <w:pPr>
               <w:jc w:val="center"/>
             </w:pPr>
             <w:r>
@@ -2810,28 +2653,24 @@
         </w:tc>
       </w:tr>
       <w:tr>
-        <w:trPr>
-          <w:cantSplit/>
-        </w:trPr>
         <w:tc>
           <w:tcPr>
             <w:tcW w:type="dxa" w:w="2326"/>
             <w:tcBorders>
-              <w:top w:val="single" w:color="999999" w:sz="4"/>
-              <w:left w:val="single" w:color="999999" w:sz="4"/>
-              <w:bottom w:val="single" w:color="999999" w:sz="4"/>
-              <w:right w:val="single" w:color="999999" w:sz="4"/>
-            </w:tcBorders>
-            <w:tcMar>
-              <w:top w:type="dxa" w:w="60"/>
-              <w:left w:type="dxa" w:w="100"/>
-              <w:bottom w:type="dxa" w:w="60"/>
-              <w:right w:type="dxa" w:w="100"/>
-            </w:tcMar>
-          </w:tcPr>
-          <w:p>
-            <w:pPr>
-              <w:keepNext w:val="false"/>
+              <w:top w:val="single" w:color="000000" w:sz="4"/>
+              <w:left w:val="single" w:color="000000" w:sz="4"/>
+              <w:bottom w:val="single" w:color="000000" w:sz="4"/>
+              <w:right w:val="single" w:color="000000" w:sz="4"/>
+            </w:tcBorders>
+            <w:tcMar>
+              <w:top w:type="dxa" w:w="60"/>
+              <w:left w:type="dxa" w:w="100"/>
+              <w:bottom w:type="dxa" w:w="60"/>
+              <w:right w:type="dxa" w:w="100"/>
+            </w:tcMar>
+          </w:tcPr>
+          <w:p>
+            <w:pPr>
               <w:jc w:val="left"/>
             </w:pPr>
             <w:r>
@@ -2849,21 +2688,20 @@
           <w:tcPr>
             <w:tcW w:type="dxa" w:w="950"/>
             <w:tcBorders>
-              <w:top w:val="single" w:color="999999" w:sz="4"/>
-              <w:left w:val="single" w:color="999999" w:sz="4"/>
-              <w:bottom w:val="single" w:color="999999" w:sz="4"/>
-              <w:right w:val="single" w:color="999999" w:sz="4"/>
-            </w:tcBorders>
-            <w:tcMar>
-              <w:top w:type="dxa" w:w="60"/>
-              <w:left w:type="dxa" w:w="100"/>
-              <w:bottom w:type="dxa" w:w="60"/>
-              <w:right w:type="dxa" w:w="100"/>
-            </w:tcMar>
-          </w:tcPr>
-          <w:p>
-            <w:pPr>
-              <w:keepNext w:val="false"/>
+              <w:top w:val="single" w:color="000000" w:sz="4"/>
+              <w:left w:val="single" w:color="000000" w:sz="4"/>
+              <w:bottom w:val="single" w:color="000000" w:sz="4"/>
+              <w:right w:val="single" w:color="000000" w:sz="4"/>
+            </w:tcBorders>
+            <w:tcMar>
+              <w:top w:type="dxa" w:w="60"/>
+              <w:left w:type="dxa" w:w="100"/>
+              <w:bottom w:type="dxa" w:w="60"/>
+              <w:right w:type="dxa" w:w="100"/>
+            </w:tcMar>
+          </w:tcPr>
+          <w:p>
+            <w:pPr>
               <w:jc w:val="center"/>
             </w:pPr>
             <w:r>
@@ -2881,21 +2719,20 @@
           <w:tcPr>
             <w:tcW w:type="dxa" w:w="850"/>
             <w:tcBorders>
-              <w:top w:val="single" w:color="999999" w:sz="4"/>
-              <w:left w:val="single" w:color="999999" w:sz="4"/>
-              <w:bottom w:val="single" w:color="999999" w:sz="4"/>
-              <w:right w:val="single" w:color="999999" w:sz="4"/>
-            </w:tcBorders>
-            <w:tcMar>
-              <w:top w:type="dxa" w:w="60"/>
-              <w:left w:type="dxa" w:w="100"/>
-              <w:bottom w:type="dxa" w:w="60"/>
-              <w:right w:type="dxa" w:w="100"/>
-            </w:tcMar>
-          </w:tcPr>
-          <w:p>
-            <w:pPr>
-              <w:keepNext w:val="false"/>
+              <w:top w:val="single" w:color="000000" w:sz="4"/>
+              <w:left w:val="single" w:color="000000" w:sz="4"/>
+              <w:bottom w:val="single" w:color="000000" w:sz="4"/>
+              <w:right w:val="single" w:color="000000" w:sz="4"/>
+            </w:tcBorders>
+            <w:tcMar>
+              <w:top w:type="dxa" w:w="60"/>
+              <w:left w:type="dxa" w:w="100"/>
+              <w:bottom w:type="dxa" w:w="60"/>
+              <w:right w:type="dxa" w:w="100"/>
+            </w:tcMar>
+          </w:tcPr>
+          <w:p>
+            <w:pPr>
               <w:jc w:val="center"/>
             </w:pPr>
             <w:r>
@@ -2913,21 +2750,20 @@
           <w:tcPr>
             <w:tcW w:type="dxa" w:w="750"/>
             <w:tcBorders>
-              <w:top w:val="single" w:color="999999" w:sz="4"/>
-              <w:left w:val="single" w:color="999999" w:sz="4"/>
-              <w:bottom w:val="single" w:color="999999" w:sz="4"/>
-              <w:right w:val="single" w:color="999999" w:sz="4"/>
-            </w:tcBorders>
-            <w:tcMar>
-              <w:top w:type="dxa" w:w="60"/>
-              <w:left w:type="dxa" w:w="100"/>
-              <w:bottom w:type="dxa" w:w="60"/>
-              <w:right w:type="dxa" w:w="100"/>
-            </w:tcMar>
-          </w:tcPr>
-          <w:p>
-            <w:pPr>
-              <w:keepNext w:val="false"/>
+              <w:top w:val="single" w:color="000000" w:sz="4"/>
+              <w:left w:val="single" w:color="000000" w:sz="4"/>
+              <w:bottom w:val="single" w:color="000000" w:sz="4"/>
+              <w:right w:val="single" w:color="000000" w:sz="4"/>
+            </w:tcBorders>
+            <w:tcMar>
+              <w:top w:type="dxa" w:w="60"/>
+              <w:left w:type="dxa" w:w="100"/>
+              <w:bottom w:type="dxa" w:w="60"/>
+              <w:right w:type="dxa" w:w="100"/>
+            </w:tcMar>
+          </w:tcPr>
+          <w:p>
+            <w:pPr>
               <w:jc w:val="center"/>
             </w:pPr>
             <w:r>
@@ -2945,21 +2781,20 @@
           <w:tcPr>
             <w:tcW w:type="dxa" w:w="900"/>
             <w:tcBorders>
-              <w:top w:val="single" w:color="999999" w:sz="4"/>
-              <w:left w:val="single" w:color="999999" w:sz="4"/>
-              <w:bottom w:val="single" w:color="999999" w:sz="4"/>
-              <w:right w:val="single" w:color="999999" w:sz="4"/>
-            </w:tcBorders>
-            <w:tcMar>
-              <w:top w:type="dxa" w:w="60"/>
-              <w:left w:type="dxa" w:w="100"/>
-              <w:bottom w:type="dxa" w:w="60"/>
-              <w:right w:type="dxa" w:w="100"/>
-            </w:tcMar>
-          </w:tcPr>
-          <w:p>
-            <w:pPr>
-              <w:keepNext w:val="false"/>
+              <w:top w:val="single" w:color="000000" w:sz="4"/>
+              <w:left w:val="single" w:color="000000" w:sz="4"/>
+              <w:bottom w:val="single" w:color="000000" w:sz="4"/>
+              <w:right w:val="single" w:color="000000" w:sz="4"/>
+            </w:tcBorders>
+            <w:tcMar>
+              <w:top w:type="dxa" w:w="60"/>
+              <w:left w:type="dxa" w:w="100"/>
+              <w:bottom w:type="dxa" w:w="60"/>
+              <w:right w:type="dxa" w:w="100"/>
+            </w:tcMar>
+          </w:tcPr>
+          <w:p>
+            <w:pPr>
               <w:jc w:val="center"/>
             </w:pPr>
             <w:r>
@@ -2977,21 +2812,20 @@
           <w:tcPr>
             <w:tcW w:type="dxa" w:w="850"/>
             <w:tcBorders>
-              <w:top w:val="single" w:color="999999" w:sz="4"/>
-              <w:left w:val="single" w:color="999999" w:sz="4"/>
-              <w:bottom w:val="single" w:color="999999" w:sz="4"/>
-              <w:right w:val="single" w:color="999999" w:sz="4"/>
-            </w:tcBorders>
-            <w:tcMar>
-              <w:top w:type="dxa" w:w="60"/>
-              <w:left w:type="dxa" w:w="100"/>
-              <w:bottom w:type="dxa" w:w="60"/>
-              <w:right w:type="dxa" w:w="100"/>
-            </w:tcMar>
-          </w:tcPr>
-          <w:p>
-            <w:pPr>
-              <w:keepNext w:val="false"/>
+              <w:top w:val="single" w:color="000000" w:sz="4"/>
+              <w:left w:val="single" w:color="000000" w:sz="4"/>
+              <w:bottom w:val="single" w:color="000000" w:sz="4"/>
+              <w:right w:val="single" w:color="000000" w:sz="4"/>
+            </w:tcBorders>
+            <w:tcMar>
+              <w:top w:type="dxa" w:w="60"/>
+              <w:left w:type="dxa" w:w="100"/>
+              <w:bottom w:type="dxa" w:w="60"/>
+              <w:right w:type="dxa" w:w="100"/>
+            </w:tcMar>
+          </w:tcPr>
+          <w:p>
+            <w:pPr>
               <w:jc w:val="center"/>
             </w:pPr>
             <w:r>
@@ -3009,21 +2843,20 @@
           <w:tcPr>
             <w:tcW w:type="dxa" w:w="1000"/>
             <w:tcBorders>
-              <w:top w:val="single" w:color="999999" w:sz="4"/>
-              <w:left w:val="single" w:color="999999" w:sz="4"/>
-              <w:bottom w:val="single" w:color="999999" w:sz="4"/>
-              <w:right w:val="single" w:color="999999" w:sz="4"/>
-            </w:tcBorders>
-            <w:tcMar>
-              <w:top w:type="dxa" w:w="60"/>
-              <w:left w:type="dxa" w:w="100"/>
-              <w:bottom w:type="dxa" w:w="60"/>
-              <w:right w:type="dxa" w:w="100"/>
-            </w:tcMar>
-          </w:tcPr>
-          <w:p>
-            <w:pPr>
-              <w:keepNext w:val="false"/>
+              <w:top w:val="single" w:color="000000" w:sz="4"/>
+              <w:left w:val="single" w:color="000000" w:sz="4"/>
+              <w:bottom w:val="single" w:color="000000" w:sz="4"/>
+              <w:right w:val="single" w:color="000000" w:sz="4"/>
+            </w:tcBorders>
+            <w:tcMar>
+              <w:top w:type="dxa" w:w="60"/>
+              <w:left w:type="dxa" w:w="100"/>
+              <w:bottom w:type="dxa" w:w="60"/>
+              <w:right w:type="dxa" w:w="100"/>
+            </w:tcMar>
+          </w:tcPr>
+          <w:p>
+            <w:pPr>
               <w:jc w:val="center"/>
             </w:pPr>
             <w:r>
@@ -3041,21 +2874,20 @@
           <w:tcPr>
             <w:tcW w:type="dxa" w:w="1400"/>
             <w:tcBorders>
-              <w:top w:val="single" w:color="999999" w:sz="4"/>
-              <w:left w:val="single" w:color="999999" w:sz="4"/>
-              <w:bottom w:val="single" w:color="999999" w:sz="4"/>
-              <w:right w:val="single" w:color="999999" w:sz="4"/>
-            </w:tcBorders>
-            <w:tcMar>
-              <w:top w:type="dxa" w:w="60"/>
-              <w:left w:type="dxa" w:w="100"/>
-              <w:bottom w:type="dxa" w:w="60"/>
-              <w:right w:type="dxa" w:w="100"/>
-            </w:tcMar>
-          </w:tcPr>
-          <w:p>
-            <w:pPr>
-              <w:keepNext w:val="false"/>
+              <w:top w:val="single" w:color="000000" w:sz="4"/>
+              <w:left w:val="single" w:color="000000" w:sz="4"/>
+              <w:bottom w:val="single" w:color="000000" w:sz="4"/>
+              <w:right w:val="single" w:color="000000" w:sz="4"/>
+            </w:tcBorders>
+            <w:tcMar>
+              <w:top w:type="dxa" w:w="60"/>
+              <w:left w:type="dxa" w:w="100"/>
+              <w:bottom w:type="dxa" w:w="60"/>
+              <w:right w:type="dxa" w:w="100"/>
+            </w:tcMar>
+          </w:tcPr>
+          <w:p>
+            <w:pPr>
               <w:jc w:val="center"/>
             </w:pPr>
             <w:r>
@@ -3071,28 +2903,24 @@
         </w:tc>
       </w:tr>
       <w:tr>
-        <w:trPr>
-          <w:cantSplit/>
-        </w:trPr>
         <w:tc>
           <w:tcPr>
             <w:tcW w:type="dxa" w:w="2326"/>
             <w:tcBorders>
-              <w:top w:val="single" w:color="999999" w:sz="4"/>
-              <w:left w:val="single" w:color="999999" w:sz="4"/>
-              <w:bottom w:val="single" w:color="999999" w:sz="4"/>
-              <w:right w:val="single" w:color="999999" w:sz="4"/>
-            </w:tcBorders>
-            <w:tcMar>
-              <w:top w:type="dxa" w:w="60"/>
-              <w:left w:type="dxa" w:w="100"/>
-              <w:bottom w:type="dxa" w:w="60"/>
-              <w:right w:type="dxa" w:w="100"/>
-            </w:tcMar>
-          </w:tcPr>
-          <w:p>
-            <w:pPr>
-              <w:keepNext w:val="false"/>
+              <w:top w:val="single" w:color="000000" w:sz="4"/>
+              <w:left w:val="single" w:color="000000" w:sz="4"/>
+              <w:bottom w:val="single" w:color="000000" w:sz="4"/>
+              <w:right w:val="single" w:color="000000" w:sz="4"/>
+            </w:tcBorders>
+            <w:tcMar>
+              <w:top w:type="dxa" w:w="60"/>
+              <w:left w:type="dxa" w:w="100"/>
+              <w:bottom w:type="dxa" w:w="60"/>
+              <w:right w:type="dxa" w:w="100"/>
+            </w:tcMar>
+          </w:tcPr>
+          <w:p>
+            <w:pPr>
               <w:jc w:val="left"/>
             </w:pPr>
             <w:r>
@@ -3110,21 +2938,20 @@
           <w:tcPr>
             <w:tcW w:type="dxa" w:w="950"/>
             <w:tcBorders>
-              <w:top w:val="single" w:color="999999" w:sz="4"/>
-              <w:left w:val="single" w:color="999999" w:sz="4"/>
-              <w:bottom w:val="single" w:color="999999" w:sz="4"/>
-              <w:right w:val="single" w:color="999999" w:sz="4"/>
-            </w:tcBorders>
-            <w:tcMar>
-              <w:top w:type="dxa" w:w="60"/>
-              <w:left w:type="dxa" w:w="100"/>
-              <w:bottom w:type="dxa" w:w="60"/>
-              <w:right w:type="dxa" w:w="100"/>
-            </w:tcMar>
-          </w:tcPr>
-          <w:p>
-            <w:pPr>
-              <w:keepNext w:val="false"/>
+              <w:top w:val="single" w:color="000000" w:sz="4"/>
+              <w:left w:val="single" w:color="000000" w:sz="4"/>
+              <w:bottom w:val="single" w:color="000000" w:sz="4"/>
+              <w:right w:val="single" w:color="000000" w:sz="4"/>
+            </w:tcBorders>
+            <w:tcMar>
+              <w:top w:type="dxa" w:w="60"/>
+              <w:left w:type="dxa" w:w="100"/>
+              <w:bottom w:type="dxa" w:w="60"/>
+              <w:right w:type="dxa" w:w="100"/>
+            </w:tcMar>
+          </w:tcPr>
+          <w:p>
+            <w:pPr>
               <w:jc w:val="center"/>
             </w:pPr>
             <w:r>
@@ -3142,21 +2969,20 @@
           <w:tcPr>
             <w:tcW w:type="dxa" w:w="850"/>
             <w:tcBorders>
-              <w:top w:val="single" w:color="999999" w:sz="4"/>
-              <w:left w:val="single" w:color="999999" w:sz="4"/>
-              <w:bottom w:val="single" w:color="999999" w:sz="4"/>
-              <w:right w:val="single" w:color="999999" w:sz="4"/>
-            </w:tcBorders>
-            <w:tcMar>
-              <w:top w:type="dxa" w:w="60"/>
-              <w:left w:type="dxa" w:w="100"/>
-              <w:bottom w:type="dxa" w:w="60"/>
-              <w:right w:type="dxa" w:w="100"/>
-            </w:tcMar>
-          </w:tcPr>
-          <w:p>
-            <w:pPr>
-              <w:keepNext w:val="false"/>
+              <w:top w:val="single" w:color="000000" w:sz="4"/>
+              <w:left w:val="single" w:color="000000" w:sz="4"/>
+              <w:bottom w:val="single" w:color="000000" w:sz="4"/>
+              <w:right w:val="single" w:color="000000" w:sz="4"/>
+            </w:tcBorders>
+            <w:tcMar>
+              <w:top w:type="dxa" w:w="60"/>
+              <w:left w:type="dxa" w:w="100"/>
+              <w:bottom w:type="dxa" w:w="60"/>
+              <w:right w:type="dxa" w:w="100"/>
+            </w:tcMar>
+          </w:tcPr>
+          <w:p>
+            <w:pPr>
               <w:jc w:val="center"/>
             </w:pPr>
             <w:r>
@@ -3174,21 +3000,20 @@
           <w:tcPr>
             <w:tcW w:type="dxa" w:w="750"/>
             <w:tcBorders>
-              <w:top w:val="single" w:color="999999" w:sz="4"/>
-              <w:left w:val="single" w:color="999999" w:sz="4"/>
-              <w:bottom w:val="single" w:color="999999" w:sz="4"/>
-              <w:right w:val="single" w:color="999999" w:sz="4"/>
-            </w:tcBorders>
-            <w:tcMar>
-              <w:top w:type="dxa" w:w="60"/>
-              <w:left w:type="dxa" w:w="100"/>
-              <w:bottom w:type="dxa" w:w="60"/>
-              <w:right w:type="dxa" w:w="100"/>
-            </w:tcMar>
-          </w:tcPr>
-          <w:p>
-            <w:pPr>
-              <w:keepNext w:val="false"/>
+              <w:top w:val="single" w:color="000000" w:sz="4"/>
+              <w:left w:val="single" w:color="000000" w:sz="4"/>
+              <w:bottom w:val="single" w:color="000000" w:sz="4"/>
+              <w:right w:val="single" w:color="000000" w:sz="4"/>
+            </w:tcBorders>
+            <w:tcMar>
+              <w:top w:type="dxa" w:w="60"/>
+              <w:left w:type="dxa" w:w="100"/>
+              <w:bottom w:type="dxa" w:w="60"/>
+              <w:right w:type="dxa" w:w="100"/>
+            </w:tcMar>
+          </w:tcPr>
+          <w:p>
+            <w:pPr>
               <w:jc w:val="center"/>
             </w:pPr>
             <w:r>
@@ -3206,21 +3031,20 @@
           <w:tcPr>
             <w:tcW w:type="dxa" w:w="900"/>
             <w:tcBorders>
-              <w:top w:val="single" w:color="999999" w:sz="4"/>
-              <w:left w:val="single" w:color="999999" w:sz="4"/>
-              <w:bottom w:val="single" w:color="999999" w:sz="4"/>
-              <w:right w:val="single" w:color="999999" w:sz="4"/>
-            </w:tcBorders>
-            <w:tcMar>
-              <w:top w:type="dxa" w:w="60"/>
-              <w:left w:type="dxa" w:w="100"/>
-              <w:bottom w:type="dxa" w:w="60"/>
-              <w:right w:type="dxa" w:w="100"/>
-            </w:tcMar>
-          </w:tcPr>
-          <w:p>
-            <w:pPr>
-              <w:keepNext w:val="false"/>
+              <w:top w:val="single" w:color="000000" w:sz="4"/>
+              <w:left w:val="single" w:color="000000" w:sz="4"/>
+              <w:bottom w:val="single" w:color="000000" w:sz="4"/>
+              <w:right w:val="single" w:color="000000" w:sz="4"/>
+            </w:tcBorders>
+            <w:tcMar>
+              <w:top w:type="dxa" w:w="60"/>
+              <w:left w:type="dxa" w:w="100"/>
+              <w:bottom w:type="dxa" w:w="60"/>
+              <w:right w:type="dxa" w:w="100"/>
+            </w:tcMar>
+          </w:tcPr>
+          <w:p>
+            <w:pPr>
               <w:jc w:val="center"/>
             </w:pPr>
             <w:r>
@@ -3238,21 +3062,20 @@
           <w:tcPr>
             <w:tcW w:type="dxa" w:w="850"/>
             <w:tcBorders>
-              <w:top w:val="single" w:color="999999" w:sz="4"/>
-              <w:left w:val="single" w:color="999999" w:sz="4"/>
-              <w:bottom w:val="single" w:color="999999" w:sz="4"/>
-              <w:right w:val="single" w:color="999999" w:sz="4"/>
-            </w:tcBorders>
-            <w:tcMar>
-              <w:top w:type="dxa" w:w="60"/>
-              <w:left w:type="dxa" w:w="100"/>
-              <w:bottom w:type="dxa" w:w="60"/>
-              <w:right w:type="dxa" w:w="100"/>
-            </w:tcMar>
-          </w:tcPr>
-          <w:p>
-            <w:pPr>
-              <w:keepNext w:val="false"/>
+              <w:top w:val="single" w:color="000000" w:sz="4"/>
+              <w:left w:val="single" w:color="000000" w:sz="4"/>
+              <w:bottom w:val="single" w:color="000000" w:sz="4"/>
+              <w:right w:val="single" w:color="000000" w:sz="4"/>
+            </w:tcBorders>
+            <w:tcMar>
+              <w:top w:type="dxa" w:w="60"/>
+              <w:left w:type="dxa" w:w="100"/>
+              <w:bottom w:type="dxa" w:w="60"/>
+              <w:right w:type="dxa" w:w="100"/>
+            </w:tcMar>
+          </w:tcPr>
+          <w:p>
+            <w:pPr>
               <w:jc w:val="center"/>
             </w:pPr>
             <w:r>
@@ -3270,21 +3093,20 @@
           <w:tcPr>
             <w:tcW w:type="dxa" w:w="1000"/>
             <w:tcBorders>
-              <w:top w:val="single" w:color="999999" w:sz="4"/>
-              <w:left w:val="single" w:color="999999" w:sz="4"/>
-              <w:bottom w:val="single" w:color="999999" w:sz="4"/>
-              <w:right w:val="single" w:color="999999" w:sz="4"/>
-            </w:tcBorders>
-            <w:tcMar>
-              <w:top w:type="dxa" w:w="60"/>
-              <w:left w:type="dxa" w:w="100"/>
-              <w:bottom w:type="dxa" w:w="60"/>
-              <w:right w:type="dxa" w:w="100"/>
-            </w:tcMar>
-          </w:tcPr>
-          <w:p>
-            <w:pPr>
-              <w:keepNext w:val="false"/>
+              <w:top w:val="single" w:color="000000" w:sz="4"/>
+              <w:left w:val="single" w:color="000000" w:sz="4"/>
+              <w:bottom w:val="single" w:color="000000" w:sz="4"/>
+              <w:right w:val="single" w:color="000000" w:sz="4"/>
+            </w:tcBorders>
+            <w:tcMar>
+              <w:top w:type="dxa" w:w="60"/>
+              <w:left w:type="dxa" w:w="100"/>
+              <w:bottom w:type="dxa" w:w="60"/>
+              <w:right w:type="dxa" w:w="100"/>
+            </w:tcMar>
+          </w:tcPr>
+          <w:p>
+            <w:pPr>
               <w:jc w:val="center"/>
             </w:pPr>
             <w:r>
@@ -3302,21 +3124,20 @@
           <w:tcPr>
             <w:tcW w:type="dxa" w:w="1400"/>
             <w:tcBorders>
-              <w:top w:val="single" w:color="999999" w:sz="4"/>
-              <w:left w:val="single" w:color="999999" w:sz="4"/>
-              <w:bottom w:val="single" w:color="999999" w:sz="4"/>
-              <w:right w:val="single" w:color="999999" w:sz="4"/>
-            </w:tcBorders>
-            <w:tcMar>
-              <w:top w:type="dxa" w:w="60"/>
-              <w:left w:type="dxa" w:w="100"/>
-              <w:bottom w:type="dxa" w:w="60"/>
-              <w:right w:type="dxa" w:w="100"/>
-            </w:tcMar>
-          </w:tcPr>
-          <w:p>
-            <w:pPr>
-              <w:keepNext w:val="false"/>
+              <w:top w:val="single" w:color="000000" w:sz="4"/>
+              <w:left w:val="single" w:color="000000" w:sz="4"/>
+              <w:bottom w:val="single" w:color="000000" w:sz="4"/>
+              <w:right w:val="single" w:color="000000" w:sz="4"/>
+            </w:tcBorders>
+            <w:tcMar>
+              <w:top w:type="dxa" w:w="60"/>
+              <w:left w:type="dxa" w:w="100"/>
+              <w:bottom w:type="dxa" w:w="60"/>
+              <w:right w:type="dxa" w:w="100"/>
+            </w:tcMar>
+          </w:tcPr>
+          <w:p>
+            <w:pPr>
               <w:jc w:val="center"/>
             </w:pPr>
             <w:r>
@@ -3332,28 +3153,24 @@
         </w:tc>
       </w:tr>
       <w:tr>
-        <w:trPr>
-          <w:cantSplit/>
-        </w:trPr>
         <w:tc>
           <w:tcPr>
             <w:tcW w:type="dxa" w:w="2326"/>
             <w:tcBorders>
-              <w:top w:val="single" w:color="999999" w:sz="4"/>
-              <w:left w:val="single" w:color="999999" w:sz="4"/>
-              <w:bottom w:val="single" w:color="999999" w:sz="4"/>
-              <w:right w:val="single" w:color="999999" w:sz="4"/>
-            </w:tcBorders>
-            <w:tcMar>
-              <w:top w:type="dxa" w:w="60"/>
-              <w:left w:type="dxa" w:w="100"/>
-              <w:bottom w:type="dxa" w:w="60"/>
-              <w:right w:type="dxa" w:w="100"/>
-            </w:tcMar>
-          </w:tcPr>
-          <w:p>
-            <w:pPr>
-              <w:keepNext w:val="false"/>
+              <w:top w:val="single" w:color="000000" w:sz="4"/>
+              <w:left w:val="single" w:color="000000" w:sz="4"/>
+              <w:bottom w:val="single" w:color="000000" w:sz="4"/>
+              <w:right w:val="single" w:color="000000" w:sz="4"/>
+            </w:tcBorders>
+            <w:tcMar>
+              <w:top w:type="dxa" w:w="60"/>
+              <w:left w:type="dxa" w:w="100"/>
+              <w:bottom w:type="dxa" w:w="60"/>
+              <w:right w:type="dxa" w:w="100"/>
+            </w:tcMar>
+          </w:tcPr>
+          <w:p>
+            <w:pPr>
               <w:jc w:val="left"/>
             </w:pPr>
             <w:r>
@@ -3371,21 +3188,20 @@
           <w:tcPr>
             <w:tcW w:type="dxa" w:w="950"/>
             <w:tcBorders>
-              <w:top w:val="single" w:color="999999" w:sz="4"/>
-              <w:left w:val="single" w:color="999999" w:sz="4"/>
-              <w:bottom w:val="single" w:color="999999" w:sz="4"/>
-              <w:right w:val="single" w:color="999999" w:sz="4"/>
-            </w:tcBorders>
-            <w:tcMar>
-              <w:top w:type="dxa" w:w="60"/>
-              <w:left w:type="dxa" w:w="100"/>
-              <w:bottom w:type="dxa" w:w="60"/>
-              <w:right w:type="dxa" w:w="100"/>
-            </w:tcMar>
-          </w:tcPr>
-          <w:p>
-            <w:pPr>
-              <w:keepNext w:val="false"/>
+              <w:top w:val="single" w:color="000000" w:sz="4"/>
+              <w:left w:val="single" w:color="000000" w:sz="4"/>
+              <w:bottom w:val="single" w:color="000000" w:sz="4"/>
+              <w:right w:val="single" w:color="000000" w:sz="4"/>
+            </w:tcBorders>
+            <w:tcMar>
+              <w:top w:type="dxa" w:w="60"/>
+              <w:left w:type="dxa" w:w="100"/>
+              <w:bottom w:type="dxa" w:w="60"/>
+              <w:right w:type="dxa" w:w="100"/>
+            </w:tcMar>
+          </w:tcPr>
+          <w:p>
+            <w:pPr>
               <w:jc w:val="center"/>
             </w:pPr>
             <w:r>
@@ -3403,21 +3219,20 @@
           <w:tcPr>
             <w:tcW w:type="dxa" w:w="850"/>
             <w:tcBorders>
-              <w:top w:val="single" w:color="999999" w:sz="4"/>
-              <w:left w:val="single" w:color="999999" w:sz="4"/>
-              <w:bottom w:val="single" w:color="999999" w:sz="4"/>
-              <w:right w:val="single" w:color="999999" w:sz="4"/>
-            </w:tcBorders>
-            <w:tcMar>
-              <w:top w:type="dxa" w:w="60"/>
-              <w:left w:type="dxa" w:w="100"/>
-              <w:bottom w:type="dxa" w:w="60"/>
-              <w:right w:type="dxa" w:w="100"/>
-            </w:tcMar>
-          </w:tcPr>
-          <w:p>
-            <w:pPr>
-              <w:keepNext w:val="false"/>
+              <w:top w:val="single" w:color="000000" w:sz="4"/>
+              <w:left w:val="single" w:color="000000" w:sz="4"/>
+              <w:bottom w:val="single" w:color="000000" w:sz="4"/>
+              <w:right w:val="single" w:color="000000" w:sz="4"/>
+            </w:tcBorders>
+            <w:tcMar>
+              <w:top w:type="dxa" w:w="60"/>
+              <w:left w:type="dxa" w:w="100"/>
+              <w:bottom w:type="dxa" w:w="60"/>
+              <w:right w:type="dxa" w:w="100"/>
+            </w:tcMar>
+          </w:tcPr>
+          <w:p>
+            <w:pPr>
               <w:jc w:val="center"/>
             </w:pPr>
             <w:r>
@@ -3435,21 +3250,20 @@
           <w:tcPr>
             <w:tcW w:type="dxa" w:w="750"/>
             <w:tcBorders>
-              <w:top w:val="single" w:color="999999" w:sz="4"/>
-              <w:left w:val="single" w:color="999999" w:sz="4"/>
-              <w:bottom w:val="single" w:color="999999" w:sz="4"/>
-              <w:right w:val="single" w:color="999999" w:sz="4"/>
-            </w:tcBorders>
-            <w:tcMar>
-              <w:top w:type="dxa" w:w="60"/>
-              <w:left w:type="dxa" w:w="100"/>
-              <w:bottom w:type="dxa" w:w="60"/>
-              <w:right w:type="dxa" w:w="100"/>
-            </w:tcMar>
-          </w:tcPr>
-          <w:p>
-            <w:pPr>
-              <w:keepNext w:val="false"/>
+              <w:top w:val="single" w:color="000000" w:sz="4"/>
+              <w:left w:val="single" w:color="000000" w:sz="4"/>
+              <w:bottom w:val="single" w:color="000000" w:sz="4"/>
+              <w:right w:val="single" w:color="000000" w:sz="4"/>
+            </w:tcBorders>
+            <w:tcMar>
+              <w:top w:type="dxa" w:w="60"/>
+              <w:left w:type="dxa" w:w="100"/>
+              <w:bottom w:type="dxa" w:w="60"/>
+              <w:right w:type="dxa" w:w="100"/>
+            </w:tcMar>
+          </w:tcPr>
+          <w:p>
+            <w:pPr>
               <w:jc w:val="center"/>
             </w:pPr>
             <w:r>
@@ -3467,21 +3281,20 @@
           <w:tcPr>
             <w:tcW w:type="dxa" w:w="900"/>
             <w:tcBorders>
-              <w:top w:val="single" w:color="999999" w:sz="4"/>
-              <w:left w:val="single" w:color="999999" w:sz="4"/>
-              <w:bottom w:val="single" w:color="999999" w:sz="4"/>
-              <w:right w:val="single" w:color="999999" w:sz="4"/>
-            </w:tcBorders>
-            <w:tcMar>
-              <w:top w:type="dxa" w:w="60"/>
-              <w:left w:type="dxa" w:w="100"/>
-              <w:bottom w:type="dxa" w:w="60"/>
-              <w:right w:type="dxa" w:w="100"/>
-            </w:tcMar>
-          </w:tcPr>
-          <w:p>
-            <w:pPr>
-              <w:keepNext w:val="false"/>
+              <w:top w:val="single" w:color="000000" w:sz="4"/>
+              <w:left w:val="single" w:color="000000" w:sz="4"/>
+              <w:bottom w:val="single" w:color="000000" w:sz="4"/>
+              <w:right w:val="single" w:color="000000" w:sz="4"/>
+            </w:tcBorders>
+            <w:tcMar>
+              <w:top w:type="dxa" w:w="60"/>
+              <w:left w:type="dxa" w:w="100"/>
+              <w:bottom w:type="dxa" w:w="60"/>
+              <w:right w:type="dxa" w:w="100"/>
+            </w:tcMar>
+          </w:tcPr>
+          <w:p>
+            <w:pPr>
               <w:jc w:val="center"/>
             </w:pPr>
             <w:r>
@@ -3499,21 +3312,20 @@
           <w:tcPr>
             <w:tcW w:type="dxa" w:w="850"/>
             <w:tcBorders>
-              <w:top w:val="single" w:color="999999" w:sz="4"/>
-              <w:left w:val="single" w:color="999999" w:sz="4"/>
-              <w:bottom w:val="single" w:color="999999" w:sz="4"/>
-              <w:right w:val="single" w:color="999999" w:sz="4"/>
-            </w:tcBorders>
-            <w:tcMar>
-              <w:top w:type="dxa" w:w="60"/>
-              <w:left w:type="dxa" w:w="100"/>
-              <w:bottom w:type="dxa" w:w="60"/>
-              <w:right w:type="dxa" w:w="100"/>
-            </w:tcMar>
-          </w:tcPr>
-          <w:p>
-            <w:pPr>
-              <w:keepNext w:val="false"/>
+              <w:top w:val="single" w:color="000000" w:sz="4"/>
+              <w:left w:val="single" w:color="000000" w:sz="4"/>
+              <w:bottom w:val="single" w:color="000000" w:sz="4"/>
+              <w:right w:val="single" w:color="000000" w:sz="4"/>
+            </w:tcBorders>
+            <w:tcMar>
+              <w:top w:type="dxa" w:w="60"/>
+              <w:left w:type="dxa" w:w="100"/>
+              <w:bottom w:type="dxa" w:w="60"/>
+              <w:right w:type="dxa" w:w="100"/>
+            </w:tcMar>
+          </w:tcPr>
+          <w:p>
+            <w:pPr>
               <w:jc w:val="center"/>
             </w:pPr>
             <w:r>
@@ -3531,21 +3343,20 @@
           <w:tcPr>
             <w:tcW w:type="dxa" w:w="1000"/>
             <w:tcBorders>
-              <w:top w:val="single" w:color="999999" w:sz="4"/>
-              <w:left w:val="single" w:color="999999" w:sz="4"/>
-              <w:bottom w:val="single" w:color="999999" w:sz="4"/>
-              <w:right w:val="single" w:color="999999" w:sz="4"/>
-            </w:tcBorders>
-            <w:tcMar>
-              <w:top w:type="dxa" w:w="60"/>
-              <w:left w:type="dxa" w:w="100"/>
-              <w:bottom w:type="dxa" w:w="60"/>
-              <w:right w:type="dxa" w:w="100"/>
-            </w:tcMar>
-          </w:tcPr>
-          <w:p>
-            <w:pPr>
-              <w:keepNext w:val="false"/>
+              <w:top w:val="single" w:color="000000" w:sz="4"/>
+              <w:left w:val="single" w:color="000000" w:sz="4"/>
+              <w:bottom w:val="single" w:color="000000" w:sz="4"/>
+              <w:right w:val="single" w:color="000000" w:sz="4"/>
+            </w:tcBorders>
+            <w:tcMar>
+              <w:top w:type="dxa" w:w="60"/>
+              <w:left w:type="dxa" w:w="100"/>
+              <w:bottom w:type="dxa" w:w="60"/>
+              <w:right w:type="dxa" w:w="100"/>
+            </w:tcMar>
+          </w:tcPr>
+          <w:p>
+            <w:pPr>
               <w:jc w:val="center"/>
             </w:pPr>
             <w:r>
@@ -3563,21 +3374,20 @@
           <w:tcPr>
             <w:tcW w:type="dxa" w:w="1400"/>
             <w:tcBorders>
-              <w:top w:val="single" w:color="999999" w:sz="4"/>
-              <w:left w:val="single" w:color="999999" w:sz="4"/>
-              <w:bottom w:val="single" w:color="999999" w:sz="4"/>
-              <w:right w:val="single" w:color="999999" w:sz="4"/>
-            </w:tcBorders>
-            <w:tcMar>
-              <w:top w:type="dxa" w:w="60"/>
-              <w:left w:type="dxa" w:w="100"/>
-              <w:bottom w:type="dxa" w:w="60"/>
-              <w:right w:type="dxa" w:w="100"/>
-            </w:tcMar>
-          </w:tcPr>
-          <w:p>
-            <w:pPr>
-              <w:keepNext w:val="false"/>
+              <w:top w:val="single" w:color="000000" w:sz="4"/>
+              <w:left w:val="single" w:color="000000" w:sz="4"/>
+              <w:bottom w:val="single" w:color="000000" w:sz="4"/>
+              <w:right w:val="single" w:color="000000" w:sz="4"/>
+            </w:tcBorders>
+            <w:tcMar>
+              <w:top w:type="dxa" w:w="60"/>
+              <w:left w:type="dxa" w:w="100"/>
+              <w:bottom w:type="dxa" w:w="60"/>
+              <w:right w:type="dxa" w:w="100"/>
+            </w:tcMar>
+          </w:tcPr>
+          <w:p>
+            <w:pPr>
               <w:jc w:val="center"/>
             </w:pPr>
             <w:r>
@@ -3593,28 +3403,24 @@
         </w:tc>
       </w:tr>
       <w:tr>
-        <w:trPr>
-          <w:cantSplit/>
-        </w:trPr>
         <w:tc>
           <w:tcPr>
             <w:tcW w:type="dxa" w:w="2326"/>
             <w:tcBorders>
-              <w:top w:val="single" w:color="999999" w:sz="4"/>
-              <w:left w:val="single" w:color="999999" w:sz="4"/>
-              <w:bottom w:val="single" w:color="999999" w:sz="4"/>
-              <w:right w:val="single" w:color="999999" w:sz="4"/>
-            </w:tcBorders>
-            <w:tcMar>
-              <w:top w:type="dxa" w:w="60"/>
-              <w:left w:type="dxa" w:w="100"/>
-              <w:bottom w:type="dxa" w:w="60"/>
-              <w:right w:type="dxa" w:w="100"/>
-            </w:tcMar>
-          </w:tcPr>
-          <w:p>
-            <w:pPr>
-              <w:keepNext/>
+              <w:top w:val="single" w:color="000000" w:sz="4"/>
+              <w:left w:val="single" w:color="000000" w:sz="4"/>
+              <w:bottom w:val="single" w:color="000000" w:sz="4"/>
+              <w:right w:val="single" w:color="000000" w:sz="4"/>
+            </w:tcBorders>
+            <w:tcMar>
+              <w:top w:type="dxa" w:w="60"/>
+              <w:left w:type="dxa" w:w="100"/>
+              <w:bottom w:type="dxa" w:w="60"/>
+              <w:right w:type="dxa" w:w="100"/>
+            </w:tcMar>
+          </w:tcPr>
+          <w:p>
+            <w:pPr>
               <w:jc w:val="left"/>
             </w:pPr>
             <w:r>
@@ -3632,21 +3438,20 @@
           <w:tcPr>
             <w:tcW w:type="dxa" w:w="950"/>
             <w:tcBorders>
-              <w:top w:val="single" w:color="999999" w:sz="4"/>
-              <w:left w:val="single" w:color="999999" w:sz="4"/>
-              <w:bottom w:val="single" w:color="999999" w:sz="4"/>
-              <w:right w:val="single" w:color="999999" w:sz="4"/>
-            </w:tcBorders>
-            <w:tcMar>
-              <w:top w:type="dxa" w:w="60"/>
-              <w:left w:type="dxa" w:w="100"/>
-              <w:bottom w:type="dxa" w:w="60"/>
-              <w:right w:type="dxa" w:w="100"/>
-            </w:tcMar>
-          </w:tcPr>
-          <w:p>
-            <w:pPr>
-              <w:keepNext/>
+              <w:top w:val="single" w:color="000000" w:sz="4"/>
+              <w:left w:val="single" w:color="000000" w:sz="4"/>
+              <w:bottom w:val="single" w:color="000000" w:sz="4"/>
+              <w:right w:val="single" w:color="000000" w:sz="4"/>
+            </w:tcBorders>
+            <w:tcMar>
+              <w:top w:type="dxa" w:w="60"/>
+              <w:left w:type="dxa" w:w="100"/>
+              <w:bottom w:type="dxa" w:w="60"/>
+              <w:right w:type="dxa" w:w="100"/>
+            </w:tcMar>
+          </w:tcPr>
+          <w:p>
+            <w:pPr>
               <w:jc w:val="center"/>
             </w:pPr>
             <w:r>
@@ -3664,21 +3469,20 @@
           <w:tcPr>
             <w:tcW w:type="dxa" w:w="850"/>
             <w:tcBorders>
-              <w:top w:val="single" w:color="999999" w:sz="4"/>
-              <w:left w:val="single" w:color="999999" w:sz="4"/>
-              <w:bottom w:val="single" w:color="999999" w:sz="4"/>
-              <w:right w:val="single" w:color="999999" w:sz="4"/>
-            </w:tcBorders>
-            <w:tcMar>
-              <w:top w:type="dxa" w:w="60"/>
-              <w:left w:type="dxa" w:w="100"/>
-              <w:bottom w:type="dxa" w:w="60"/>
-              <w:right w:type="dxa" w:w="100"/>
-            </w:tcMar>
-          </w:tcPr>
-          <w:p>
-            <w:pPr>
-              <w:keepNext/>
+              <w:top w:val="single" w:color="000000" w:sz="4"/>
+              <w:left w:val="single" w:color="000000" w:sz="4"/>
+              <w:bottom w:val="single" w:color="000000" w:sz="4"/>
+              <w:right w:val="single" w:color="000000" w:sz="4"/>
+            </w:tcBorders>
+            <w:tcMar>
+              <w:top w:type="dxa" w:w="60"/>
+              <w:left w:type="dxa" w:w="100"/>
+              <w:bottom w:type="dxa" w:w="60"/>
+              <w:right w:type="dxa" w:w="100"/>
+            </w:tcMar>
+          </w:tcPr>
+          <w:p>
+            <w:pPr>
               <w:jc w:val="center"/>
             </w:pPr>
             <w:r>
@@ -3696,21 +3500,20 @@
           <w:tcPr>
             <w:tcW w:type="dxa" w:w="750"/>
             <w:tcBorders>
-              <w:top w:val="single" w:color="999999" w:sz="4"/>
-              <w:left w:val="single" w:color="999999" w:sz="4"/>
-              <w:bottom w:val="single" w:color="999999" w:sz="4"/>
-              <w:right w:val="single" w:color="999999" w:sz="4"/>
-            </w:tcBorders>
-            <w:tcMar>
-              <w:top w:type="dxa" w:w="60"/>
-              <w:left w:type="dxa" w:w="100"/>
-              <w:bottom w:type="dxa" w:w="60"/>
-              <w:right w:type="dxa" w:w="100"/>
-            </w:tcMar>
-          </w:tcPr>
-          <w:p>
-            <w:pPr>
-              <w:keepNext/>
+              <w:top w:val="single" w:color="000000" w:sz="4"/>
+              <w:left w:val="single" w:color="000000" w:sz="4"/>
+              <w:bottom w:val="single" w:color="000000" w:sz="4"/>
+              <w:right w:val="single" w:color="000000" w:sz="4"/>
+            </w:tcBorders>
+            <w:tcMar>
+              <w:top w:type="dxa" w:w="60"/>
+              <w:left w:type="dxa" w:w="100"/>
+              <w:bottom w:type="dxa" w:w="60"/>
+              <w:right w:type="dxa" w:w="100"/>
+            </w:tcMar>
+          </w:tcPr>
+          <w:p>
+            <w:pPr>
               <w:jc w:val="center"/>
             </w:pPr>
             <w:r>
@@ -3728,21 +3531,20 @@
           <w:tcPr>
             <w:tcW w:type="dxa" w:w="900"/>
             <w:tcBorders>
-              <w:top w:val="single" w:color="999999" w:sz="4"/>
-              <w:left w:val="single" w:color="999999" w:sz="4"/>
-              <w:bottom w:val="single" w:color="999999" w:sz="4"/>
-              <w:right w:val="single" w:color="999999" w:sz="4"/>
-            </w:tcBorders>
-            <w:tcMar>
-              <w:top w:type="dxa" w:w="60"/>
-              <w:left w:type="dxa" w:w="100"/>
-              <w:bottom w:type="dxa" w:w="60"/>
-              <w:right w:type="dxa" w:w="100"/>
-            </w:tcMar>
-          </w:tcPr>
-          <w:p>
-            <w:pPr>
-              <w:keepNext/>
+              <w:top w:val="single" w:color="000000" w:sz="4"/>
+              <w:left w:val="single" w:color="000000" w:sz="4"/>
+              <w:bottom w:val="single" w:color="000000" w:sz="4"/>
+              <w:right w:val="single" w:color="000000" w:sz="4"/>
+            </w:tcBorders>
+            <w:tcMar>
+              <w:top w:type="dxa" w:w="60"/>
+              <w:left w:type="dxa" w:w="100"/>
+              <w:bottom w:type="dxa" w:w="60"/>
+              <w:right w:type="dxa" w:w="100"/>
+            </w:tcMar>
+          </w:tcPr>
+          <w:p>
+            <w:pPr>
               <w:jc w:val="center"/>
             </w:pPr>
             <w:r>
@@ -3760,21 +3562,20 @@
           <w:tcPr>
             <w:tcW w:type="dxa" w:w="850"/>
             <w:tcBorders>
-              <w:top w:val="single" w:color="999999" w:sz="4"/>
-              <w:left w:val="single" w:color="999999" w:sz="4"/>
-              <w:bottom w:val="single" w:color="999999" w:sz="4"/>
-              <w:right w:val="single" w:color="999999" w:sz="4"/>
-            </w:tcBorders>
-            <w:tcMar>
-              <w:top w:type="dxa" w:w="60"/>
-              <w:left w:type="dxa" w:w="100"/>
-              <w:bottom w:type="dxa" w:w="60"/>
-              <w:right w:type="dxa" w:w="100"/>
-            </w:tcMar>
-          </w:tcPr>
-          <w:p>
-            <w:pPr>
-              <w:keepNext/>
+              <w:top w:val="single" w:color="000000" w:sz="4"/>
+              <w:left w:val="single" w:color="000000" w:sz="4"/>
+              <w:bottom w:val="single" w:color="000000" w:sz="4"/>
+              <w:right w:val="single" w:color="000000" w:sz="4"/>
+            </w:tcBorders>
+            <w:tcMar>
+              <w:top w:type="dxa" w:w="60"/>
+              <w:left w:type="dxa" w:w="100"/>
+              <w:bottom w:type="dxa" w:w="60"/>
+              <w:right w:type="dxa" w:w="100"/>
+            </w:tcMar>
+          </w:tcPr>
+          <w:p>
+            <w:pPr>
               <w:jc w:val="center"/>
             </w:pPr>
             <w:r>
@@ -3792,21 +3593,20 @@
           <w:tcPr>
             <w:tcW w:type="dxa" w:w="1000"/>
             <w:tcBorders>
-              <w:top w:val="single" w:color="999999" w:sz="4"/>
-              <w:left w:val="single" w:color="999999" w:sz="4"/>
-              <w:bottom w:val="single" w:color="999999" w:sz="4"/>
-              <w:right w:val="single" w:color="999999" w:sz="4"/>
-            </w:tcBorders>
-            <w:tcMar>
-              <w:top w:type="dxa" w:w="60"/>
-              <w:left w:type="dxa" w:w="100"/>
-              <w:bottom w:type="dxa" w:w="60"/>
-              <w:right w:type="dxa" w:w="100"/>
-            </w:tcMar>
-          </w:tcPr>
-          <w:p>
-            <w:pPr>
-              <w:keepNext/>
+              <w:top w:val="single" w:color="000000" w:sz="4"/>
+              <w:left w:val="single" w:color="000000" w:sz="4"/>
+              <w:bottom w:val="single" w:color="000000" w:sz="4"/>
+              <w:right w:val="single" w:color="000000" w:sz="4"/>
+            </w:tcBorders>
+            <w:tcMar>
+              <w:top w:type="dxa" w:w="60"/>
+              <w:left w:type="dxa" w:w="100"/>
+              <w:bottom w:type="dxa" w:w="60"/>
+              <w:right w:type="dxa" w:w="100"/>
+            </w:tcMar>
+          </w:tcPr>
+          <w:p>
+            <w:pPr>
               <w:jc w:val="center"/>
             </w:pPr>
             <w:r>
@@ -3824,21 +3624,20 @@
           <w:tcPr>
             <w:tcW w:type="dxa" w:w="1400"/>
             <w:tcBorders>
-              <w:top w:val="single" w:color="999999" w:sz="4"/>
-              <w:left w:val="single" w:color="999999" w:sz="4"/>
-              <w:bottom w:val="single" w:color="999999" w:sz="4"/>
-              <w:right w:val="single" w:color="999999" w:sz="4"/>
-            </w:tcBorders>
-            <w:tcMar>
-              <w:top w:type="dxa" w:w="60"/>
-              <w:left w:type="dxa" w:w="100"/>
-              <w:bottom w:type="dxa" w:w="60"/>
-              <w:right w:type="dxa" w:w="100"/>
-            </w:tcMar>
-          </w:tcPr>
-          <w:p>
-            <w:pPr>
-              <w:keepNext/>
+              <w:top w:val="single" w:color="000000" w:sz="4"/>
+              <w:left w:val="single" w:color="000000" w:sz="4"/>
+              <w:bottom w:val="single" w:color="000000" w:sz="4"/>
+              <w:right w:val="single" w:color="000000" w:sz="4"/>
+            </w:tcBorders>
+            <w:tcMar>
+              <w:top w:type="dxa" w:w="60"/>
+              <w:left w:type="dxa" w:w="100"/>
+              <w:bottom w:type="dxa" w:w="60"/>
+              <w:right w:type="dxa" w:w="100"/>
+            </w:tcMar>
+          </w:tcPr>
+          <w:p>
+            <w:pPr>
               <w:jc w:val="center"/>
             </w:pPr>
             <w:r>
@@ -3861,8 +3660,6 @@
       </w:pPr>
       <w:r>
         <w:rPr>
-          <w:i/>
-          <w:iCs/>
           <w:sz w:val="18"/>
           <w:szCs w:val="18"/>
         </w:rPr>
@@ -3944,29 +3741,24 @@
         <w:gridCol w:w="1300"/>
       </w:tblGrid>
       <w:tr>
-        <w:trPr>
-          <w:tblHeader/>
-        </w:trPr>
         <w:tc>
           <w:tcPr>
             <w:tcW w:type="dxa" w:w="1426"/>
             <w:tcBorders>
-              <w:top w:val="single" w:color="999999" w:sz="4"/>
-              <w:left w:val="single" w:color="999999" w:sz="4"/>
-              <w:bottom w:val="single" w:color="999999" w:sz="4"/>
-              <w:right w:val="single" w:color="999999" w:sz="4"/>
-            </w:tcBorders>
-            <w:shd w:fill="D9E2F3" w:color="auto" w:val="clear"/>
-            <w:tcMar>
-              <w:top w:type="dxa" w:w="60"/>
-              <w:left w:type="dxa" w:w="100"/>
-              <w:bottom w:type="dxa" w:w="60"/>
-              <w:right w:type="dxa" w:w="100"/>
-            </w:tcMar>
-          </w:tcPr>
-          <w:p>
-            <w:pPr>
-              <w:keepNext w:val="false"/>
+              <w:top w:val="single" w:color="000000" w:sz="4"/>
+              <w:left w:val="single" w:color="000000" w:sz="4"/>
+              <w:bottom w:val="single" w:color="000000" w:sz="4"/>
+              <w:right w:val="single" w:color="000000" w:sz="4"/>
+            </w:tcBorders>
+            <w:tcMar>
+              <w:top w:type="dxa" w:w="60"/>
+              <w:left w:type="dxa" w:w="100"/>
+              <w:bottom w:type="dxa" w:w="60"/>
+              <w:right w:type="dxa" w:w="100"/>
+            </w:tcMar>
+          </w:tcPr>
+          <w:p>
+            <w:pPr>
               <w:jc w:val="left"/>
             </w:pPr>
             <w:r>
@@ -3984,22 +3776,20 @@
           <w:tcPr>
             <w:tcW w:type="dxa" w:w="1200"/>
             <w:tcBorders>
-              <w:top w:val="single" w:color="999999" w:sz="4"/>
-              <w:left w:val="single" w:color="999999" w:sz="4"/>
-              <w:bottom w:val="single" w:color="999999" w:sz="4"/>
-              <w:right w:val="single" w:color="999999" w:sz="4"/>
-            </w:tcBorders>
-            <w:shd w:fill="D9E2F3" w:color="auto" w:val="clear"/>
-            <w:tcMar>
-              <w:top w:type="dxa" w:w="60"/>
-              <w:left w:type="dxa" w:w="100"/>
-              <w:bottom w:type="dxa" w:w="60"/>
-              <w:right w:type="dxa" w:w="100"/>
-            </w:tcMar>
-          </w:tcPr>
-          <w:p>
-            <w:pPr>
-              <w:keepNext w:val="false"/>
+              <w:top w:val="single" w:color="000000" w:sz="4"/>
+              <w:left w:val="single" w:color="000000" w:sz="4"/>
+              <w:bottom w:val="single" w:color="000000" w:sz="4"/>
+              <w:right w:val="single" w:color="000000" w:sz="4"/>
+            </w:tcBorders>
+            <w:tcMar>
+              <w:top w:type="dxa" w:w="60"/>
+              <w:left w:type="dxa" w:w="100"/>
+              <w:bottom w:type="dxa" w:w="60"/>
+              <w:right w:type="dxa" w:w="100"/>
+            </w:tcMar>
+          </w:tcPr>
+          <w:p>
+            <w:pPr>
               <w:jc w:val="center"/>
             </w:pPr>
             <w:r>
@@ -4017,22 +3807,20 @@
           <w:tcPr>
             <w:tcW w:type="dxa" w:w="1200"/>
             <w:tcBorders>
-              <w:top w:val="single" w:color="999999" w:sz="4"/>
-              <w:left w:val="single" w:color="999999" w:sz="4"/>
-              <w:bottom w:val="single" w:color="999999" w:sz="4"/>
-              <w:right w:val="single" w:color="999999" w:sz="4"/>
-            </w:tcBorders>
-            <w:shd w:fill="D9E2F3" w:color="auto" w:val="clear"/>
-            <w:tcMar>
-              <w:top w:type="dxa" w:w="60"/>
-              <w:left w:type="dxa" w:w="100"/>
-              <w:bottom w:type="dxa" w:w="60"/>
-              <w:right w:type="dxa" w:w="100"/>
-            </w:tcMar>
-          </w:tcPr>
-          <w:p>
-            <w:pPr>
-              <w:keepNext w:val="false"/>
+              <w:top w:val="single" w:color="000000" w:sz="4"/>
+              <w:left w:val="single" w:color="000000" w:sz="4"/>
+              <w:bottom w:val="single" w:color="000000" w:sz="4"/>
+              <w:right w:val="single" w:color="000000" w:sz="4"/>
+            </w:tcBorders>
+            <w:tcMar>
+              <w:top w:type="dxa" w:w="60"/>
+              <w:left w:type="dxa" w:w="100"/>
+              <w:bottom w:type="dxa" w:w="60"/>
+              <w:right w:type="dxa" w:w="100"/>
+            </w:tcMar>
+          </w:tcPr>
+          <w:p>
+            <w:pPr>
               <w:jc w:val="center"/>
             </w:pPr>
             <w:r>
@@ -4050,22 +3838,20 @@
           <w:tcPr>
             <w:tcW w:type="dxa" w:w="1200"/>
             <w:tcBorders>
-              <w:top w:val="single" w:color="999999" w:sz="4"/>
-              <w:left w:val="single" w:color="999999" w:sz="4"/>
-              <w:bottom w:val="single" w:color="999999" w:sz="4"/>
-              <w:right w:val="single" w:color="999999" w:sz="4"/>
-            </w:tcBorders>
-            <w:shd w:fill="D9E2F3" w:color="auto" w:val="clear"/>
-            <w:tcMar>
-              <w:top w:type="dxa" w:w="60"/>
-              <w:left w:type="dxa" w:w="100"/>
-              <w:bottom w:type="dxa" w:w="60"/>
-              <w:right w:type="dxa" w:w="100"/>
-            </w:tcMar>
-          </w:tcPr>
-          <w:p>
-            <w:pPr>
-              <w:keepNext w:val="false"/>
+              <w:top w:val="single" w:color="000000" w:sz="4"/>
+              <w:left w:val="single" w:color="000000" w:sz="4"/>
+              <w:bottom w:val="single" w:color="000000" w:sz="4"/>
+              <w:right w:val="single" w:color="000000" w:sz="4"/>
+            </w:tcBorders>
+            <w:tcMar>
+              <w:top w:type="dxa" w:w="60"/>
+              <w:left w:type="dxa" w:w="100"/>
+              <w:bottom w:type="dxa" w:w="60"/>
+              <w:right w:type="dxa" w:w="100"/>
+            </w:tcMar>
+          </w:tcPr>
+          <w:p>
+            <w:pPr>
               <w:jc w:val="center"/>
             </w:pPr>
             <w:r>
@@ -4083,22 +3869,20 @@
           <w:tcPr>
             <w:tcW w:type="dxa" w:w="1300"/>
             <w:tcBorders>
-              <w:top w:val="single" w:color="999999" w:sz="4"/>
-              <w:left w:val="single" w:color="999999" w:sz="4"/>
-              <w:bottom w:val="single" w:color="999999" w:sz="4"/>
-              <w:right w:val="single" w:color="999999" w:sz="4"/>
-            </w:tcBorders>
-            <w:shd w:fill="D9E2F3" w:color="auto" w:val="clear"/>
-            <w:tcMar>
-              <w:top w:type="dxa" w:w="60"/>
-              <w:left w:type="dxa" w:w="100"/>
-              <w:bottom w:type="dxa" w:w="60"/>
-              <w:right w:type="dxa" w:w="100"/>
-            </w:tcMar>
-          </w:tcPr>
-          <w:p>
-            <w:pPr>
-              <w:keepNext w:val="false"/>
+              <w:top w:val="single" w:color="000000" w:sz="4"/>
+              <w:left w:val="single" w:color="000000" w:sz="4"/>
+              <w:bottom w:val="single" w:color="000000" w:sz="4"/>
+              <w:right w:val="single" w:color="000000" w:sz="4"/>
+            </w:tcBorders>
+            <w:tcMar>
+              <w:top w:type="dxa" w:w="60"/>
+              <w:left w:type="dxa" w:w="100"/>
+              <w:bottom w:type="dxa" w:w="60"/>
+              <w:right w:type="dxa" w:w="100"/>
+            </w:tcMar>
+          </w:tcPr>
+          <w:p>
+            <w:pPr>
               <w:jc w:val="center"/>
             </w:pPr>
             <w:r>
@@ -4116,22 +3900,20 @@
           <w:tcPr>
             <w:tcW w:type="dxa" w:w="1400"/>
             <w:tcBorders>
-              <w:top w:val="single" w:color="999999" w:sz="4"/>
-              <w:left w:val="single" w:color="999999" w:sz="4"/>
-              <w:bottom w:val="single" w:color="999999" w:sz="4"/>
-              <w:right w:val="single" w:color="999999" w:sz="4"/>
-            </w:tcBorders>
-            <w:shd w:fill="D9E2F3" w:color="auto" w:val="clear"/>
-            <w:tcMar>
-              <w:top w:type="dxa" w:w="60"/>
-              <w:left w:type="dxa" w:w="100"/>
-              <w:bottom w:type="dxa" w:w="60"/>
-              <w:right w:type="dxa" w:w="100"/>
-            </w:tcMar>
-          </w:tcPr>
-          <w:p>
-            <w:pPr>
-              <w:keepNext w:val="false"/>
+              <w:top w:val="single" w:color="000000" w:sz="4"/>
+              <w:left w:val="single" w:color="000000" w:sz="4"/>
+              <w:bottom w:val="single" w:color="000000" w:sz="4"/>
+              <w:right w:val="single" w:color="000000" w:sz="4"/>
+            </w:tcBorders>
+            <w:tcMar>
+              <w:top w:type="dxa" w:w="60"/>
+              <w:left w:type="dxa" w:w="100"/>
+              <w:bottom w:type="dxa" w:w="60"/>
+              <w:right w:type="dxa" w:w="100"/>
+            </w:tcMar>
+          </w:tcPr>
+          <w:p>
+            <w:pPr>
               <w:jc w:val="center"/>
             </w:pPr>
             <w:r>
@@ -4149,22 +3931,20 @@
           <w:tcPr>
             <w:tcW w:type="dxa" w:w="1300"/>
             <w:tcBorders>
-              <w:top w:val="single" w:color="999999" w:sz="4"/>
-              <w:left w:val="single" w:color="999999" w:sz="4"/>
-              <w:bottom w:val="single" w:color="999999" w:sz="4"/>
-              <w:right w:val="single" w:color="999999" w:sz="4"/>
-            </w:tcBorders>
-            <w:shd w:fill="D9E2F3" w:color="auto" w:val="clear"/>
-            <w:tcMar>
-              <w:top w:type="dxa" w:w="60"/>
-              <w:left w:type="dxa" w:w="100"/>
-              <w:bottom w:type="dxa" w:w="60"/>
-              <w:right w:type="dxa" w:w="100"/>
-            </w:tcMar>
-          </w:tcPr>
-          <w:p>
-            <w:pPr>
-              <w:keepNext w:val="false"/>
+              <w:top w:val="single" w:color="000000" w:sz="4"/>
+              <w:left w:val="single" w:color="000000" w:sz="4"/>
+              <w:bottom w:val="single" w:color="000000" w:sz="4"/>
+              <w:right w:val="single" w:color="000000" w:sz="4"/>
+            </w:tcBorders>
+            <w:tcMar>
+              <w:top w:type="dxa" w:w="60"/>
+              <w:left w:type="dxa" w:w="100"/>
+              <w:bottom w:type="dxa" w:w="60"/>
+              <w:right w:type="dxa" w:w="100"/>
+            </w:tcMar>
+          </w:tcPr>
+          <w:p>
+            <w:pPr>
               <w:jc w:val="center"/>
             </w:pPr>
             <w:r>
@@ -4180,28 +3960,24 @@
         </w:tc>
       </w:tr>
       <w:tr>
-        <w:trPr>
-          <w:cantSplit/>
-        </w:trPr>
         <w:tc>
           <w:tcPr>
             <w:tcW w:type="dxa" w:w="1426"/>
             <w:tcBorders>
-              <w:top w:val="single" w:color="999999" w:sz="4"/>
-              <w:left w:val="single" w:color="999999" w:sz="4"/>
-              <w:bottom w:val="single" w:color="999999" w:sz="4"/>
-              <w:right w:val="single" w:color="999999" w:sz="4"/>
-            </w:tcBorders>
-            <w:tcMar>
-              <w:top w:type="dxa" w:w="60"/>
-              <w:left w:type="dxa" w:w="100"/>
-              <w:bottom w:type="dxa" w:w="60"/>
-              <w:right w:type="dxa" w:w="100"/>
-            </w:tcMar>
-          </w:tcPr>
-          <w:p>
-            <w:pPr>
-              <w:keepNext w:val="false"/>
+              <w:top w:val="single" w:color="000000" w:sz="4"/>
+              <w:left w:val="single" w:color="000000" w:sz="4"/>
+              <w:bottom w:val="single" w:color="000000" w:sz="4"/>
+              <w:right w:val="single" w:color="000000" w:sz="4"/>
+            </w:tcBorders>
+            <w:tcMar>
+              <w:top w:type="dxa" w:w="60"/>
+              <w:left w:type="dxa" w:w="100"/>
+              <w:bottom w:type="dxa" w:w="60"/>
+              <w:right w:type="dxa" w:w="100"/>
+            </w:tcMar>
+          </w:tcPr>
+          <w:p>
+            <w:pPr>
               <w:jc w:val="left"/>
             </w:pPr>
             <w:r>
@@ -4219,21 +3995,20 @@
           <w:tcPr>
             <w:tcW w:type="dxa" w:w="1200"/>
             <w:tcBorders>
-              <w:top w:val="single" w:color="999999" w:sz="4"/>
-              <w:left w:val="single" w:color="999999" w:sz="4"/>
-              <w:bottom w:val="single" w:color="999999" w:sz="4"/>
-              <w:right w:val="single" w:color="999999" w:sz="4"/>
-            </w:tcBorders>
-            <w:tcMar>
-              <w:top w:type="dxa" w:w="60"/>
-              <w:left w:type="dxa" w:w="100"/>
-              <w:bottom w:type="dxa" w:w="60"/>
-              <w:right w:type="dxa" w:w="100"/>
-            </w:tcMar>
-          </w:tcPr>
-          <w:p>
-            <w:pPr>
-              <w:keepNext w:val="false"/>
+              <w:top w:val="single" w:color="000000" w:sz="4"/>
+              <w:left w:val="single" w:color="000000" w:sz="4"/>
+              <w:bottom w:val="single" w:color="000000" w:sz="4"/>
+              <w:right w:val="single" w:color="000000" w:sz="4"/>
+            </w:tcBorders>
+            <w:tcMar>
+              <w:top w:type="dxa" w:w="60"/>
+              <w:left w:type="dxa" w:w="100"/>
+              <w:bottom w:type="dxa" w:w="60"/>
+              <w:right w:type="dxa" w:w="100"/>
+            </w:tcMar>
+          </w:tcPr>
+          <w:p>
+            <w:pPr>
               <w:jc w:val="center"/>
             </w:pPr>
             <w:r>
@@ -4251,21 +4026,20 @@
           <w:tcPr>
             <w:tcW w:type="dxa" w:w="1200"/>
             <w:tcBorders>
-              <w:top w:val="single" w:color="999999" w:sz="4"/>
-              <w:left w:val="single" w:color="999999" w:sz="4"/>
-              <w:bottom w:val="single" w:color="999999" w:sz="4"/>
-              <w:right w:val="single" w:color="999999" w:sz="4"/>
-            </w:tcBorders>
-            <w:tcMar>
-              <w:top w:type="dxa" w:w="60"/>
-              <w:left w:type="dxa" w:w="100"/>
-              <w:bottom w:type="dxa" w:w="60"/>
-              <w:right w:type="dxa" w:w="100"/>
-            </w:tcMar>
-          </w:tcPr>
-          <w:p>
-            <w:pPr>
-              <w:keepNext w:val="false"/>
+              <w:top w:val="single" w:color="000000" w:sz="4"/>
+              <w:left w:val="single" w:color="000000" w:sz="4"/>
+              <w:bottom w:val="single" w:color="000000" w:sz="4"/>
+              <w:right w:val="single" w:color="000000" w:sz="4"/>
+            </w:tcBorders>
+            <w:tcMar>
+              <w:top w:type="dxa" w:w="60"/>
+              <w:left w:type="dxa" w:w="100"/>
+              <w:bottom w:type="dxa" w:w="60"/>
+              <w:right w:type="dxa" w:w="100"/>
+            </w:tcMar>
+          </w:tcPr>
+          <w:p>
+            <w:pPr>
               <w:jc w:val="center"/>
             </w:pPr>
             <w:r>
@@ -4283,21 +4057,20 @@
           <w:tcPr>
             <w:tcW w:type="dxa" w:w="1200"/>
             <w:tcBorders>
-              <w:top w:val="single" w:color="999999" w:sz="4"/>
-              <w:left w:val="single" w:color="999999" w:sz="4"/>
-              <w:bottom w:val="single" w:color="999999" w:sz="4"/>
-              <w:right w:val="single" w:color="999999" w:sz="4"/>
-            </w:tcBorders>
-            <w:tcMar>
-              <w:top w:type="dxa" w:w="60"/>
-              <w:left w:type="dxa" w:w="100"/>
-              <w:bottom w:type="dxa" w:w="60"/>
-              <w:right w:type="dxa" w:w="100"/>
-            </w:tcMar>
-          </w:tcPr>
-          <w:p>
-            <w:pPr>
-              <w:keepNext w:val="false"/>
+              <w:top w:val="single" w:color="000000" w:sz="4"/>
+              <w:left w:val="single" w:color="000000" w:sz="4"/>
+              <w:bottom w:val="single" w:color="000000" w:sz="4"/>
+              <w:right w:val="single" w:color="000000" w:sz="4"/>
+            </w:tcBorders>
+            <w:tcMar>
+              <w:top w:type="dxa" w:w="60"/>
+              <w:left w:type="dxa" w:w="100"/>
+              <w:bottom w:type="dxa" w:w="60"/>
+              <w:right w:type="dxa" w:w="100"/>
+            </w:tcMar>
+          </w:tcPr>
+          <w:p>
+            <w:pPr>
               <w:jc w:val="center"/>
             </w:pPr>
             <w:r>
@@ -4315,21 +4088,20 @@
           <w:tcPr>
             <w:tcW w:type="dxa" w:w="1300"/>
             <w:tcBorders>
-              <w:top w:val="single" w:color="999999" w:sz="4"/>
-              <w:left w:val="single" w:color="999999" w:sz="4"/>
-              <w:bottom w:val="single" w:color="999999" w:sz="4"/>
-              <w:right w:val="single" w:color="999999" w:sz="4"/>
-            </w:tcBorders>
-            <w:tcMar>
-              <w:top w:type="dxa" w:w="60"/>
-              <w:left w:type="dxa" w:w="100"/>
-              <w:bottom w:type="dxa" w:w="60"/>
-              <w:right w:type="dxa" w:w="100"/>
-            </w:tcMar>
-          </w:tcPr>
-          <w:p>
-            <w:pPr>
-              <w:keepNext w:val="false"/>
+              <w:top w:val="single" w:color="000000" w:sz="4"/>
+              <w:left w:val="single" w:color="000000" w:sz="4"/>
+              <w:bottom w:val="single" w:color="000000" w:sz="4"/>
+              <w:right w:val="single" w:color="000000" w:sz="4"/>
+            </w:tcBorders>
+            <w:tcMar>
+              <w:top w:type="dxa" w:w="60"/>
+              <w:left w:type="dxa" w:w="100"/>
+              <w:bottom w:type="dxa" w:w="60"/>
+              <w:right w:type="dxa" w:w="100"/>
+            </w:tcMar>
+          </w:tcPr>
+          <w:p>
+            <w:pPr>
               <w:jc w:val="center"/>
             </w:pPr>
             <w:r>
@@ -4347,21 +4119,20 @@
           <w:tcPr>
             <w:tcW w:type="dxa" w:w="1400"/>
             <w:tcBorders>
-              <w:top w:val="single" w:color="999999" w:sz="4"/>
-              <w:left w:val="single" w:color="999999" w:sz="4"/>
-              <w:bottom w:val="single" w:color="999999" w:sz="4"/>
-              <w:right w:val="single" w:color="999999" w:sz="4"/>
-            </w:tcBorders>
-            <w:tcMar>
-              <w:top w:type="dxa" w:w="60"/>
-              <w:left w:type="dxa" w:w="100"/>
-              <w:bottom w:type="dxa" w:w="60"/>
-              <w:right w:type="dxa" w:w="100"/>
-            </w:tcMar>
-          </w:tcPr>
-          <w:p>
-            <w:pPr>
-              <w:keepNext w:val="false"/>
+              <w:top w:val="single" w:color="000000" w:sz="4"/>
+              <w:left w:val="single" w:color="000000" w:sz="4"/>
+              <w:bottom w:val="single" w:color="000000" w:sz="4"/>
+              <w:right w:val="single" w:color="000000" w:sz="4"/>
+            </w:tcBorders>
+            <w:tcMar>
+              <w:top w:type="dxa" w:w="60"/>
+              <w:left w:type="dxa" w:w="100"/>
+              <w:bottom w:type="dxa" w:w="60"/>
+              <w:right w:type="dxa" w:w="100"/>
+            </w:tcMar>
+          </w:tcPr>
+          <w:p>
+            <w:pPr>
               <w:jc w:val="center"/>
             </w:pPr>
             <w:r>
@@ -4379,21 +4150,20 @@
           <w:tcPr>
             <w:tcW w:type="dxa" w:w="1300"/>
             <w:tcBorders>
-              <w:top w:val="single" w:color="999999" w:sz="4"/>
-              <w:left w:val="single" w:color="999999" w:sz="4"/>
-              <w:bottom w:val="single" w:color="999999" w:sz="4"/>
-              <w:right w:val="single" w:color="999999" w:sz="4"/>
-            </w:tcBorders>
-            <w:tcMar>
-              <w:top w:type="dxa" w:w="60"/>
-              <w:left w:type="dxa" w:w="100"/>
-              <w:bottom w:type="dxa" w:w="60"/>
-              <w:right w:type="dxa" w:w="100"/>
-            </w:tcMar>
-          </w:tcPr>
-          <w:p>
-            <w:pPr>
-              <w:keepNext w:val="false"/>
+              <w:top w:val="single" w:color="000000" w:sz="4"/>
+              <w:left w:val="single" w:color="000000" w:sz="4"/>
+              <w:bottom w:val="single" w:color="000000" w:sz="4"/>
+              <w:right w:val="single" w:color="000000" w:sz="4"/>
+            </w:tcBorders>
+            <w:tcMar>
+              <w:top w:type="dxa" w:w="60"/>
+              <w:left w:type="dxa" w:w="100"/>
+              <w:bottom w:type="dxa" w:w="60"/>
+              <w:right w:type="dxa" w:w="100"/>
+            </w:tcMar>
+          </w:tcPr>
+          <w:p>
+            <w:pPr>
               <w:jc w:val="center"/>
             </w:pPr>
             <w:r>
@@ -4409,28 +4179,24 @@
         </w:tc>
       </w:tr>
       <w:tr>
-        <w:trPr>
-          <w:cantSplit/>
-        </w:trPr>
         <w:tc>
           <w:tcPr>
             <w:tcW w:type="dxa" w:w="1426"/>
             <w:tcBorders>
-              <w:top w:val="single" w:color="999999" w:sz="4"/>
-              <w:left w:val="single" w:color="999999" w:sz="4"/>
-              <w:bottom w:val="single" w:color="999999" w:sz="4"/>
-              <w:right w:val="single" w:color="999999" w:sz="4"/>
-            </w:tcBorders>
-            <w:tcMar>
-              <w:top w:type="dxa" w:w="60"/>
-              <w:left w:type="dxa" w:w="100"/>
-              <w:bottom w:type="dxa" w:w="60"/>
-              <w:right w:type="dxa" w:w="100"/>
-            </w:tcMar>
-          </w:tcPr>
-          <w:p>
-            <w:pPr>
-              <w:keepNext w:val="false"/>
+              <w:top w:val="single" w:color="000000" w:sz="4"/>
+              <w:left w:val="single" w:color="000000" w:sz="4"/>
+              <w:bottom w:val="single" w:color="000000" w:sz="4"/>
+              <w:right w:val="single" w:color="000000" w:sz="4"/>
+            </w:tcBorders>
+            <w:tcMar>
+              <w:top w:type="dxa" w:w="60"/>
+              <w:left w:type="dxa" w:w="100"/>
+              <w:bottom w:type="dxa" w:w="60"/>
+              <w:right w:type="dxa" w:w="100"/>
+            </w:tcMar>
+          </w:tcPr>
+          <w:p>
+            <w:pPr>
               <w:jc w:val="left"/>
             </w:pPr>
             <w:r>
@@ -4448,21 +4214,20 @@
           <w:tcPr>
             <w:tcW w:type="dxa" w:w="1200"/>
             <w:tcBorders>
-              <w:top w:val="single" w:color="999999" w:sz="4"/>
-              <w:left w:val="single" w:color="999999" w:sz="4"/>
-              <w:bottom w:val="single" w:color="999999" w:sz="4"/>
-              <w:right w:val="single" w:color="999999" w:sz="4"/>
-            </w:tcBorders>
-            <w:tcMar>
-              <w:top w:type="dxa" w:w="60"/>
-              <w:left w:type="dxa" w:w="100"/>
-              <w:bottom w:type="dxa" w:w="60"/>
-              <w:right w:type="dxa" w:w="100"/>
-            </w:tcMar>
-          </w:tcPr>
-          <w:p>
-            <w:pPr>
-              <w:keepNext w:val="false"/>
+              <w:top w:val="single" w:color="000000" w:sz="4"/>
+              <w:left w:val="single" w:color="000000" w:sz="4"/>
+              <w:bottom w:val="single" w:color="000000" w:sz="4"/>
+              <w:right w:val="single" w:color="000000" w:sz="4"/>
+            </w:tcBorders>
+            <w:tcMar>
+              <w:top w:type="dxa" w:w="60"/>
+              <w:left w:type="dxa" w:w="100"/>
+              <w:bottom w:type="dxa" w:w="60"/>
+              <w:right w:type="dxa" w:w="100"/>
+            </w:tcMar>
+          </w:tcPr>
+          <w:p>
+            <w:pPr>
               <w:jc w:val="center"/>
             </w:pPr>
             <w:r>
@@ -4480,21 +4245,20 @@
           <w:tcPr>
             <w:tcW w:type="dxa" w:w="1200"/>
             <w:tcBorders>
-              <w:top w:val="single" w:color="999999" w:sz="4"/>
-              <w:left w:val="single" w:color="999999" w:sz="4"/>
-              <w:bottom w:val="single" w:color="999999" w:sz="4"/>
-              <w:right w:val="single" w:color="999999" w:sz="4"/>
-            </w:tcBorders>
-            <w:tcMar>
-              <w:top w:type="dxa" w:w="60"/>
-              <w:left w:type="dxa" w:w="100"/>
-              <w:bottom w:type="dxa" w:w="60"/>
-              <w:right w:type="dxa" w:w="100"/>
-            </w:tcMar>
-          </w:tcPr>
-          <w:p>
-            <w:pPr>
-              <w:keepNext w:val="false"/>
+              <w:top w:val="single" w:color="000000" w:sz="4"/>
+              <w:left w:val="single" w:color="000000" w:sz="4"/>
+              <w:bottom w:val="single" w:color="000000" w:sz="4"/>
+              <w:right w:val="single" w:color="000000" w:sz="4"/>
+            </w:tcBorders>
+            <w:tcMar>
+              <w:top w:type="dxa" w:w="60"/>
+              <w:left w:type="dxa" w:w="100"/>
+              <w:bottom w:type="dxa" w:w="60"/>
+              <w:right w:type="dxa" w:w="100"/>
+            </w:tcMar>
+          </w:tcPr>
+          <w:p>
+            <w:pPr>
               <w:jc w:val="center"/>
             </w:pPr>
             <w:r>
@@ -4512,21 +4276,20 @@
           <w:tcPr>
             <w:tcW w:type="dxa" w:w="1200"/>
             <w:tcBorders>
-              <w:top w:val="single" w:color="999999" w:sz="4"/>
-              <w:left w:val="single" w:color="999999" w:sz="4"/>
-              <w:bottom w:val="single" w:color="999999" w:sz="4"/>
-              <w:right w:val="single" w:color="999999" w:sz="4"/>
-            </w:tcBorders>
-            <w:tcMar>
-              <w:top w:type="dxa" w:w="60"/>
-              <w:left w:type="dxa" w:w="100"/>
-              <w:bottom w:type="dxa" w:w="60"/>
-              <w:right w:type="dxa" w:w="100"/>
-            </w:tcMar>
-          </w:tcPr>
-          <w:p>
-            <w:pPr>
-              <w:keepNext w:val="false"/>
+              <w:top w:val="single" w:color="000000" w:sz="4"/>
+              <w:left w:val="single" w:color="000000" w:sz="4"/>
+              <w:bottom w:val="single" w:color="000000" w:sz="4"/>
+              <w:right w:val="single" w:color="000000" w:sz="4"/>
+            </w:tcBorders>
+            <w:tcMar>
+              <w:top w:type="dxa" w:w="60"/>
+              <w:left w:type="dxa" w:w="100"/>
+              <w:bottom w:type="dxa" w:w="60"/>
+              <w:right w:type="dxa" w:w="100"/>
+            </w:tcMar>
+          </w:tcPr>
+          <w:p>
+            <w:pPr>
               <w:jc w:val="center"/>
             </w:pPr>
             <w:r>
@@ -4544,21 +4307,20 @@
           <w:tcPr>
             <w:tcW w:type="dxa" w:w="1300"/>
             <w:tcBorders>
-              <w:top w:val="single" w:color="999999" w:sz="4"/>
-              <w:left w:val="single" w:color="999999" w:sz="4"/>
-              <w:bottom w:val="single" w:color="999999" w:sz="4"/>
-              <w:right w:val="single" w:color="999999" w:sz="4"/>
-            </w:tcBorders>
-            <w:tcMar>
-              <w:top w:type="dxa" w:w="60"/>
-              <w:left w:type="dxa" w:w="100"/>
-              <w:bottom w:type="dxa" w:w="60"/>
-              <w:right w:type="dxa" w:w="100"/>
-            </w:tcMar>
-          </w:tcPr>
-          <w:p>
-            <w:pPr>
-              <w:keepNext w:val="false"/>
+              <w:top w:val="single" w:color="000000" w:sz="4"/>
+              <w:left w:val="single" w:color="000000" w:sz="4"/>
+              <w:bottom w:val="single" w:color="000000" w:sz="4"/>
+              <w:right w:val="single" w:color="000000" w:sz="4"/>
+            </w:tcBorders>
+            <w:tcMar>
+              <w:top w:type="dxa" w:w="60"/>
+              <w:left w:type="dxa" w:w="100"/>
+              <w:bottom w:type="dxa" w:w="60"/>
+              <w:right w:type="dxa" w:w="100"/>
+            </w:tcMar>
+          </w:tcPr>
+          <w:p>
+            <w:pPr>
               <w:jc w:val="center"/>
             </w:pPr>
             <w:r>
@@ -4576,21 +4338,20 @@
           <w:tcPr>
             <w:tcW w:type="dxa" w:w="1400"/>
             <w:tcBorders>
-              <w:top w:val="single" w:color="999999" w:sz="4"/>
-              <w:left w:val="single" w:color="999999" w:sz="4"/>
-              <w:bottom w:val="single" w:color="999999" w:sz="4"/>
-              <w:right w:val="single" w:color="999999" w:sz="4"/>
-            </w:tcBorders>
-            <w:tcMar>
-              <w:top w:type="dxa" w:w="60"/>
-              <w:left w:type="dxa" w:w="100"/>
-              <w:bottom w:type="dxa" w:w="60"/>
-              <w:right w:type="dxa" w:w="100"/>
-            </w:tcMar>
-          </w:tcPr>
-          <w:p>
-            <w:pPr>
-              <w:keepNext w:val="false"/>
+              <w:top w:val="single" w:color="000000" w:sz="4"/>
+              <w:left w:val="single" w:color="000000" w:sz="4"/>
+              <w:bottom w:val="single" w:color="000000" w:sz="4"/>
+              <w:right w:val="single" w:color="000000" w:sz="4"/>
+            </w:tcBorders>
+            <w:tcMar>
+              <w:top w:type="dxa" w:w="60"/>
+              <w:left w:type="dxa" w:w="100"/>
+              <w:bottom w:type="dxa" w:w="60"/>
+              <w:right w:type="dxa" w:w="100"/>
+            </w:tcMar>
+          </w:tcPr>
+          <w:p>
+            <w:pPr>
               <w:jc w:val="center"/>
             </w:pPr>
             <w:r>
@@ -4608,21 +4369,20 @@
           <w:tcPr>
             <w:tcW w:type="dxa" w:w="1300"/>
             <w:tcBorders>
-              <w:top w:val="single" w:color="999999" w:sz="4"/>
-              <w:left w:val="single" w:color="999999" w:sz="4"/>
-              <w:bottom w:val="single" w:color="999999" w:sz="4"/>
-              <w:right w:val="single" w:color="999999" w:sz="4"/>
-            </w:tcBorders>
-            <w:tcMar>
-              <w:top w:type="dxa" w:w="60"/>
-              <w:left w:type="dxa" w:w="100"/>
-              <w:bottom w:type="dxa" w:w="60"/>
-              <w:right w:type="dxa" w:w="100"/>
-            </w:tcMar>
-          </w:tcPr>
-          <w:p>
-            <w:pPr>
-              <w:keepNext w:val="false"/>
+              <w:top w:val="single" w:color="000000" w:sz="4"/>
+              <w:left w:val="single" w:color="000000" w:sz="4"/>
+              <w:bottom w:val="single" w:color="000000" w:sz="4"/>
+              <w:right w:val="single" w:color="000000" w:sz="4"/>
+            </w:tcBorders>
+            <w:tcMar>
+              <w:top w:type="dxa" w:w="60"/>
+              <w:left w:type="dxa" w:w="100"/>
+              <w:bottom w:type="dxa" w:w="60"/>
+              <w:right w:type="dxa" w:w="100"/>
+            </w:tcMar>
+          </w:tcPr>
+          <w:p>
+            <w:pPr>
               <w:jc w:val="center"/>
             </w:pPr>
             <w:r>
@@ -4638,28 +4398,24 @@
         </w:tc>
       </w:tr>
       <w:tr>
-        <w:trPr>
-          <w:cantSplit/>
-        </w:trPr>
         <w:tc>
           <w:tcPr>
             <w:tcW w:type="dxa" w:w="1426"/>
             <w:tcBorders>
-              <w:top w:val="single" w:color="999999" w:sz="4"/>
-              <w:left w:val="single" w:color="999999" w:sz="4"/>
-              <w:bottom w:val="single" w:color="999999" w:sz="4"/>
-              <w:right w:val="single" w:color="999999" w:sz="4"/>
-            </w:tcBorders>
-            <w:tcMar>
-              <w:top w:type="dxa" w:w="60"/>
-              <w:left w:type="dxa" w:w="100"/>
-              <w:bottom w:type="dxa" w:w="60"/>
-              <w:right w:type="dxa" w:w="100"/>
-            </w:tcMar>
-          </w:tcPr>
-          <w:p>
-            <w:pPr>
-              <w:keepNext w:val="false"/>
+              <w:top w:val="single" w:color="000000" w:sz="4"/>
+              <w:left w:val="single" w:color="000000" w:sz="4"/>
+              <w:bottom w:val="single" w:color="000000" w:sz="4"/>
+              <w:right w:val="single" w:color="000000" w:sz="4"/>
+            </w:tcBorders>
+            <w:tcMar>
+              <w:top w:type="dxa" w:w="60"/>
+              <w:left w:type="dxa" w:w="100"/>
+              <w:bottom w:type="dxa" w:w="60"/>
+              <w:right w:type="dxa" w:w="100"/>
+            </w:tcMar>
+          </w:tcPr>
+          <w:p>
+            <w:pPr>
               <w:jc w:val="left"/>
             </w:pPr>
             <w:r>
@@ -4677,21 +4433,20 @@
           <w:tcPr>
             <w:tcW w:type="dxa" w:w="1200"/>
             <w:tcBorders>
-              <w:top w:val="single" w:color="999999" w:sz="4"/>
-              <w:left w:val="single" w:color="999999" w:sz="4"/>
-              <w:bottom w:val="single" w:color="999999" w:sz="4"/>
-              <w:right w:val="single" w:color="999999" w:sz="4"/>
-            </w:tcBorders>
-            <w:tcMar>
-              <w:top w:type="dxa" w:w="60"/>
-              <w:left w:type="dxa" w:w="100"/>
-              <w:bottom w:type="dxa" w:w="60"/>
-              <w:right w:type="dxa" w:w="100"/>
-            </w:tcMar>
-          </w:tcPr>
-          <w:p>
-            <w:pPr>
-              <w:keepNext w:val="false"/>
+              <w:top w:val="single" w:color="000000" w:sz="4"/>
+              <w:left w:val="single" w:color="000000" w:sz="4"/>
+              <w:bottom w:val="single" w:color="000000" w:sz="4"/>
+              <w:right w:val="single" w:color="000000" w:sz="4"/>
+            </w:tcBorders>
+            <w:tcMar>
+              <w:top w:type="dxa" w:w="60"/>
+              <w:left w:type="dxa" w:w="100"/>
+              <w:bottom w:type="dxa" w:w="60"/>
+              <w:right w:type="dxa" w:w="100"/>
+            </w:tcMar>
+          </w:tcPr>
+          <w:p>
+            <w:pPr>
               <w:jc w:val="center"/>
             </w:pPr>
             <w:r>
@@ -4709,21 +4464,20 @@
           <w:tcPr>
             <w:tcW w:type="dxa" w:w="1200"/>
             <w:tcBorders>
-              <w:top w:val="single" w:color="999999" w:sz="4"/>
-              <w:left w:val="single" w:color="999999" w:sz="4"/>
-              <w:bottom w:val="single" w:color="999999" w:sz="4"/>
-              <w:right w:val="single" w:color="999999" w:sz="4"/>
-            </w:tcBorders>
-            <w:tcMar>
-              <w:top w:type="dxa" w:w="60"/>
-              <w:left w:type="dxa" w:w="100"/>
-              <w:bottom w:type="dxa" w:w="60"/>
-              <w:right w:type="dxa" w:w="100"/>
-            </w:tcMar>
-          </w:tcPr>
-          <w:p>
-            <w:pPr>
-              <w:keepNext w:val="false"/>
+              <w:top w:val="single" w:color="000000" w:sz="4"/>
+              <w:left w:val="single" w:color="000000" w:sz="4"/>
+              <w:bottom w:val="single" w:color="000000" w:sz="4"/>
+              <w:right w:val="single" w:color="000000" w:sz="4"/>
+            </w:tcBorders>
+            <w:tcMar>
+              <w:top w:type="dxa" w:w="60"/>
+              <w:left w:type="dxa" w:w="100"/>
+              <w:bottom w:type="dxa" w:w="60"/>
+              <w:right w:type="dxa" w:w="100"/>
+            </w:tcMar>
+          </w:tcPr>
+          <w:p>
+            <w:pPr>
               <w:jc w:val="center"/>
             </w:pPr>
             <w:r>
@@ -4741,21 +4495,20 @@
           <w:tcPr>
             <w:tcW w:type="dxa" w:w="1200"/>
             <w:tcBorders>
-              <w:top w:val="single" w:color="999999" w:sz="4"/>
-              <w:left w:val="single" w:color="999999" w:sz="4"/>
-              <w:bottom w:val="single" w:color="999999" w:sz="4"/>
-              <w:right w:val="single" w:color="999999" w:sz="4"/>
-            </w:tcBorders>
-            <w:tcMar>
-              <w:top w:type="dxa" w:w="60"/>
-              <w:left w:type="dxa" w:w="100"/>
-              <w:bottom w:type="dxa" w:w="60"/>
-              <w:right w:type="dxa" w:w="100"/>
-            </w:tcMar>
-          </w:tcPr>
-          <w:p>
-            <w:pPr>
-              <w:keepNext w:val="false"/>
+              <w:top w:val="single" w:color="000000" w:sz="4"/>
+              <w:left w:val="single" w:color="000000" w:sz="4"/>
+              <w:bottom w:val="single" w:color="000000" w:sz="4"/>
+              <w:right w:val="single" w:color="000000" w:sz="4"/>
+            </w:tcBorders>
+            <w:tcMar>
+              <w:top w:type="dxa" w:w="60"/>
+              <w:left w:type="dxa" w:w="100"/>
+              <w:bottom w:type="dxa" w:w="60"/>
+              <w:right w:type="dxa" w:w="100"/>
+            </w:tcMar>
+          </w:tcPr>
+          <w:p>
+            <w:pPr>
               <w:jc w:val="center"/>
             </w:pPr>
             <w:r>
@@ -4773,21 +4526,20 @@
           <w:tcPr>
             <w:tcW w:type="dxa" w:w="1300"/>
             <w:tcBorders>
-              <w:top w:val="single" w:color="999999" w:sz="4"/>
-              <w:left w:val="single" w:color="999999" w:sz="4"/>
-              <w:bottom w:val="single" w:color="999999" w:sz="4"/>
-              <w:right w:val="single" w:color="999999" w:sz="4"/>
-            </w:tcBorders>
-            <w:tcMar>
-              <w:top w:type="dxa" w:w="60"/>
-              <w:left w:type="dxa" w:w="100"/>
-              <w:bottom w:type="dxa" w:w="60"/>
-              <w:right w:type="dxa" w:w="100"/>
-            </w:tcMar>
-          </w:tcPr>
-          <w:p>
-            <w:pPr>
-              <w:keepNext w:val="false"/>
+              <w:top w:val="single" w:color="000000" w:sz="4"/>
+              <w:left w:val="single" w:color="000000" w:sz="4"/>
+              <w:bottom w:val="single" w:color="000000" w:sz="4"/>
+              <w:right w:val="single" w:color="000000" w:sz="4"/>
+            </w:tcBorders>
+            <w:tcMar>
+              <w:top w:type="dxa" w:w="60"/>
+              <w:left w:type="dxa" w:w="100"/>
+              <w:bottom w:type="dxa" w:w="60"/>
+              <w:right w:type="dxa" w:w="100"/>
+            </w:tcMar>
+          </w:tcPr>
+          <w:p>
+            <w:pPr>
               <w:jc w:val="center"/>
             </w:pPr>
             <w:r>
@@ -4805,21 +4557,20 @@
           <w:tcPr>
             <w:tcW w:type="dxa" w:w="1400"/>
             <w:tcBorders>
-              <w:top w:val="single" w:color="999999" w:sz="4"/>
-              <w:left w:val="single" w:color="999999" w:sz="4"/>
-              <w:bottom w:val="single" w:color="999999" w:sz="4"/>
-              <w:right w:val="single" w:color="999999" w:sz="4"/>
-            </w:tcBorders>
-            <w:tcMar>
-              <w:top w:type="dxa" w:w="60"/>
-              <w:left w:type="dxa" w:w="100"/>
-              <w:bottom w:type="dxa" w:w="60"/>
-              <w:right w:type="dxa" w:w="100"/>
-            </w:tcMar>
-          </w:tcPr>
-          <w:p>
-            <w:pPr>
-              <w:keepNext w:val="false"/>
+              <w:top w:val="single" w:color="000000" w:sz="4"/>
+              <w:left w:val="single" w:color="000000" w:sz="4"/>
+              <w:bottom w:val="single" w:color="000000" w:sz="4"/>
+              <w:right w:val="single" w:color="000000" w:sz="4"/>
+            </w:tcBorders>
+            <w:tcMar>
+              <w:top w:type="dxa" w:w="60"/>
+              <w:left w:type="dxa" w:w="100"/>
+              <w:bottom w:type="dxa" w:w="60"/>
+              <w:right w:type="dxa" w:w="100"/>
+            </w:tcMar>
+          </w:tcPr>
+          <w:p>
+            <w:pPr>
               <w:jc w:val="center"/>
             </w:pPr>
             <w:r>
@@ -4837,21 +4588,20 @@
           <w:tcPr>
             <w:tcW w:type="dxa" w:w="1300"/>
             <w:tcBorders>
-              <w:top w:val="single" w:color="999999" w:sz="4"/>
-              <w:left w:val="single" w:color="999999" w:sz="4"/>
-              <w:bottom w:val="single" w:color="999999" w:sz="4"/>
-              <w:right w:val="single" w:color="999999" w:sz="4"/>
-            </w:tcBorders>
-            <w:tcMar>
-              <w:top w:type="dxa" w:w="60"/>
-              <w:left w:type="dxa" w:w="100"/>
-              <w:bottom w:type="dxa" w:w="60"/>
-              <w:right w:type="dxa" w:w="100"/>
-            </w:tcMar>
-          </w:tcPr>
-          <w:p>
-            <w:pPr>
-              <w:keepNext w:val="false"/>
+              <w:top w:val="single" w:color="000000" w:sz="4"/>
+              <w:left w:val="single" w:color="000000" w:sz="4"/>
+              <w:bottom w:val="single" w:color="000000" w:sz="4"/>
+              <w:right w:val="single" w:color="000000" w:sz="4"/>
+            </w:tcBorders>
+            <w:tcMar>
+              <w:top w:type="dxa" w:w="60"/>
+              <w:left w:type="dxa" w:w="100"/>
+              <w:bottom w:type="dxa" w:w="60"/>
+              <w:right w:type="dxa" w:w="100"/>
+            </w:tcMar>
+          </w:tcPr>
+          <w:p>
+            <w:pPr>
               <w:jc w:val="center"/>
             </w:pPr>
             <w:r>
@@ -4867,28 +4617,24 @@
         </w:tc>
       </w:tr>
       <w:tr>
-        <w:trPr>
-          <w:cantSplit/>
-        </w:trPr>
         <w:tc>
           <w:tcPr>
             <w:tcW w:type="dxa" w:w="1426"/>
             <w:tcBorders>
-              <w:top w:val="single" w:color="999999" w:sz="4"/>
-              <w:left w:val="single" w:color="999999" w:sz="4"/>
-              <w:bottom w:val="single" w:color="999999" w:sz="4"/>
-              <w:right w:val="single" w:color="999999" w:sz="4"/>
-            </w:tcBorders>
-            <w:tcMar>
-              <w:top w:type="dxa" w:w="60"/>
-              <w:left w:type="dxa" w:w="100"/>
-              <w:bottom w:type="dxa" w:w="60"/>
-              <w:right w:type="dxa" w:w="100"/>
-            </w:tcMar>
-          </w:tcPr>
-          <w:p>
-            <w:pPr>
-              <w:keepNext w:val="false"/>
+              <w:top w:val="single" w:color="000000" w:sz="4"/>
+              <w:left w:val="single" w:color="000000" w:sz="4"/>
+              <w:bottom w:val="single" w:color="000000" w:sz="4"/>
+              <w:right w:val="single" w:color="000000" w:sz="4"/>
+            </w:tcBorders>
+            <w:tcMar>
+              <w:top w:type="dxa" w:w="60"/>
+              <w:left w:type="dxa" w:w="100"/>
+              <w:bottom w:type="dxa" w:w="60"/>
+              <w:right w:type="dxa" w:w="100"/>
+            </w:tcMar>
+          </w:tcPr>
+          <w:p>
+            <w:pPr>
               <w:jc w:val="left"/>
             </w:pPr>
             <w:r>
@@ -4906,21 +4652,20 @@
           <w:tcPr>
             <w:tcW w:type="dxa" w:w="1200"/>
             <w:tcBorders>
-              <w:top w:val="single" w:color="999999" w:sz="4"/>
-              <w:left w:val="single" w:color="999999" w:sz="4"/>
-              <w:bottom w:val="single" w:color="999999" w:sz="4"/>
-              <w:right w:val="single" w:color="999999" w:sz="4"/>
-            </w:tcBorders>
-            <w:tcMar>
-              <w:top w:type="dxa" w:w="60"/>
-              <w:left w:type="dxa" w:w="100"/>
-              <w:bottom w:type="dxa" w:w="60"/>
-              <w:right w:type="dxa" w:w="100"/>
-            </w:tcMar>
-          </w:tcPr>
-          <w:p>
-            <w:pPr>
-              <w:keepNext w:val="false"/>
+              <w:top w:val="single" w:color="000000" w:sz="4"/>
+              <w:left w:val="single" w:color="000000" w:sz="4"/>
+              <w:bottom w:val="single" w:color="000000" w:sz="4"/>
+              <w:right w:val="single" w:color="000000" w:sz="4"/>
+            </w:tcBorders>
+            <w:tcMar>
+              <w:top w:type="dxa" w:w="60"/>
+              <w:left w:type="dxa" w:w="100"/>
+              <w:bottom w:type="dxa" w:w="60"/>
+              <w:right w:type="dxa" w:w="100"/>
+            </w:tcMar>
+          </w:tcPr>
+          <w:p>
+            <w:pPr>
               <w:jc w:val="center"/>
             </w:pPr>
             <w:r>
@@ -4938,21 +4683,20 @@
           <w:tcPr>
             <w:tcW w:type="dxa" w:w="1200"/>
             <w:tcBorders>
-              <w:top w:val="single" w:color="999999" w:sz="4"/>
-              <w:left w:val="single" w:color="999999" w:sz="4"/>
-              <w:bottom w:val="single" w:color="999999" w:sz="4"/>
-              <w:right w:val="single" w:color="999999" w:sz="4"/>
-            </w:tcBorders>
-            <w:tcMar>
-              <w:top w:type="dxa" w:w="60"/>
-              <w:left w:type="dxa" w:w="100"/>
-              <w:bottom w:type="dxa" w:w="60"/>
-              <w:right w:type="dxa" w:w="100"/>
-            </w:tcMar>
-          </w:tcPr>
-          <w:p>
-            <w:pPr>
-              <w:keepNext w:val="false"/>
+              <w:top w:val="single" w:color="000000" w:sz="4"/>
+              <w:left w:val="single" w:color="000000" w:sz="4"/>
+              <w:bottom w:val="single" w:color="000000" w:sz="4"/>
+              <w:right w:val="single" w:color="000000" w:sz="4"/>
+            </w:tcBorders>
+            <w:tcMar>
+              <w:top w:type="dxa" w:w="60"/>
+              <w:left w:type="dxa" w:w="100"/>
+              <w:bottom w:type="dxa" w:w="60"/>
+              <w:right w:type="dxa" w:w="100"/>
+            </w:tcMar>
+          </w:tcPr>
+          <w:p>
+            <w:pPr>
               <w:jc w:val="center"/>
             </w:pPr>
             <w:r>
@@ -4970,21 +4714,20 @@
           <w:tcPr>
             <w:tcW w:type="dxa" w:w="1200"/>
             <w:tcBorders>
-              <w:top w:val="single" w:color="999999" w:sz="4"/>
-              <w:left w:val="single" w:color="999999" w:sz="4"/>
-              <w:bottom w:val="single" w:color="999999" w:sz="4"/>
-              <w:right w:val="single" w:color="999999" w:sz="4"/>
-            </w:tcBorders>
-            <w:tcMar>
-              <w:top w:type="dxa" w:w="60"/>
-              <w:left w:type="dxa" w:w="100"/>
-              <w:bottom w:type="dxa" w:w="60"/>
-              <w:right w:type="dxa" w:w="100"/>
-            </w:tcMar>
-          </w:tcPr>
-          <w:p>
-            <w:pPr>
-              <w:keepNext w:val="false"/>
+              <w:top w:val="single" w:color="000000" w:sz="4"/>
+              <w:left w:val="single" w:color="000000" w:sz="4"/>
+              <w:bottom w:val="single" w:color="000000" w:sz="4"/>
+              <w:right w:val="single" w:color="000000" w:sz="4"/>
+            </w:tcBorders>
+            <w:tcMar>
+              <w:top w:type="dxa" w:w="60"/>
+              <w:left w:type="dxa" w:w="100"/>
+              <w:bottom w:type="dxa" w:w="60"/>
+              <w:right w:type="dxa" w:w="100"/>
+            </w:tcMar>
+          </w:tcPr>
+          <w:p>
+            <w:pPr>
               <w:jc w:val="center"/>
             </w:pPr>
             <w:r>
@@ -5002,21 +4745,20 @@
           <w:tcPr>
             <w:tcW w:type="dxa" w:w="1300"/>
             <w:tcBorders>
-              <w:top w:val="single" w:color="999999" w:sz="4"/>
-              <w:left w:val="single" w:color="999999" w:sz="4"/>
-              <w:bottom w:val="single" w:color="999999" w:sz="4"/>
-              <w:right w:val="single" w:color="999999" w:sz="4"/>
-            </w:tcBorders>
-            <w:tcMar>
-              <w:top w:type="dxa" w:w="60"/>
-              <w:left w:type="dxa" w:w="100"/>
-              <w:bottom w:type="dxa" w:w="60"/>
-              <w:right w:type="dxa" w:w="100"/>
-            </w:tcMar>
-          </w:tcPr>
-          <w:p>
-            <w:pPr>
-              <w:keepNext w:val="false"/>
+              <w:top w:val="single" w:color="000000" w:sz="4"/>
+              <w:left w:val="single" w:color="000000" w:sz="4"/>
+              <w:bottom w:val="single" w:color="000000" w:sz="4"/>
+              <w:right w:val="single" w:color="000000" w:sz="4"/>
+            </w:tcBorders>
+            <w:tcMar>
+              <w:top w:type="dxa" w:w="60"/>
+              <w:left w:type="dxa" w:w="100"/>
+              <w:bottom w:type="dxa" w:w="60"/>
+              <w:right w:type="dxa" w:w="100"/>
+            </w:tcMar>
+          </w:tcPr>
+          <w:p>
+            <w:pPr>
               <w:jc w:val="center"/>
             </w:pPr>
             <w:r>
@@ -5034,21 +4776,20 @@
           <w:tcPr>
             <w:tcW w:type="dxa" w:w="1400"/>
             <w:tcBorders>
-              <w:top w:val="single" w:color="999999" w:sz="4"/>
-              <w:left w:val="single" w:color="999999" w:sz="4"/>
-              <w:bottom w:val="single" w:color="999999" w:sz="4"/>
-              <w:right w:val="single" w:color="999999" w:sz="4"/>
-            </w:tcBorders>
-            <w:tcMar>
-              <w:top w:type="dxa" w:w="60"/>
-              <w:left w:type="dxa" w:w="100"/>
-              <w:bottom w:type="dxa" w:w="60"/>
-              <w:right w:type="dxa" w:w="100"/>
-            </w:tcMar>
-          </w:tcPr>
-          <w:p>
-            <w:pPr>
-              <w:keepNext w:val="false"/>
+              <w:top w:val="single" w:color="000000" w:sz="4"/>
+              <w:left w:val="single" w:color="000000" w:sz="4"/>
+              <w:bottom w:val="single" w:color="000000" w:sz="4"/>
+              <w:right w:val="single" w:color="000000" w:sz="4"/>
+            </w:tcBorders>
+            <w:tcMar>
+              <w:top w:type="dxa" w:w="60"/>
+              <w:left w:type="dxa" w:w="100"/>
+              <w:bottom w:type="dxa" w:w="60"/>
+              <w:right w:type="dxa" w:w="100"/>
+            </w:tcMar>
+          </w:tcPr>
+          <w:p>
+            <w:pPr>
               <w:jc w:val="center"/>
             </w:pPr>
             <w:r>
@@ -5066,21 +4807,20 @@
           <w:tcPr>
             <w:tcW w:type="dxa" w:w="1300"/>
             <w:tcBorders>
-              <w:top w:val="single" w:color="999999" w:sz="4"/>
-              <w:left w:val="single" w:color="999999" w:sz="4"/>
-              <w:bottom w:val="single" w:color="999999" w:sz="4"/>
-              <w:right w:val="single" w:color="999999" w:sz="4"/>
-            </w:tcBorders>
-            <w:tcMar>
-              <w:top w:type="dxa" w:w="60"/>
-              <w:left w:type="dxa" w:w="100"/>
-              <w:bottom w:type="dxa" w:w="60"/>
-              <w:right w:type="dxa" w:w="100"/>
-            </w:tcMar>
-          </w:tcPr>
-          <w:p>
-            <w:pPr>
-              <w:keepNext w:val="false"/>
+              <w:top w:val="single" w:color="000000" w:sz="4"/>
+              <w:left w:val="single" w:color="000000" w:sz="4"/>
+              <w:bottom w:val="single" w:color="000000" w:sz="4"/>
+              <w:right w:val="single" w:color="000000" w:sz="4"/>
+            </w:tcBorders>
+            <w:tcMar>
+              <w:top w:type="dxa" w:w="60"/>
+              <w:left w:type="dxa" w:w="100"/>
+              <w:bottom w:type="dxa" w:w="60"/>
+              <w:right w:type="dxa" w:w="100"/>
+            </w:tcMar>
+          </w:tcPr>
+          <w:p>
+            <w:pPr>
               <w:jc w:val="center"/>
             </w:pPr>
             <w:r>
@@ -5096,28 +4836,24 @@
         </w:tc>
       </w:tr>
       <w:tr>
-        <w:trPr>
-          <w:cantSplit/>
-        </w:trPr>
         <w:tc>
           <w:tcPr>
             <w:tcW w:type="dxa" w:w="1426"/>
             <w:tcBorders>
-              <w:top w:val="single" w:color="999999" w:sz="4"/>
-              <w:left w:val="single" w:color="999999" w:sz="4"/>
-              <w:bottom w:val="single" w:color="999999" w:sz="4"/>
-              <w:right w:val="single" w:color="999999" w:sz="4"/>
-            </w:tcBorders>
-            <w:tcMar>
-              <w:top w:type="dxa" w:w="60"/>
-              <w:left w:type="dxa" w:w="100"/>
-              <w:bottom w:type="dxa" w:w="60"/>
-              <w:right w:type="dxa" w:w="100"/>
-            </w:tcMar>
-          </w:tcPr>
-          <w:p>
-            <w:pPr>
-              <w:keepNext w:val="false"/>
+              <w:top w:val="single" w:color="000000" w:sz="4"/>
+              <w:left w:val="single" w:color="000000" w:sz="4"/>
+              <w:bottom w:val="single" w:color="000000" w:sz="4"/>
+              <w:right w:val="single" w:color="000000" w:sz="4"/>
+            </w:tcBorders>
+            <w:tcMar>
+              <w:top w:type="dxa" w:w="60"/>
+              <w:left w:type="dxa" w:w="100"/>
+              <w:bottom w:type="dxa" w:w="60"/>
+              <w:right w:type="dxa" w:w="100"/>
+            </w:tcMar>
+          </w:tcPr>
+          <w:p>
+            <w:pPr>
               <w:jc w:val="left"/>
             </w:pPr>
             <w:r>
@@ -5135,21 +4871,20 @@
           <w:tcPr>
             <w:tcW w:type="dxa" w:w="1200"/>
             <w:tcBorders>
-              <w:top w:val="single" w:color="999999" w:sz="4"/>
-              <w:left w:val="single" w:color="999999" w:sz="4"/>
-              <w:bottom w:val="single" w:color="999999" w:sz="4"/>
-              <w:right w:val="single" w:color="999999" w:sz="4"/>
-            </w:tcBorders>
-            <w:tcMar>
-              <w:top w:type="dxa" w:w="60"/>
-              <w:left w:type="dxa" w:w="100"/>
-              <w:bottom w:type="dxa" w:w="60"/>
-              <w:right w:type="dxa" w:w="100"/>
-            </w:tcMar>
-          </w:tcPr>
-          <w:p>
-            <w:pPr>
-              <w:keepNext w:val="false"/>
+              <w:top w:val="single" w:color="000000" w:sz="4"/>
+              <w:left w:val="single" w:color="000000" w:sz="4"/>
+              <w:bottom w:val="single" w:color="000000" w:sz="4"/>
+              <w:right w:val="single" w:color="000000" w:sz="4"/>
+            </w:tcBorders>
+            <w:tcMar>
+              <w:top w:type="dxa" w:w="60"/>
+              <w:left w:type="dxa" w:w="100"/>
+              <w:bottom w:type="dxa" w:w="60"/>
+              <w:right w:type="dxa" w:w="100"/>
+            </w:tcMar>
+          </w:tcPr>
+          <w:p>
+            <w:pPr>
               <w:jc w:val="center"/>
             </w:pPr>
             <w:r>
@@ -5167,21 +4902,20 @@
           <w:tcPr>
             <w:tcW w:type="dxa" w:w="1200"/>
             <w:tcBorders>
-              <w:top w:val="single" w:color="999999" w:sz="4"/>
-              <w:left w:val="single" w:color="999999" w:sz="4"/>
-              <w:bottom w:val="single" w:color="999999" w:sz="4"/>
-              <w:right w:val="single" w:color="999999" w:sz="4"/>
-            </w:tcBorders>
-            <w:tcMar>
-              <w:top w:type="dxa" w:w="60"/>
-              <w:left w:type="dxa" w:w="100"/>
-              <w:bottom w:type="dxa" w:w="60"/>
-              <w:right w:type="dxa" w:w="100"/>
-            </w:tcMar>
-          </w:tcPr>
-          <w:p>
-            <w:pPr>
-              <w:keepNext w:val="false"/>
+              <w:top w:val="single" w:color="000000" w:sz="4"/>
+              <w:left w:val="single" w:color="000000" w:sz="4"/>
+              <w:bottom w:val="single" w:color="000000" w:sz="4"/>
+              <w:right w:val="single" w:color="000000" w:sz="4"/>
+            </w:tcBorders>
+            <w:tcMar>
+              <w:top w:type="dxa" w:w="60"/>
+              <w:left w:type="dxa" w:w="100"/>
+              <w:bottom w:type="dxa" w:w="60"/>
+              <w:right w:type="dxa" w:w="100"/>
+            </w:tcMar>
+          </w:tcPr>
+          <w:p>
+            <w:pPr>
               <w:jc w:val="center"/>
             </w:pPr>
             <w:r>
@@ -5199,21 +4933,20 @@
           <w:tcPr>
             <w:tcW w:type="dxa" w:w="1200"/>
             <w:tcBorders>
-              <w:top w:val="single" w:color="999999" w:sz="4"/>
-              <w:left w:val="single" w:color="999999" w:sz="4"/>
-              <w:bottom w:val="single" w:color="999999" w:sz="4"/>
-              <w:right w:val="single" w:color="999999" w:sz="4"/>
-            </w:tcBorders>
-            <w:tcMar>
-              <w:top w:type="dxa" w:w="60"/>
-              <w:left w:type="dxa" w:w="100"/>
-              <w:bottom w:type="dxa" w:w="60"/>
-              <w:right w:type="dxa" w:w="100"/>
-            </w:tcMar>
-          </w:tcPr>
-          <w:p>
-            <w:pPr>
-              <w:keepNext w:val="false"/>
+              <w:top w:val="single" w:color="000000" w:sz="4"/>
+              <w:left w:val="single" w:color="000000" w:sz="4"/>
+              <w:bottom w:val="single" w:color="000000" w:sz="4"/>
+              <w:right w:val="single" w:color="000000" w:sz="4"/>
+            </w:tcBorders>
+            <w:tcMar>
+              <w:top w:type="dxa" w:w="60"/>
+              <w:left w:type="dxa" w:w="100"/>
+              <w:bottom w:type="dxa" w:w="60"/>
+              <w:right w:type="dxa" w:w="100"/>
+            </w:tcMar>
+          </w:tcPr>
+          <w:p>
+            <w:pPr>
               <w:jc w:val="center"/>
             </w:pPr>
             <w:r>
@@ -5231,21 +4964,20 @@
           <w:tcPr>
             <w:tcW w:type="dxa" w:w="1300"/>
             <w:tcBorders>
-              <w:top w:val="single" w:color="999999" w:sz="4"/>
-              <w:left w:val="single" w:color="999999" w:sz="4"/>
-              <w:bottom w:val="single" w:color="999999" w:sz="4"/>
-              <w:right w:val="single" w:color="999999" w:sz="4"/>
-            </w:tcBorders>
-            <w:tcMar>
-              <w:top w:type="dxa" w:w="60"/>
-              <w:left w:type="dxa" w:w="100"/>
-              <w:bottom w:type="dxa" w:w="60"/>
-              <w:right w:type="dxa" w:w="100"/>
-            </w:tcMar>
-          </w:tcPr>
-          <w:p>
-            <w:pPr>
-              <w:keepNext w:val="false"/>
+              <w:top w:val="single" w:color="000000" w:sz="4"/>
+              <w:left w:val="single" w:color="000000" w:sz="4"/>
+              <w:bottom w:val="single" w:color="000000" w:sz="4"/>
+              <w:right w:val="single" w:color="000000" w:sz="4"/>
+            </w:tcBorders>
+            <w:tcMar>
+              <w:top w:type="dxa" w:w="60"/>
+              <w:left w:type="dxa" w:w="100"/>
+              <w:bottom w:type="dxa" w:w="60"/>
+              <w:right w:type="dxa" w:w="100"/>
+            </w:tcMar>
+          </w:tcPr>
+          <w:p>
+            <w:pPr>
               <w:jc w:val="center"/>
             </w:pPr>
             <w:r>
@@ -5263,21 +4995,20 @@
           <w:tcPr>
             <w:tcW w:type="dxa" w:w="1400"/>
             <w:tcBorders>
-              <w:top w:val="single" w:color="999999" w:sz="4"/>
-              <w:left w:val="single" w:color="999999" w:sz="4"/>
-              <w:bottom w:val="single" w:color="999999" w:sz="4"/>
-              <w:right w:val="single" w:color="999999" w:sz="4"/>
-            </w:tcBorders>
-            <w:tcMar>
-              <w:top w:type="dxa" w:w="60"/>
-              <w:left w:type="dxa" w:w="100"/>
-              <w:bottom w:type="dxa" w:w="60"/>
-              <w:right w:type="dxa" w:w="100"/>
-            </w:tcMar>
-          </w:tcPr>
-          <w:p>
-            <w:pPr>
-              <w:keepNext w:val="false"/>
+              <w:top w:val="single" w:color="000000" w:sz="4"/>
+              <w:left w:val="single" w:color="000000" w:sz="4"/>
+              <w:bottom w:val="single" w:color="000000" w:sz="4"/>
+              <w:right w:val="single" w:color="000000" w:sz="4"/>
+            </w:tcBorders>
+            <w:tcMar>
+              <w:top w:type="dxa" w:w="60"/>
+              <w:left w:type="dxa" w:w="100"/>
+              <w:bottom w:type="dxa" w:w="60"/>
+              <w:right w:type="dxa" w:w="100"/>
+            </w:tcMar>
+          </w:tcPr>
+          <w:p>
+            <w:pPr>
               <w:jc w:val="center"/>
             </w:pPr>
             <w:r>
@@ -5295,21 +5026,20 @@
           <w:tcPr>
             <w:tcW w:type="dxa" w:w="1300"/>
             <w:tcBorders>
-              <w:top w:val="single" w:color="999999" w:sz="4"/>
-              <w:left w:val="single" w:color="999999" w:sz="4"/>
-              <w:bottom w:val="single" w:color="999999" w:sz="4"/>
-              <w:right w:val="single" w:color="999999" w:sz="4"/>
-            </w:tcBorders>
-            <w:tcMar>
-              <w:top w:type="dxa" w:w="60"/>
-              <w:left w:type="dxa" w:w="100"/>
-              <w:bottom w:type="dxa" w:w="60"/>
-              <w:right w:type="dxa" w:w="100"/>
-            </w:tcMar>
-          </w:tcPr>
-          <w:p>
-            <w:pPr>
-              <w:keepNext w:val="false"/>
+              <w:top w:val="single" w:color="000000" w:sz="4"/>
+              <w:left w:val="single" w:color="000000" w:sz="4"/>
+              <w:bottom w:val="single" w:color="000000" w:sz="4"/>
+              <w:right w:val="single" w:color="000000" w:sz="4"/>
+            </w:tcBorders>
+            <w:tcMar>
+              <w:top w:type="dxa" w:w="60"/>
+              <w:left w:type="dxa" w:w="100"/>
+              <w:bottom w:type="dxa" w:w="60"/>
+              <w:right w:type="dxa" w:w="100"/>
+            </w:tcMar>
+          </w:tcPr>
+          <w:p>
+            <w:pPr>
               <w:jc w:val="center"/>
             </w:pPr>
             <w:r>
@@ -5325,28 +5055,24 @@
         </w:tc>
       </w:tr>
       <w:tr>
-        <w:trPr>
-          <w:cantSplit/>
-        </w:trPr>
         <w:tc>
           <w:tcPr>
             <w:tcW w:type="dxa" w:w="1426"/>
             <w:tcBorders>
-              <w:top w:val="single" w:color="999999" w:sz="4"/>
-              <w:left w:val="single" w:color="999999" w:sz="4"/>
-              <w:bottom w:val="single" w:color="999999" w:sz="4"/>
-              <w:right w:val="single" w:color="999999" w:sz="4"/>
-            </w:tcBorders>
-            <w:tcMar>
-              <w:top w:type="dxa" w:w="60"/>
-              <w:left w:type="dxa" w:w="100"/>
-              <w:bottom w:type="dxa" w:w="60"/>
-              <w:right w:type="dxa" w:w="100"/>
-            </w:tcMar>
-          </w:tcPr>
-          <w:p>
-            <w:pPr>
-              <w:keepNext/>
+              <w:top w:val="single" w:color="000000" w:sz="4"/>
+              <w:left w:val="single" w:color="000000" w:sz="4"/>
+              <w:bottom w:val="single" w:color="000000" w:sz="4"/>
+              <w:right w:val="single" w:color="000000" w:sz="4"/>
+            </w:tcBorders>
+            <w:tcMar>
+              <w:top w:type="dxa" w:w="60"/>
+              <w:left w:type="dxa" w:w="100"/>
+              <w:bottom w:type="dxa" w:w="60"/>
+              <w:right w:type="dxa" w:w="100"/>
+            </w:tcMar>
+          </w:tcPr>
+          <w:p>
+            <w:pPr>
               <w:jc w:val="left"/>
             </w:pPr>
             <w:r>
@@ -5364,21 +5090,20 @@
           <w:tcPr>
             <w:tcW w:type="dxa" w:w="1200"/>
             <w:tcBorders>
-              <w:top w:val="single" w:color="999999" w:sz="4"/>
-              <w:left w:val="single" w:color="999999" w:sz="4"/>
-              <w:bottom w:val="single" w:color="999999" w:sz="4"/>
-              <w:right w:val="single" w:color="999999" w:sz="4"/>
-            </w:tcBorders>
-            <w:tcMar>
-              <w:top w:type="dxa" w:w="60"/>
-              <w:left w:type="dxa" w:w="100"/>
-              <w:bottom w:type="dxa" w:w="60"/>
-              <w:right w:type="dxa" w:w="100"/>
-            </w:tcMar>
-          </w:tcPr>
-          <w:p>
-            <w:pPr>
-              <w:keepNext/>
+              <w:top w:val="single" w:color="000000" w:sz="4"/>
+              <w:left w:val="single" w:color="000000" w:sz="4"/>
+              <w:bottom w:val="single" w:color="000000" w:sz="4"/>
+              <w:right w:val="single" w:color="000000" w:sz="4"/>
+            </w:tcBorders>
+            <w:tcMar>
+              <w:top w:type="dxa" w:w="60"/>
+              <w:left w:type="dxa" w:w="100"/>
+              <w:bottom w:type="dxa" w:w="60"/>
+              <w:right w:type="dxa" w:w="100"/>
+            </w:tcMar>
+          </w:tcPr>
+          <w:p>
+            <w:pPr>
               <w:jc w:val="center"/>
             </w:pPr>
             <w:r>
@@ -5396,21 +5121,20 @@
           <w:tcPr>
             <w:tcW w:type="dxa" w:w="1200"/>
             <w:tcBorders>
-              <w:top w:val="single" w:color="999999" w:sz="4"/>
-              <w:left w:val="single" w:color="999999" w:sz="4"/>
-              <w:bottom w:val="single" w:color="999999" w:sz="4"/>
-              <w:right w:val="single" w:color="999999" w:sz="4"/>
-            </w:tcBorders>
-            <w:tcMar>
-              <w:top w:type="dxa" w:w="60"/>
-              <w:left w:type="dxa" w:w="100"/>
-              <w:bottom w:type="dxa" w:w="60"/>
-              <w:right w:type="dxa" w:w="100"/>
-            </w:tcMar>
-          </w:tcPr>
-          <w:p>
-            <w:pPr>
-              <w:keepNext/>
+              <w:top w:val="single" w:color="000000" w:sz="4"/>
+              <w:left w:val="single" w:color="000000" w:sz="4"/>
+              <w:bottom w:val="single" w:color="000000" w:sz="4"/>
+              <w:right w:val="single" w:color="000000" w:sz="4"/>
+            </w:tcBorders>
+            <w:tcMar>
+              <w:top w:type="dxa" w:w="60"/>
+              <w:left w:type="dxa" w:w="100"/>
+              <w:bottom w:type="dxa" w:w="60"/>
+              <w:right w:type="dxa" w:w="100"/>
+            </w:tcMar>
+          </w:tcPr>
+          <w:p>
+            <w:pPr>
               <w:jc w:val="center"/>
             </w:pPr>
             <w:r>
@@ -5428,21 +5152,20 @@
           <w:tcPr>
             <w:tcW w:type="dxa" w:w="1200"/>
             <w:tcBorders>
-              <w:top w:val="single" w:color="999999" w:sz="4"/>
-              <w:left w:val="single" w:color="999999" w:sz="4"/>
-              <w:bottom w:val="single" w:color="999999" w:sz="4"/>
-              <w:right w:val="single" w:color="999999" w:sz="4"/>
-            </w:tcBorders>
-            <w:tcMar>
-              <w:top w:type="dxa" w:w="60"/>
-              <w:left w:type="dxa" w:w="100"/>
-              <w:bottom w:type="dxa" w:w="60"/>
-              <w:right w:type="dxa" w:w="100"/>
-            </w:tcMar>
-          </w:tcPr>
-          <w:p>
-            <w:pPr>
-              <w:keepNext/>
+              <w:top w:val="single" w:color="000000" w:sz="4"/>
+              <w:left w:val="single" w:color="000000" w:sz="4"/>
+              <w:bottom w:val="single" w:color="000000" w:sz="4"/>
+              <w:right w:val="single" w:color="000000" w:sz="4"/>
+            </w:tcBorders>
+            <w:tcMar>
+              <w:top w:type="dxa" w:w="60"/>
+              <w:left w:type="dxa" w:w="100"/>
+              <w:bottom w:type="dxa" w:w="60"/>
+              <w:right w:type="dxa" w:w="100"/>
+            </w:tcMar>
+          </w:tcPr>
+          <w:p>
+            <w:pPr>
               <w:jc w:val="center"/>
             </w:pPr>
             <w:r>
@@ -5460,21 +5183,20 @@
           <w:tcPr>
             <w:tcW w:type="dxa" w:w="1300"/>
             <w:tcBorders>
-              <w:top w:val="single" w:color="999999" w:sz="4"/>
-              <w:left w:val="single" w:color="999999" w:sz="4"/>
-              <w:bottom w:val="single" w:color="999999" w:sz="4"/>
-              <w:right w:val="single" w:color="999999" w:sz="4"/>
-            </w:tcBorders>
-            <w:tcMar>
-              <w:top w:type="dxa" w:w="60"/>
-              <w:left w:type="dxa" w:w="100"/>
-              <w:bottom w:type="dxa" w:w="60"/>
-              <w:right w:type="dxa" w:w="100"/>
-            </w:tcMar>
-          </w:tcPr>
-          <w:p>
-            <w:pPr>
-              <w:keepNext/>
+              <w:top w:val="single" w:color="000000" w:sz="4"/>
+              <w:left w:val="single" w:color="000000" w:sz="4"/>
+              <w:bottom w:val="single" w:color="000000" w:sz="4"/>
+              <w:right w:val="single" w:color="000000" w:sz="4"/>
+            </w:tcBorders>
+            <w:tcMar>
+              <w:top w:type="dxa" w:w="60"/>
+              <w:left w:type="dxa" w:w="100"/>
+              <w:bottom w:type="dxa" w:w="60"/>
+              <w:right w:type="dxa" w:w="100"/>
+            </w:tcMar>
+          </w:tcPr>
+          <w:p>
+            <w:pPr>
               <w:jc w:val="center"/>
             </w:pPr>
             <w:r>
@@ -5492,21 +5214,20 @@
           <w:tcPr>
             <w:tcW w:type="dxa" w:w="1400"/>
             <w:tcBorders>
-              <w:top w:val="single" w:color="999999" w:sz="4"/>
-              <w:left w:val="single" w:color="999999" w:sz="4"/>
-              <w:bottom w:val="single" w:color="999999" w:sz="4"/>
-              <w:right w:val="single" w:color="999999" w:sz="4"/>
-            </w:tcBorders>
-            <w:tcMar>
-              <w:top w:type="dxa" w:w="60"/>
-              <w:left w:type="dxa" w:w="100"/>
-              <w:bottom w:type="dxa" w:w="60"/>
-              <w:right w:type="dxa" w:w="100"/>
-            </w:tcMar>
-          </w:tcPr>
-          <w:p>
-            <w:pPr>
-              <w:keepNext/>
+              <w:top w:val="single" w:color="000000" w:sz="4"/>
+              <w:left w:val="single" w:color="000000" w:sz="4"/>
+              <w:bottom w:val="single" w:color="000000" w:sz="4"/>
+              <w:right w:val="single" w:color="000000" w:sz="4"/>
+            </w:tcBorders>
+            <w:tcMar>
+              <w:top w:type="dxa" w:w="60"/>
+              <w:left w:type="dxa" w:w="100"/>
+              <w:bottom w:type="dxa" w:w="60"/>
+              <w:right w:type="dxa" w:w="100"/>
+            </w:tcMar>
+          </w:tcPr>
+          <w:p>
+            <w:pPr>
               <w:jc w:val="center"/>
             </w:pPr>
             <w:r>
@@ -5524,21 +5245,20 @@
           <w:tcPr>
             <w:tcW w:type="dxa" w:w="1300"/>
             <w:tcBorders>
-              <w:top w:val="single" w:color="999999" w:sz="4"/>
-              <w:left w:val="single" w:color="999999" w:sz="4"/>
-              <w:bottom w:val="single" w:color="999999" w:sz="4"/>
-              <w:right w:val="single" w:color="999999" w:sz="4"/>
-            </w:tcBorders>
-            <w:tcMar>
-              <w:top w:type="dxa" w:w="60"/>
-              <w:left w:type="dxa" w:w="100"/>
-              <w:bottom w:type="dxa" w:w="60"/>
-              <w:right w:type="dxa" w:w="100"/>
-            </w:tcMar>
-          </w:tcPr>
-          <w:p>
-            <w:pPr>
-              <w:keepNext/>
+              <w:top w:val="single" w:color="000000" w:sz="4"/>
+              <w:left w:val="single" w:color="000000" w:sz="4"/>
+              <w:bottom w:val="single" w:color="000000" w:sz="4"/>
+              <w:right w:val="single" w:color="000000" w:sz="4"/>
+            </w:tcBorders>
+            <w:tcMar>
+              <w:top w:type="dxa" w:w="60"/>
+              <w:left w:type="dxa" w:w="100"/>
+              <w:bottom w:type="dxa" w:w="60"/>
+              <w:right w:type="dxa" w:w="100"/>
+            </w:tcMar>
+          </w:tcPr>
+          <w:p>
+            <w:pPr>
               <w:jc w:val="center"/>
             </w:pPr>
             <w:r>
@@ -5561,8 +5281,6 @@
       </w:pPr>
       <w:r>
         <w:rPr>
-          <w:i/>
-          <w:iCs/>
           <w:sz w:val="18"/>
           <w:szCs w:val="18"/>
         </w:rPr>
@@ -5622,8 +5340,6 @@
       </w:pPr>
       <w:r>
         <w:rPr>
-          <w:i/>
-          <w:iCs/>
           <w:sz w:val="18"/>
           <w:szCs w:val="18"/>
         </w:rPr>
@@ -5675,29 +5391,24 @@
         <w:gridCol w:w="2200"/>
       </w:tblGrid>
       <w:tr>
-        <w:trPr>
-          <w:tblHeader/>
-        </w:trPr>
         <w:tc>
           <w:tcPr>
             <w:tcW w:type="dxa" w:w="2826"/>
             <w:tcBorders>
-              <w:top w:val="single" w:color="999999" w:sz="4"/>
-              <w:left w:val="single" w:color="999999" w:sz="4"/>
-              <w:bottom w:val="single" w:color="999999" w:sz="4"/>
-              <w:right w:val="single" w:color="999999" w:sz="4"/>
-            </w:tcBorders>
-            <w:shd w:fill="D9E2F3" w:color="auto" w:val="clear"/>
-            <w:tcMar>
-              <w:top w:type="dxa" w:w="60"/>
-              <w:left w:type="dxa" w:w="100"/>
-              <w:bottom w:type="dxa" w:w="60"/>
-              <w:right w:type="dxa" w:w="100"/>
-            </w:tcMar>
-          </w:tcPr>
-          <w:p>
-            <w:pPr>
-              <w:keepNext w:val="false"/>
+              <w:top w:val="single" w:color="000000" w:sz="4"/>
+              <w:left w:val="single" w:color="000000" w:sz="4"/>
+              <w:bottom w:val="single" w:color="000000" w:sz="4"/>
+              <w:right w:val="single" w:color="000000" w:sz="4"/>
+            </w:tcBorders>
+            <w:tcMar>
+              <w:top w:type="dxa" w:w="60"/>
+              <w:left w:type="dxa" w:w="100"/>
+              <w:bottom w:type="dxa" w:w="60"/>
+              <w:right w:type="dxa" w:w="100"/>
+            </w:tcMar>
+          </w:tcPr>
+          <w:p>
+            <w:pPr>
               <w:jc w:val="left"/>
             </w:pPr>
             <w:r>
@@ -5715,22 +5426,20 @@
           <w:tcPr>
             <w:tcW w:type="dxa" w:w="1900"/>
             <w:tcBorders>
-              <w:top w:val="single" w:color="999999" w:sz="4"/>
-              <w:left w:val="single" w:color="999999" w:sz="4"/>
-              <w:bottom w:val="single" w:color="999999" w:sz="4"/>
-              <w:right w:val="single" w:color="999999" w:sz="4"/>
-            </w:tcBorders>
-            <w:shd w:fill="D9E2F3" w:color="auto" w:val="clear"/>
-            <w:tcMar>
-              <w:top w:type="dxa" w:w="60"/>
-              <w:left w:type="dxa" w:w="100"/>
-              <w:bottom w:type="dxa" w:w="60"/>
-              <w:right w:type="dxa" w:w="100"/>
-            </w:tcMar>
-          </w:tcPr>
-          <w:p>
-            <w:pPr>
-              <w:keepNext w:val="false"/>
+              <w:top w:val="single" w:color="000000" w:sz="4"/>
+              <w:left w:val="single" w:color="000000" w:sz="4"/>
+              <w:bottom w:val="single" w:color="000000" w:sz="4"/>
+              <w:right w:val="single" w:color="000000" w:sz="4"/>
+            </w:tcBorders>
+            <w:tcMar>
+              <w:top w:type="dxa" w:w="60"/>
+              <w:left w:type="dxa" w:w="100"/>
+              <w:bottom w:type="dxa" w:w="60"/>
+              <w:right w:type="dxa" w:w="100"/>
+            </w:tcMar>
+          </w:tcPr>
+          <w:p>
+            <w:pPr>
               <w:jc w:val="center"/>
             </w:pPr>
             <w:r>
@@ -5748,22 +5457,20 @@
           <w:tcPr>
             <w:tcW w:type="dxa" w:w="2100"/>
             <w:tcBorders>
-              <w:top w:val="single" w:color="999999" w:sz="4"/>
-              <w:left w:val="single" w:color="999999" w:sz="4"/>
-              <w:bottom w:val="single" w:color="999999" w:sz="4"/>
-              <w:right w:val="single" w:color="999999" w:sz="4"/>
-            </w:tcBorders>
-            <w:shd w:fill="D9E2F3" w:color="auto" w:val="clear"/>
-            <w:tcMar>
-              <w:top w:type="dxa" w:w="60"/>
-              <w:left w:type="dxa" w:w="100"/>
-              <w:bottom w:type="dxa" w:w="60"/>
-              <w:right w:type="dxa" w:w="100"/>
-            </w:tcMar>
-          </w:tcPr>
-          <w:p>
-            <w:pPr>
-              <w:keepNext w:val="false"/>
+              <w:top w:val="single" w:color="000000" w:sz="4"/>
+              <w:left w:val="single" w:color="000000" w:sz="4"/>
+              <w:bottom w:val="single" w:color="000000" w:sz="4"/>
+              <w:right w:val="single" w:color="000000" w:sz="4"/>
+            </w:tcBorders>
+            <w:tcMar>
+              <w:top w:type="dxa" w:w="60"/>
+              <w:left w:type="dxa" w:w="100"/>
+              <w:bottom w:type="dxa" w:w="60"/>
+              <w:right w:type="dxa" w:w="100"/>
+            </w:tcMar>
+          </w:tcPr>
+          <w:p>
+            <w:pPr>
               <w:jc w:val="center"/>
             </w:pPr>
             <w:r>
@@ -5781,22 +5488,20 @@
           <w:tcPr>
             <w:tcW w:type="dxa" w:w="2200"/>
             <w:tcBorders>
-              <w:top w:val="single" w:color="999999" w:sz="4"/>
-              <w:left w:val="single" w:color="999999" w:sz="4"/>
-              <w:bottom w:val="single" w:color="999999" w:sz="4"/>
-              <w:right w:val="single" w:color="999999" w:sz="4"/>
-            </w:tcBorders>
-            <w:shd w:fill="D9E2F3" w:color="auto" w:val="clear"/>
-            <w:tcMar>
-              <w:top w:type="dxa" w:w="60"/>
-              <w:left w:type="dxa" w:w="100"/>
-              <w:bottom w:type="dxa" w:w="60"/>
-              <w:right w:type="dxa" w:w="100"/>
-            </w:tcMar>
-          </w:tcPr>
-          <w:p>
-            <w:pPr>
-              <w:keepNext w:val="false"/>
+              <w:top w:val="single" w:color="000000" w:sz="4"/>
+              <w:left w:val="single" w:color="000000" w:sz="4"/>
+              <w:bottom w:val="single" w:color="000000" w:sz="4"/>
+              <w:right w:val="single" w:color="000000" w:sz="4"/>
+            </w:tcBorders>
+            <w:tcMar>
+              <w:top w:type="dxa" w:w="60"/>
+              <w:left w:type="dxa" w:w="100"/>
+              <w:bottom w:type="dxa" w:w="60"/>
+              <w:right w:type="dxa" w:w="100"/>
+            </w:tcMar>
+          </w:tcPr>
+          <w:p>
+            <w:pPr>
               <w:jc w:val="center"/>
             </w:pPr>
             <w:r>
@@ -5812,28 +5517,24 @@
         </w:tc>
       </w:tr>
       <w:tr>
-        <w:trPr>
-          <w:cantSplit/>
-        </w:trPr>
         <w:tc>
           <w:tcPr>
             <w:tcW w:type="dxa" w:w="2826"/>
             <w:tcBorders>
-              <w:top w:val="single" w:color="999999" w:sz="4"/>
-              <w:left w:val="single" w:color="999999" w:sz="4"/>
-              <w:bottom w:val="single" w:color="999999" w:sz="4"/>
-              <w:right w:val="single" w:color="999999" w:sz="4"/>
-            </w:tcBorders>
-            <w:tcMar>
-              <w:top w:type="dxa" w:w="60"/>
-              <w:left w:type="dxa" w:w="100"/>
-              <w:bottom w:type="dxa" w:w="60"/>
-              <w:right w:type="dxa" w:w="100"/>
-            </w:tcMar>
-          </w:tcPr>
-          <w:p>
-            <w:pPr>
-              <w:keepNext w:val="false"/>
+              <w:top w:val="single" w:color="000000" w:sz="4"/>
+              <w:left w:val="single" w:color="000000" w:sz="4"/>
+              <w:bottom w:val="single" w:color="000000" w:sz="4"/>
+              <w:right w:val="single" w:color="000000" w:sz="4"/>
+            </w:tcBorders>
+            <w:tcMar>
+              <w:top w:type="dxa" w:w="60"/>
+              <w:left w:type="dxa" w:w="100"/>
+              <w:bottom w:type="dxa" w:w="60"/>
+              <w:right w:type="dxa" w:w="100"/>
+            </w:tcMar>
+          </w:tcPr>
+          <w:p>
+            <w:pPr>
               <w:jc w:val="left"/>
             </w:pPr>
             <w:r>
@@ -5851,21 +5552,20 @@
           <w:tcPr>
             <w:tcW w:type="dxa" w:w="1900"/>
             <w:tcBorders>
-              <w:top w:val="single" w:color="999999" w:sz="4"/>
-              <w:left w:val="single" w:color="999999" w:sz="4"/>
-              <w:bottom w:val="single" w:color="999999" w:sz="4"/>
-              <w:right w:val="single" w:color="999999" w:sz="4"/>
-            </w:tcBorders>
-            <w:tcMar>
-              <w:top w:type="dxa" w:w="60"/>
-              <w:left w:type="dxa" w:w="100"/>
-              <w:bottom w:type="dxa" w:w="60"/>
-              <w:right w:type="dxa" w:w="100"/>
-            </w:tcMar>
-          </w:tcPr>
-          <w:p>
-            <w:pPr>
-              <w:keepNext w:val="false"/>
+              <w:top w:val="single" w:color="000000" w:sz="4"/>
+              <w:left w:val="single" w:color="000000" w:sz="4"/>
+              <w:bottom w:val="single" w:color="000000" w:sz="4"/>
+              <w:right w:val="single" w:color="000000" w:sz="4"/>
+            </w:tcBorders>
+            <w:tcMar>
+              <w:top w:type="dxa" w:w="60"/>
+              <w:left w:type="dxa" w:w="100"/>
+              <w:bottom w:type="dxa" w:w="60"/>
+              <w:right w:type="dxa" w:w="100"/>
+            </w:tcMar>
+          </w:tcPr>
+          <w:p>
+            <w:pPr>
               <w:jc w:val="center"/>
             </w:pPr>
             <w:r>
@@ -5883,21 +5583,20 @@
           <w:tcPr>
             <w:tcW w:type="dxa" w:w="2100"/>
             <w:tcBorders>
-              <w:top w:val="single" w:color="999999" w:sz="4"/>
-              <w:left w:val="single" w:color="999999" w:sz="4"/>
-              <w:bottom w:val="single" w:color="999999" w:sz="4"/>
-              <w:right w:val="single" w:color="999999" w:sz="4"/>
-            </w:tcBorders>
-            <w:tcMar>
-              <w:top w:type="dxa" w:w="60"/>
-              <w:left w:type="dxa" w:w="100"/>
-              <w:bottom w:type="dxa" w:w="60"/>
-              <w:right w:type="dxa" w:w="100"/>
-            </w:tcMar>
-          </w:tcPr>
-          <w:p>
-            <w:pPr>
-              <w:keepNext w:val="false"/>
+              <w:top w:val="single" w:color="000000" w:sz="4"/>
+              <w:left w:val="single" w:color="000000" w:sz="4"/>
+              <w:bottom w:val="single" w:color="000000" w:sz="4"/>
+              <w:right w:val="single" w:color="000000" w:sz="4"/>
+            </w:tcBorders>
+            <w:tcMar>
+              <w:top w:type="dxa" w:w="60"/>
+              <w:left w:type="dxa" w:w="100"/>
+              <w:bottom w:type="dxa" w:w="60"/>
+              <w:right w:type="dxa" w:w="100"/>
+            </w:tcMar>
+          </w:tcPr>
+          <w:p>
+            <w:pPr>
               <w:jc w:val="center"/>
             </w:pPr>
             <w:r>
@@ -5915,21 +5614,20 @@
           <w:tcPr>
             <w:tcW w:type="dxa" w:w="2200"/>
             <w:tcBorders>
-              <w:top w:val="single" w:color="999999" w:sz="4"/>
-              <w:left w:val="single" w:color="999999" w:sz="4"/>
-              <w:bottom w:val="single" w:color="999999" w:sz="4"/>
-              <w:right w:val="single" w:color="999999" w:sz="4"/>
-            </w:tcBorders>
-            <w:tcMar>
-              <w:top w:type="dxa" w:w="60"/>
-              <w:left w:type="dxa" w:w="100"/>
-              <w:bottom w:type="dxa" w:w="60"/>
-              <w:right w:type="dxa" w:w="100"/>
-            </w:tcMar>
-          </w:tcPr>
-          <w:p>
-            <w:pPr>
-              <w:keepNext w:val="false"/>
+              <w:top w:val="single" w:color="000000" w:sz="4"/>
+              <w:left w:val="single" w:color="000000" w:sz="4"/>
+              <w:bottom w:val="single" w:color="000000" w:sz="4"/>
+              <w:right w:val="single" w:color="000000" w:sz="4"/>
+            </w:tcBorders>
+            <w:tcMar>
+              <w:top w:type="dxa" w:w="60"/>
+              <w:left w:type="dxa" w:w="100"/>
+              <w:bottom w:type="dxa" w:w="60"/>
+              <w:right w:type="dxa" w:w="100"/>
+            </w:tcMar>
+          </w:tcPr>
+          <w:p>
+            <w:pPr>
               <w:jc w:val="center"/>
             </w:pPr>
             <w:r>
@@ -5945,28 +5643,24 @@
         </w:tc>
       </w:tr>
       <w:tr>
-        <w:trPr>
-          <w:cantSplit/>
-        </w:trPr>
         <w:tc>
           <w:tcPr>
             <w:tcW w:type="dxa" w:w="2826"/>
             <w:tcBorders>
-              <w:top w:val="single" w:color="999999" w:sz="4"/>
-              <w:left w:val="single" w:color="999999" w:sz="4"/>
-              <w:bottom w:val="single" w:color="999999" w:sz="4"/>
-              <w:right w:val="single" w:color="999999" w:sz="4"/>
-            </w:tcBorders>
-            <w:tcMar>
-              <w:top w:type="dxa" w:w="60"/>
-              <w:left w:type="dxa" w:w="100"/>
-              <w:bottom w:type="dxa" w:w="60"/>
-              <w:right w:type="dxa" w:w="100"/>
-            </w:tcMar>
-          </w:tcPr>
-          <w:p>
-            <w:pPr>
-              <w:keepNext w:val="false"/>
+              <w:top w:val="single" w:color="000000" w:sz="4"/>
+              <w:left w:val="single" w:color="000000" w:sz="4"/>
+              <w:bottom w:val="single" w:color="000000" w:sz="4"/>
+              <w:right w:val="single" w:color="000000" w:sz="4"/>
+            </w:tcBorders>
+            <w:tcMar>
+              <w:top w:type="dxa" w:w="60"/>
+              <w:left w:type="dxa" w:w="100"/>
+              <w:bottom w:type="dxa" w:w="60"/>
+              <w:right w:type="dxa" w:w="100"/>
+            </w:tcMar>
+          </w:tcPr>
+          <w:p>
+            <w:pPr>
               <w:jc w:val="left"/>
             </w:pPr>
             <w:r>
@@ -5984,21 +5678,20 @@
           <w:tcPr>
             <w:tcW w:type="dxa" w:w="1900"/>
             <w:tcBorders>
-              <w:top w:val="single" w:color="999999" w:sz="4"/>
-              <w:left w:val="single" w:color="999999" w:sz="4"/>
-              <w:bottom w:val="single" w:color="999999" w:sz="4"/>
-              <w:right w:val="single" w:color="999999" w:sz="4"/>
-            </w:tcBorders>
-            <w:tcMar>
-              <w:top w:type="dxa" w:w="60"/>
-              <w:left w:type="dxa" w:w="100"/>
-              <w:bottom w:type="dxa" w:w="60"/>
-              <w:right w:type="dxa" w:w="100"/>
-            </w:tcMar>
-          </w:tcPr>
-          <w:p>
-            <w:pPr>
-              <w:keepNext w:val="false"/>
+              <w:top w:val="single" w:color="000000" w:sz="4"/>
+              <w:left w:val="single" w:color="000000" w:sz="4"/>
+              <w:bottom w:val="single" w:color="000000" w:sz="4"/>
+              <w:right w:val="single" w:color="000000" w:sz="4"/>
+            </w:tcBorders>
+            <w:tcMar>
+              <w:top w:type="dxa" w:w="60"/>
+              <w:left w:type="dxa" w:w="100"/>
+              <w:bottom w:type="dxa" w:w="60"/>
+              <w:right w:type="dxa" w:w="100"/>
+            </w:tcMar>
+          </w:tcPr>
+          <w:p>
+            <w:pPr>
               <w:jc w:val="center"/>
             </w:pPr>
             <w:r>
@@ -6016,21 +5709,20 @@
           <w:tcPr>
             <w:tcW w:type="dxa" w:w="2100"/>
             <w:tcBorders>
-              <w:top w:val="single" w:color="999999" w:sz="4"/>
-              <w:left w:val="single" w:color="999999" w:sz="4"/>
-              <w:bottom w:val="single" w:color="999999" w:sz="4"/>
-              <w:right w:val="single" w:color="999999" w:sz="4"/>
-            </w:tcBorders>
-            <w:tcMar>
-              <w:top w:type="dxa" w:w="60"/>
-              <w:left w:type="dxa" w:w="100"/>
-              <w:bottom w:type="dxa" w:w="60"/>
-              <w:right w:type="dxa" w:w="100"/>
-            </w:tcMar>
-          </w:tcPr>
-          <w:p>
-            <w:pPr>
-              <w:keepNext w:val="false"/>
+              <w:top w:val="single" w:color="000000" w:sz="4"/>
+              <w:left w:val="single" w:color="000000" w:sz="4"/>
+              <w:bottom w:val="single" w:color="000000" w:sz="4"/>
+              <w:right w:val="single" w:color="000000" w:sz="4"/>
+            </w:tcBorders>
+            <w:tcMar>
+              <w:top w:type="dxa" w:w="60"/>
+              <w:left w:type="dxa" w:w="100"/>
+              <w:bottom w:type="dxa" w:w="60"/>
+              <w:right w:type="dxa" w:w="100"/>
+            </w:tcMar>
+          </w:tcPr>
+          <w:p>
+            <w:pPr>
               <w:jc w:val="center"/>
             </w:pPr>
             <w:r>
@@ -6048,21 +5740,20 @@
           <w:tcPr>
             <w:tcW w:type="dxa" w:w="2200"/>
             <w:tcBorders>
-              <w:top w:val="single" w:color="999999" w:sz="4"/>
-              <w:left w:val="single" w:color="999999" w:sz="4"/>
-              <w:bottom w:val="single" w:color="999999" w:sz="4"/>
-              <w:right w:val="single" w:color="999999" w:sz="4"/>
-            </w:tcBorders>
-            <w:tcMar>
-              <w:top w:type="dxa" w:w="60"/>
-              <w:left w:type="dxa" w:w="100"/>
-              <w:bottom w:type="dxa" w:w="60"/>
-              <w:right w:type="dxa" w:w="100"/>
-            </w:tcMar>
-          </w:tcPr>
-          <w:p>
-            <w:pPr>
-              <w:keepNext w:val="false"/>
+              <w:top w:val="single" w:color="000000" w:sz="4"/>
+              <w:left w:val="single" w:color="000000" w:sz="4"/>
+              <w:bottom w:val="single" w:color="000000" w:sz="4"/>
+              <w:right w:val="single" w:color="000000" w:sz="4"/>
+            </w:tcBorders>
+            <w:tcMar>
+              <w:top w:type="dxa" w:w="60"/>
+              <w:left w:type="dxa" w:w="100"/>
+              <w:bottom w:type="dxa" w:w="60"/>
+              <w:right w:type="dxa" w:w="100"/>
+            </w:tcMar>
+          </w:tcPr>
+          <w:p>
+            <w:pPr>
               <w:jc w:val="center"/>
             </w:pPr>
             <w:r>
@@ -6078,28 +5769,24 @@
         </w:tc>
       </w:tr>
       <w:tr>
-        <w:trPr>
-          <w:cantSplit/>
-        </w:trPr>
         <w:tc>
           <w:tcPr>
             <w:tcW w:type="dxa" w:w="2826"/>
             <w:tcBorders>
-              <w:top w:val="single" w:color="999999" w:sz="4"/>
-              <w:left w:val="single" w:color="999999" w:sz="4"/>
-              <w:bottom w:val="single" w:color="999999" w:sz="4"/>
-              <w:right w:val="single" w:color="999999" w:sz="4"/>
-            </w:tcBorders>
-            <w:tcMar>
-              <w:top w:type="dxa" w:w="60"/>
-              <w:left w:type="dxa" w:w="100"/>
-              <w:bottom w:type="dxa" w:w="60"/>
-              <w:right w:type="dxa" w:w="100"/>
-            </w:tcMar>
-          </w:tcPr>
-          <w:p>
-            <w:pPr>
-              <w:keepNext w:val="false"/>
+              <w:top w:val="single" w:color="000000" w:sz="4"/>
+              <w:left w:val="single" w:color="000000" w:sz="4"/>
+              <w:bottom w:val="single" w:color="000000" w:sz="4"/>
+              <w:right w:val="single" w:color="000000" w:sz="4"/>
+            </w:tcBorders>
+            <w:tcMar>
+              <w:top w:type="dxa" w:w="60"/>
+              <w:left w:type="dxa" w:w="100"/>
+              <w:bottom w:type="dxa" w:w="60"/>
+              <w:right w:type="dxa" w:w="100"/>
+            </w:tcMar>
+          </w:tcPr>
+          <w:p>
+            <w:pPr>
               <w:jc w:val="left"/>
             </w:pPr>
             <w:r>
@@ -6117,21 +5804,20 @@
           <w:tcPr>
             <w:tcW w:type="dxa" w:w="1900"/>
             <w:tcBorders>
-              <w:top w:val="single" w:color="999999" w:sz="4"/>
-              <w:left w:val="single" w:color="999999" w:sz="4"/>
-              <w:bottom w:val="single" w:color="999999" w:sz="4"/>
-              <w:right w:val="single" w:color="999999" w:sz="4"/>
-            </w:tcBorders>
-            <w:tcMar>
-              <w:top w:type="dxa" w:w="60"/>
-              <w:left w:type="dxa" w:w="100"/>
-              <w:bottom w:type="dxa" w:w="60"/>
-              <w:right w:type="dxa" w:w="100"/>
-            </w:tcMar>
-          </w:tcPr>
-          <w:p>
-            <w:pPr>
-              <w:keepNext w:val="false"/>
+              <w:top w:val="single" w:color="000000" w:sz="4"/>
+              <w:left w:val="single" w:color="000000" w:sz="4"/>
+              <w:bottom w:val="single" w:color="000000" w:sz="4"/>
+              <w:right w:val="single" w:color="000000" w:sz="4"/>
+            </w:tcBorders>
+            <w:tcMar>
+              <w:top w:type="dxa" w:w="60"/>
+              <w:left w:type="dxa" w:w="100"/>
+              <w:bottom w:type="dxa" w:w="60"/>
+              <w:right w:type="dxa" w:w="100"/>
+            </w:tcMar>
+          </w:tcPr>
+          <w:p>
+            <w:pPr>
               <w:jc w:val="center"/>
             </w:pPr>
             <w:r>
@@ -6149,21 +5835,20 @@
           <w:tcPr>
             <w:tcW w:type="dxa" w:w="2100"/>
             <w:tcBorders>
-              <w:top w:val="single" w:color="999999" w:sz="4"/>
-              <w:left w:val="single" w:color="999999" w:sz="4"/>
-              <w:bottom w:val="single" w:color="999999" w:sz="4"/>
-              <w:right w:val="single" w:color="999999" w:sz="4"/>
-            </w:tcBorders>
-            <w:tcMar>
-              <w:top w:type="dxa" w:w="60"/>
-              <w:left w:type="dxa" w:w="100"/>
-              <w:bottom w:type="dxa" w:w="60"/>
-              <w:right w:type="dxa" w:w="100"/>
-            </w:tcMar>
-          </w:tcPr>
-          <w:p>
-            <w:pPr>
-              <w:keepNext w:val="false"/>
+              <w:top w:val="single" w:color="000000" w:sz="4"/>
+              <w:left w:val="single" w:color="000000" w:sz="4"/>
+              <w:bottom w:val="single" w:color="000000" w:sz="4"/>
+              <w:right w:val="single" w:color="000000" w:sz="4"/>
+            </w:tcBorders>
+            <w:tcMar>
+              <w:top w:type="dxa" w:w="60"/>
+              <w:left w:type="dxa" w:w="100"/>
+              <w:bottom w:type="dxa" w:w="60"/>
+              <w:right w:type="dxa" w:w="100"/>
+            </w:tcMar>
+          </w:tcPr>
+          <w:p>
+            <w:pPr>
               <w:jc w:val="center"/>
             </w:pPr>
             <w:r>
@@ -6181,21 +5866,20 @@
           <w:tcPr>
             <w:tcW w:type="dxa" w:w="2200"/>
             <w:tcBorders>
-              <w:top w:val="single" w:color="999999" w:sz="4"/>
-              <w:left w:val="single" w:color="999999" w:sz="4"/>
-              <w:bottom w:val="single" w:color="999999" w:sz="4"/>
-              <w:right w:val="single" w:color="999999" w:sz="4"/>
-            </w:tcBorders>
-            <w:tcMar>
-              <w:top w:type="dxa" w:w="60"/>
-              <w:left w:type="dxa" w:w="100"/>
-              <w:bottom w:type="dxa" w:w="60"/>
-              <w:right w:type="dxa" w:w="100"/>
-            </w:tcMar>
-          </w:tcPr>
-          <w:p>
-            <w:pPr>
-              <w:keepNext w:val="false"/>
+              <w:top w:val="single" w:color="000000" w:sz="4"/>
+              <w:left w:val="single" w:color="000000" w:sz="4"/>
+              <w:bottom w:val="single" w:color="000000" w:sz="4"/>
+              <w:right w:val="single" w:color="000000" w:sz="4"/>
+            </w:tcBorders>
+            <w:tcMar>
+              <w:top w:type="dxa" w:w="60"/>
+              <w:left w:type="dxa" w:w="100"/>
+              <w:bottom w:type="dxa" w:w="60"/>
+              <w:right w:type="dxa" w:w="100"/>
+            </w:tcMar>
+          </w:tcPr>
+          <w:p>
+            <w:pPr>
               <w:jc w:val="center"/>
             </w:pPr>
             <w:r>
@@ -6211,28 +5895,24 @@
         </w:tc>
       </w:tr>
       <w:tr>
-        <w:trPr>
-          <w:cantSplit/>
-        </w:trPr>
         <w:tc>
           <w:tcPr>
             <w:tcW w:type="dxa" w:w="2826"/>
             <w:tcBorders>
-              <w:top w:val="single" w:color="999999" w:sz="4"/>
-              <w:left w:val="single" w:color="999999" w:sz="4"/>
-              <w:bottom w:val="single" w:color="999999" w:sz="4"/>
-              <w:right w:val="single" w:color="999999" w:sz="4"/>
-            </w:tcBorders>
-            <w:tcMar>
-              <w:top w:type="dxa" w:w="60"/>
-              <w:left w:type="dxa" w:w="100"/>
-              <w:bottom w:type="dxa" w:w="60"/>
-              <w:right w:type="dxa" w:w="100"/>
-            </w:tcMar>
-          </w:tcPr>
-          <w:p>
-            <w:pPr>
-              <w:keepNext w:val="false"/>
+              <w:top w:val="single" w:color="000000" w:sz="4"/>
+              <w:left w:val="single" w:color="000000" w:sz="4"/>
+              <w:bottom w:val="single" w:color="000000" w:sz="4"/>
+              <w:right w:val="single" w:color="000000" w:sz="4"/>
+            </w:tcBorders>
+            <w:tcMar>
+              <w:top w:type="dxa" w:w="60"/>
+              <w:left w:type="dxa" w:w="100"/>
+              <w:bottom w:type="dxa" w:w="60"/>
+              <w:right w:type="dxa" w:w="100"/>
+            </w:tcMar>
+          </w:tcPr>
+          <w:p>
+            <w:pPr>
               <w:jc w:val="left"/>
             </w:pPr>
             <w:r>
@@ -6250,21 +5930,20 @@
           <w:tcPr>
             <w:tcW w:type="dxa" w:w="1900"/>
             <w:tcBorders>
-              <w:top w:val="single" w:color="999999" w:sz="4"/>
-              <w:left w:val="single" w:color="999999" w:sz="4"/>
-              <w:bottom w:val="single" w:color="999999" w:sz="4"/>
-              <w:right w:val="single" w:color="999999" w:sz="4"/>
-            </w:tcBorders>
-            <w:tcMar>
-              <w:top w:type="dxa" w:w="60"/>
-              <w:left w:type="dxa" w:w="100"/>
-              <w:bottom w:type="dxa" w:w="60"/>
-              <w:right w:type="dxa" w:w="100"/>
-            </w:tcMar>
-          </w:tcPr>
-          <w:p>
-            <w:pPr>
-              <w:keepNext w:val="false"/>
+              <w:top w:val="single" w:color="000000" w:sz="4"/>
+              <w:left w:val="single" w:color="000000" w:sz="4"/>
+              <w:bottom w:val="single" w:color="000000" w:sz="4"/>
+              <w:right w:val="single" w:color="000000" w:sz="4"/>
+            </w:tcBorders>
+            <w:tcMar>
+              <w:top w:type="dxa" w:w="60"/>
+              <w:left w:type="dxa" w:w="100"/>
+              <w:bottom w:type="dxa" w:w="60"/>
+              <w:right w:type="dxa" w:w="100"/>
+            </w:tcMar>
+          </w:tcPr>
+          <w:p>
+            <w:pPr>
               <w:jc w:val="center"/>
             </w:pPr>
             <w:r>
@@ -6282,21 +5961,20 @@
           <w:tcPr>
             <w:tcW w:type="dxa" w:w="2100"/>
             <w:tcBorders>
-              <w:top w:val="single" w:color="999999" w:sz="4"/>
-              <w:left w:val="single" w:color="999999" w:sz="4"/>
-              <w:bottom w:val="single" w:color="999999" w:sz="4"/>
-              <w:right w:val="single" w:color="999999" w:sz="4"/>
-            </w:tcBorders>
-            <w:tcMar>
-              <w:top w:type="dxa" w:w="60"/>
-              <w:left w:type="dxa" w:w="100"/>
-              <w:bottom w:type="dxa" w:w="60"/>
-              <w:right w:type="dxa" w:w="100"/>
-            </w:tcMar>
-          </w:tcPr>
-          <w:p>
-            <w:pPr>
-              <w:keepNext w:val="false"/>
+              <w:top w:val="single" w:color="000000" w:sz="4"/>
+              <w:left w:val="single" w:color="000000" w:sz="4"/>
+              <w:bottom w:val="single" w:color="000000" w:sz="4"/>
+              <w:right w:val="single" w:color="000000" w:sz="4"/>
+            </w:tcBorders>
+            <w:tcMar>
+              <w:top w:type="dxa" w:w="60"/>
+              <w:left w:type="dxa" w:w="100"/>
+              <w:bottom w:type="dxa" w:w="60"/>
+              <w:right w:type="dxa" w:w="100"/>
+            </w:tcMar>
+          </w:tcPr>
+          <w:p>
+            <w:pPr>
               <w:jc w:val="center"/>
             </w:pPr>
             <w:r>
@@ -6314,21 +5992,20 @@
           <w:tcPr>
             <w:tcW w:type="dxa" w:w="2200"/>
             <w:tcBorders>
-              <w:top w:val="single" w:color="999999" w:sz="4"/>
-              <w:left w:val="single" w:color="999999" w:sz="4"/>
-              <w:bottom w:val="single" w:color="999999" w:sz="4"/>
-              <w:right w:val="single" w:color="999999" w:sz="4"/>
-            </w:tcBorders>
-            <w:tcMar>
-              <w:top w:type="dxa" w:w="60"/>
-              <w:left w:type="dxa" w:w="100"/>
-              <w:bottom w:type="dxa" w:w="60"/>
-              <w:right w:type="dxa" w:w="100"/>
-            </w:tcMar>
-          </w:tcPr>
-          <w:p>
-            <w:pPr>
-              <w:keepNext w:val="false"/>
+              <w:top w:val="single" w:color="000000" w:sz="4"/>
+              <w:left w:val="single" w:color="000000" w:sz="4"/>
+              <w:bottom w:val="single" w:color="000000" w:sz="4"/>
+              <w:right w:val="single" w:color="000000" w:sz="4"/>
+            </w:tcBorders>
+            <w:tcMar>
+              <w:top w:type="dxa" w:w="60"/>
+              <w:left w:type="dxa" w:w="100"/>
+              <w:bottom w:type="dxa" w:w="60"/>
+              <w:right w:type="dxa" w:w="100"/>
+            </w:tcMar>
+          </w:tcPr>
+          <w:p>
+            <w:pPr>
               <w:jc w:val="center"/>
             </w:pPr>
             <w:r>
@@ -6344,28 +6021,24 @@
         </w:tc>
       </w:tr>
       <w:tr>
-        <w:trPr>
-          <w:cantSplit/>
-        </w:trPr>
         <w:tc>
           <w:tcPr>
             <w:tcW w:type="dxa" w:w="2826"/>
             <w:tcBorders>
-              <w:top w:val="single" w:color="999999" w:sz="4"/>
-              <w:left w:val="single" w:color="999999" w:sz="4"/>
-              <w:bottom w:val="single" w:color="999999" w:sz="4"/>
-              <w:right w:val="single" w:color="999999" w:sz="4"/>
-            </w:tcBorders>
-            <w:tcMar>
-              <w:top w:type="dxa" w:w="60"/>
-              <w:left w:type="dxa" w:w="100"/>
-              <w:bottom w:type="dxa" w:w="60"/>
-              <w:right w:type="dxa" w:w="100"/>
-            </w:tcMar>
-          </w:tcPr>
-          <w:p>
-            <w:pPr>
-              <w:keepNext w:val="false"/>
+              <w:top w:val="single" w:color="000000" w:sz="4"/>
+              <w:left w:val="single" w:color="000000" w:sz="4"/>
+              <w:bottom w:val="single" w:color="000000" w:sz="4"/>
+              <w:right w:val="single" w:color="000000" w:sz="4"/>
+            </w:tcBorders>
+            <w:tcMar>
+              <w:top w:type="dxa" w:w="60"/>
+              <w:left w:type="dxa" w:w="100"/>
+              <w:bottom w:type="dxa" w:w="60"/>
+              <w:right w:type="dxa" w:w="100"/>
+            </w:tcMar>
+          </w:tcPr>
+          <w:p>
+            <w:pPr>
               <w:jc w:val="left"/>
             </w:pPr>
             <w:r>
@@ -6383,21 +6056,20 @@
           <w:tcPr>
             <w:tcW w:type="dxa" w:w="1900"/>
             <w:tcBorders>
-              <w:top w:val="single" w:color="999999" w:sz="4"/>
-              <w:left w:val="single" w:color="999999" w:sz="4"/>
-              <w:bottom w:val="single" w:color="999999" w:sz="4"/>
-              <w:right w:val="single" w:color="999999" w:sz="4"/>
-            </w:tcBorders>
-            <w:tcMar>
-              <w:top w:type="dxa" w:w="60"/>
-              <w:left w:type="dxa" w:w="100"/>
-              <w:bottom w:type="dxa" w:w="60"/>
-              <w:right w:type="dxa" w:w="100"/>
-            </w:tcMar>
-          </w:tcPr>
-          <w:p>
-            <w:pPr>
-              <w:keepNext w:val="false"/>
+              <w:top w:val="single" w:color="000000" w:sz="4"/>
+              <w:left w:val="single" w:color="000000" w:sz="4"/>
+              <w:bottom w:val="single" w:color="000000" w:sz="4"/>
+              <w:right w:val="single" w:color="000000" w:sz="4"/>
+            </w:tcBorders>
+            <w:tcMar>
+              <w:top w:type="dxa" w:w="60"/>
+              <w:left w:type="dxa" w:w="100"/>
+              <w:bottom w:type="dxa" w:w="60"/>
+              <w:right w:type="dxa" w:w="100"/>
+            </w:tcMar>
+          </w:tcPr>
+          <w:p>
+            <w:pPr>
               <w:jc w:val="center"/>
             </w:pPr>
             <w:r>
@@ -6415,21 +6087,20 @@
           <w:tcPr>
             <w:tcW w:type="dxa" w:w="2100"/>
             <w:tcBorders>
-              <w:top w:val="single" w:color="999999" w:sz="4"/>
-              <w:left w:val="single" w:color="999999" w:sz="4"/>
-              <w:bottom w:val="single" w:color="999999" w:sz="4"/>
-              <w:right w:val="single" w:color="999999" w:sz="4"/>
-            </w:tcBorders>
-            <w:tcMar>
-              <w:top w:type="dxa" w:w="60"/>
-              <w:left w:type="dxa" w:w="100"/>
-              <w:bottom w:type="dxa" w:w="60"/>
-              <w:right w:type="dxa" w:w="100"/>
-            </w:tcMar>
-          </w:tcPr>
-          <w:p>
-            <w:pPr>
-              <w:keepNext w:val="false"/>
+              <w:top w:val="single" w:color="000000" w:sz="4"/>
+              <w:left w:val="single" w:color="000000" w:sz="4"/>
+              <w:bottom w:val="single" w:color="000000" w:sz="4"/>
+              <w:right w:val="single" w:color="000000" w:sz="4"/>
+            </w:tcBorders>
+            <w:tcMar>
+              <w:top w:type="dxa" w:w="60"/>
+              <w:left w:type="dxa" w:w="100"/>
+              <w:bottom w:type="dxa" w:w="60"/>
+              <w:right w:type="dxa" w:w="100"/>
+            </w:tcMar>
+          </w:tcPr>
+          <w:p>
+            <w:pPr>
               <w:jc w:val="center"/>
             </w:pPr>
             <w:r>
@@ -6447,21 +6118,20 @@
           <w:tcPr>
             <w:tcW w:type="dxa" w:w="2200"/>
             <w:tcBorders>
-              <w:top w:val="single" w:color="999999" w:sz="4"/>
-              <w:left w:val="single" w:color="999999" w:sz="4"/>
-              <w:bottom w:val="single" w:color="999999" w:sz="4"/>
-              <w:right w:val="single" w:color="999999" w:sz="4"/>
-            </w:tcBorders>
-            <w:tcMar>
-              <w:top w:type="dxa" w:w="60"/>
-              <w:left w:type="dxa" w:w="100"/>
-              <w:bottom w:type="dxa" w:w="60"/>
-              <w:right w:type="dxa" w:w="100"/>
-            </w:tcMar>
-          </w:tcPr>
-          <w:p>
-            <w:pPr>
-              <w:keepNext w:val="false"/>
+              <w:top w:val="single" w:color="000000" w:sz="4"/>
+              <w:left w:val="single" w:color="000000" w:sz="4"/>
+              <w:bottom w:val="single" w:color="000000" w:sz="4"/>
+              <w:right w:val="single" w:color="000000" w:sz="4"/>
+            </w:tcBorders>
+            <w:tcMar>
+              <w:top w:type="dxa" w:w="60"/>
+              <w:left w:type="dxa" w:w="100"/>
+              <w:bottom w:type="dxa" w:w="60"/>
+              <w:right w:type="dxa" w:w="100"/>
+            </w:tcMar>
+          </w:tcPr>
+          <w:p>
+            <w:pPr>
               <w:jc w:val="center"/>
             </w:pPr>
             <w:r>
@@ -6477,28 +6147,24 @@
         </w:tc>
       </w:tr>
       <w:tr>
-        <w:trPr>
-          <w:cantSplit/>
-        </w:trPr>
         <w:tc>
           <w:tcPr>
             <w:tcW w:type="dxa" w:w="2826"/>
             <w:tcBorders>
-              <w:top w:val="single" w:color="999999" w:sz="4"/>
-              <w:left w:val="single" w:color="999999" w:sz="4"/>
-              <w:bottom w:val="single" w:color="999999" w:sz="4"/>
-              <w:right w:val="single" w:color="999999" w:sz="4"/>
-            </w:tcBorders>
-            <w:tcMar>
-              <w:top w:type="dxa" w:w="60"/>
-              <w:left w:type="dxa" w:w="100"/>
-              <w:bottom w:type="dxa" w:w="60"/>
-              <w:right w:type="dxa" w:w="100"/>
-            </w:tcMar>
-          </w:tcPr>
-          <w:p>
-            <w:pPr>
-              <w:keepNext w:val="false"/>
+              <w:top w:val="single" w:color="000000" w:sz="4"/>
+              <w:left w:val="single" w:color="000000" w:sz="4"/>
+              <w:bottom w:val="single" w:color="000000" w:sz="4"/>
+              <w:right w:val="single" w:color="000000" w:sz="4"/>
+            </w:tcBorders>
+            <w:tcMar>
+              <w:top w:type="dxa" w:w="60"/>
+              <w:left w:type="dxa" w:w="100"/>
+              <w:bottom w:type="dxa" w:w="60"/>
+              <w:right w:type="dxa" w:w="100"/>
+            </w:tcMar>
+          </w:tcPr>
+          <w:p>
+            <w:pPr>
               <w:jc w:val="left"/>
             </w:pPr>
             <w:r>
@@ -6516,21 +6182,20 @@
           <w:tcPr>
             <w:tcW w:type="dxa" w:w="1900"/>
             <w:tcBorders>
-              <w:top w:val="single" w:color="999999" w:sz="4"/>
-              <w:left w:val="single" w:color="999999" w:sz="4"/>
-              <w:bottom w:val="single" w:color="999999" w:sz="4"/>
-              <w:right w:val="single" w:color="999999" w:sz="4"/>
-            </w:tcBorders>
-            <w:tcMar>
-              <w:top w:type="dxa" w:w="60"/>
-              <w:left w:type="dxa" w:w="100"/>
-              <w:bottom w:type="dxa" w:w="60"/>
-              <w:right w:type="dxa" w:w="100"/>
-            </w:tcMar>
-          </w:tcPr>
-          <w:p>
-            <w:pPr>
-              <w:keepNext w:val="false"/>
+              <w:top w:val="single" w:color="000000" w:sz="4"/>
+              <w:left w:val="single" w:color="000000" w:sz="4"/>
+              <w:bottom w:val="single" w:color="000000" w:sz="4"/>
+              <w:right w:val="single" w:color="000000" w:sz="4"/>
+            </w:tcBorders>
+            <w:tcMar>
+              <w:top w:type="dxa" w:w="60"/>
+              <w:left w:type="dxa" w:w="100"/>
+              <w:bottom w:type="dxa" w:w="60"/>
+              <w:right w:type="dxa" w:w="100"/>
+            </w:tcMar>
+          </w:tcPr>
+          <w:p>
+            <w:pPr>
               <w:jc w:val="center"/>
             </w:pPr>
             <w:r>
@@ -6548,21 +6213,20 @@
           <w:tcPr>
             <w:tcW w:type="dxa" w:w="2100"/>
             <w:tcBorders>
-              <w:top w:val="single" w:color="999999" w:sz="4"/>
-              <w:left w:val="single" w:color="999999" w:sz="4"/>
-              <w:bottom w:val="single" w:color="999999" w:sz="4"/>
-              <w:right w:val="single" w:color="999999" w:sz="4"/>
-            </w:tcBorders>
-            <w:tcMar>
-              <w:top w:type="dxa" w:w="60"/>
-              <w:left w:type="dxa" w:w="100"/>
-              <w:bottom w:type="dxa" w:w="60"/>
-              <w:right w:type="dxa" w:w="100"/>
-            </w:tcMar>
-          </w:tcPr>
-          <w:p>
-            <w:pPr>
-              <w:keepNext w:val="false"/>
+              <w:top w:val="single" w:color="000000" w:sz="4"/>
+              <w:left w:val="single" w:color="000000" w:sz="4"/>
+              <w:bottom w:val="single" w:color="000000" w:sz="4"/>
+              <w:right w:val="single" w:color="000000" w:sz="4"/>
+            </w:tcBorders>
+            <w:tcMar>
+              <w:top w:type="dxa" w:w="60"/>
+              <w:left w:type="dxa" w:w="100"/>
+              <w:bottom w:type="dxa" w:w="60"/>
+              <w:right w:type="dxa" w:w="100"/>
+            </w:tcMar>
+          </w:tcPr>
+          <w:p>
+            <w:pPr>
               <w:jc w:val="center"/>
             </w:pPr>
             <w:r>
@@ -6580,21 +6244,20 @@
           <w:tcPr>
             <w:tcW w:type="dxa" w:w="2200"/>
             <w:tcBorders>
-              <w:top w:val="single" w:color="999999" w:sz="4"/>
-              <w:left w:val="single" w:color="999999" w:sz="4"/>
-              <w:bottom w:val="single" w:color="999999" w:sz="4"/>
-              <w:right w:val="single" w:color="999999" w:sz="4"/>
-            </w:tcBorders>
-            <w:tcMar>
-              <w:top w:type="dxa" w:w="60"/>
-              <w:left w:type="dxa" w:w="100"/>
-              <w:bottom w:type="dxa" w:w="60"/>
-              <w:right w:type="dxa" w:w="100"/>
-            </w:tcMar>
-          </w:tcPr>
-          <w:p>
-            <w:pPr>
-              <w:keepNext w:val="false"/>
+              <w:top w:val="single" w:color="000000" w:sz="4"/>
+              <w:left w:val="single" w:color="000000" w:sz="4"/>
+              <w:bottom w:val="single" w:color="000000" w:sz="4"/>
+              <w:right w:val="single" w:color="000000" w:sz="4"/>
+            </w:tcBorders>
+            <w:tcMar>
+              <w:top w:type="dxa" w:w="60"/>
+              <w:left w:type="dxa" w:w="100"/>
+              <w:bottom w:type="dxa" w:w="60"/>
+              <w:right w:type="dxa" w:w="100"/>
+            </w:tcMar>
+          </w:tcPr>
+          <w:p>
+            <w:pPr>
               <w:jc w:val="center"/>
             </w:pPr>
             <w:r>
@@ -6610,28 +6273,24 @@
         </w:tc>
       </w:tr>
       <w:tr>
-        <w:trPr>
-          <w:cantSplit/>
-        </w:trPr>
         <w:tc>
           <w:tcPr>
             <w:tcW w:type="dxa" w:w="2826"/>
             <w:tcBorders>
-              <w:top w:val="single" w:color="999999" w:sz="4"/>
-              <w:left w:val="single" w:color="999999" w:sz="4"/>
-              <w:bottom w:val="single" w:color="999999" w:sz="4"/>
-              <w:right w:val="single" w:color="999999" w:sz="4"/>
-            </w:tcBorders>
-            <w:tcMar>
-              <w:top w:type="dxa" w:w="60"/>
-              <w:left w:type="dxa" w:w="100"/>
-              <w:bottom w:type="dxa" w:w="60"/>
-              <w:right w:type="dxa" w:w="100"/>
-            </w:tcMar>
-          </w:tcPr>
-          <w:p>
-            <w:pPr>
-              <w:keepNext/>
+              <w:top w:val="single" w:color="000000" w:sz="4"/>
+              <w:left w:val="single" w:color="000000" w:sz="4"/>
+              <w:bottom w:val="single" w:color="000000" w:sz="4"/>
+              <w:right w:val="single" w:color="000000" w:sz="4"/>
+            </w:tcBorders>
+            <w:tcMar>
+              <w:top w:type="dxa" w:w="60"/>
+              <w:left w:type="dxa" w:w="100"/>
+              <w:bottom w:type="dxa" w:w="60"/>
+              <w:right w:type="dxa" w:w="100"/>
+            </w:tcMar>
+          </w:tcPr>
+          <w:p>
+            <w:pPr>
               <w:jc w:val="left"/>
             </w:pPr>
             <w:r>
@@ -6649,21 +6308,20 @@
           <w:tcPr>
             <w:tcW w:type="dxa" w:w="1900"/>
             <w:tcBorders>
-              <w:top w:val="single" w:color="999999" w:sz="4"/>
-              <w:left w:val="single" w:color="999999" w:sz="4"/>
-              <w:bottom w:val="single" w:color="999999" w:sz="4"/>
-              <w:right w:val="single" w:color="999999" w:sz="4"/>
-            </w:tcBorders>
-            <w:tcMar>
-              <w:top w:type="dxa" w:w="60"/>
-              <w:left w:type="dxa" w:w="100"/>
-              <w:bottom w:type="dxa" w:w="60"/>
-              <w:right w:type="dxa" w:w="100"/>
-            </w:tcMar>
-          </w:tcPr>
-          <w:p>
-            <w:pPr>
-              <w:keepNext/>
+              <w:top w:val="single" w:color="000000" w:sz="4"/>
+              <w:left w:val="single" w:color="000000" w:sz="4"/>
+              <w:bottom w:val="single" w:color="000000" w:sz="4"/>
+              <w:right w:val="single" w:color="000000" w:sz="4"/>
+            </w:tcBorders>
+            <w:tcMar>
+              <w:top w:type="dxa" w:w="60"/>
+              <w:left w:type="dxa" w:w="100"/>
+              <w:bottom w:type="dxa" w:w="60"/>
+              <w:right w:type="dxa" w:w="100"/>
+            </w:tcMar>
+          </w:tcPr>
+          <w:p>
+            <w:pPr>
               <w:jc w:val="center"/>
             </w:pPr>
             <w:r>
@@ -6681,21 +6339,20 @@
           <w:tcPr>
             <w:tcW w:type="dxa" w:w="2100"/>
             <w:tcBorders>
-              <w:top w:val="single" w:color="999999" w:sz="4"/>
-              <w:left w:val="single" w:color="999999" w:sz="4"/>
-              <w:bottom w:val="single" w:color="999999" w:sz="4"/>
-              <w:right w:val="single" w:color="999999" w:sz="4"/>
-            </w:tcBorders>
-            <w:tcMar>
-              <w:top w:type="dxa" w:w="60"/>
-              <w:left w:type="dxa" w:w="100"/>
-              <w:bottom w:type="dxa" w:w="60"/>
-              <w:right w:type="dxa" w:w="100"/>
-            </w:tcMar>
-          </w:tcPr>
-          <w:p>
-            <w:pPr>
-              <w:keepNext/>
+              <w:top w:val="single" w:color="000000" w:sz="4"/>
+              <w:left w:val="single" w:color="000000" w:sz="4"/>
+              <w:bottom w:val="single" w:color="000000" w:sz="4"/>
+              <w:right w:val="single" w:color="000000" w:sz="4"/>
+            </w:tcBorders>
+            <w:tcMar>
+              <w:top w:type="dxa" w:w="60"/>
+              <w:left w:type="dxa" w:w="100"/>
+              <w:bottom w:type="dxa" w:w="60"/>
+              <w:right w:type="dxa" w:w="100"/>
+            </w:tcMar>
+          </w:tcPr>
+          <w:p>
+            <w:pPr>
               <w:jc w:val="center"/>
             </w:pPr>
             <w:r>
@@ -6713,21 +6370,20 @@
           <w:tcPr>
             <w:tcW w:type="dxa" w:w="2200"/>
             <w:tcBorders>
-              <w:top w:val="single" w:color="999999" w:sz="4"/>
-              <w:left w:val="single" w:color="999999" w:sz="4"/>
-              <w:bottom w:val="single" w:color="999999" w:sz="4"/>
-              <w:right w:val="single" w:color="999999" w:sz="4"/>
-            </w:tcBorders>
-            <w:tcMar>
-              <w:top w:type="dxa" w:w="60"/>
-              <w:left w:type="dxa" w:w="100"/>
-              <w:bottom w:type="dxa" w:w="60"/>
-              <w:right w:type="dxa" w:w="100"/>
-            </w:tcMar>
-          </w:tcPr>
-          <w:p>
-            <w:pPr>
-              <w:keepNext/>
+              <w:top w:val="single" w:color="000000" w:sz="4"/>
+              <w:left w:val="single" w:color="000000" w:sz="4"/>
+              <w:bottom w:val="single" w:color="000000" w:sz="4"/>
+              <w:right w:val="single" w:color="000000" w:sz="4"/>
+            </w:tcBorders>
+            <w:tcMar>
+              <w:top w:type="dxa" w:w="60"/>
+              <w:left w:type="dxa" w:w="100"/>
+              <w:bottom w:type="dxa" w:w="60"/>
+              <w:right w:type="dxa" w:w="100"/>
+            </w:tcMar>
+          </w:tcPr>
+          <w:p>
+            <w:pPr>
               <w:jc w:val="center"/>
             </w:pPr>
             <w:r>
@@ -6750,8 +6406,6 @@
       </w:pPr>
       <w:r>
         <w:rPr>
-          <w:i/>
-          <w:iCs/>
           <w:sz w:val="18"/>
           <w:szCs w:val="18"/>
         </w:rPr>
@@ -6790,16 +6444,12 @@
         <w:spacing w:after="120" w:line="300"/>
         <w:jc w:val="both"/>
         <w:rPr>
-          <w:i/>
-          <w:iCs/>
           <w:sz w:val="20"/>
           <w:szCs w:val="20"/>
         </w:rPr>
       </w:pPr>
       <w:r>
         <w:rPr>
-          <w:i/>
-          <w:iCs/>
           <w:sz w:val="20"/>
           <w:szCs w:val="20"/>
         </w:rPr>
@@ -6995,51 +6645,20 @@
     <w:rPrDefault>
       <w:rPr>
         <w:rFonts w:ascii="Arial" w:cs="Arial" w:eastAsia="Arial" w:hAnsi="Arial"/>
+        <w:color w:val="000000"/>
         <w:sz w:val="22"/>
         <w:szCs w:val="22"/>
       </w:rPr>
     </w:rPrDefault>
     <w:pPrDefault/>
   </w:docDefaults>
-  <w:style w:type="paragraph" w:styleId="Title">
-    <w:name w:val="Title"/>
-    <w:basedOn w:val="Normal"/>
-    <w:next w:val="Normal"/>
-    <w:qFormat/>
-    <w:rPr>
-      <w:sz w:val="56"/>
-      <w:szCs w:val="56"/>
-    </w:rPr>
-  </w:style>
-  <w:style w:type="paragraph" w:styleId="Heading1">
-    <w:name w:val="Heading 1"/>
-    <w:basedOn w:val="Normal"/>
-    <w:next w:val="Normal"/>
-    <w:qFormat/>
-    <w:rPr>
-      <w:color w:val="2E74B5"/>
-      <w:sz w:val="32"/>
-      <w:szCs w:val="32"/>
-    </w:rPr>
-  </w:style>
-  <w:style w:type="paragraph" w:styleId="Heading2">
-    <w:name w:val="Heading 2"/>
-    <w:basedOn w:val="Normal"/>
-    <w:next w:val="Normal"/>
-    <w:qFormat/>
-    <w:rPr>
-      <w:color w:val="2E74B5"/>
-      <w:sz w:val="26"/>
-      <w:szCs w:val="26"/>
-    </w:rPr>
-  </w:style>
   <w:style w:type="paragraph" w:styleId="Heading3">
     <w:name w:val="Heading 3"/>
     <w:basedOn w:val="Normal"/>
     <w:next w:val="Normal"/>
     <w:qFormat/>
     <w:rPr>
-      <w:color w:val="1F4D78"/>
+      <w:color w:val="000000"/>
       <w:sz w:val="24"/>
       <w:szCs w:val="24"/>
     </w:rPr>
@@ -7050,9 +6669,8 @@
     <w:next w:val="Normal"/>
     <w:qFormat/>
     <w:rPr>
-      <w:i/>
       <w:iCs/>
-      <w:color w:val="2E74B5"/>
+      <w:color w:val="000000"/>
     </w:rPr>
   </w:style>
   <w:style w:type="paragraph" w:styleId="Heading5">
@@ -7061,7 +6679,7 @@
     <w:next w:val="Normal"/>
     <w:qFormat/>
     <w:rPr>
-      <w:color w:val="2E74B5"/>
+      <w:color w:val="000000"/>
     </w:rPr>
   </w:style>
   <w:style w:type="paragraph" w:styleId="Heading6">
@@ -7070,7 +6688,7 @@
     <w:next w:val="Normal"/>
     <w:qFormat/>
     <w:rPr>
-      <w:color w:val="1F4D78"/>
+      <w:color w:val="000000"/>
     </w:rPr>
   </w:style>
   <w:style w:type="paragraph" w:styleId="Strong">
@@ -7094,8 +6712,7 @@
     <w:uiPriority w:val="99"/>
     <w:unhideWhenUsed/>
     <w:rPr>
-      <w:color w:val="0563C1"/>
-      <w:u w:val="single"/>
+      <w:color w:val="000000"/>
     </w:rPr>
   </w:style>
   <w:style w:type="character" w:styleId="FootnoteReference">
@@ -7179,9 +6796,12 @@
       <w:spacing w:after="80"/>
     </w:pPr>
     <w:rPr>
+      <w:rFonts w:ascii="Arial" w:cs="Arial" w:eastAsia="Arial" w:hAnsi="Arial"/>
       <w:b/>
       <w:bCs/>
-      <w:color w:val="1F3864"/>
+      <w:i w:val="false"/>
+      <w:iCs w:val="false"/>
+      <w:color w:val="000000"/>
       <w:sz w:val="34"/>
       <w:szCs w:val="34"/>
     </w:rPr>
@@ -7196,9 +6816,12 @@
       <w:outlineLvl w:val="0"/>
     </w:pPr>
     <w:rPr>
+      <w:rFonts w:ascii="Arial" w:cs="Arial" w:eastAsia="Arial" w:hAnsi="Arial"/>
       <w:b/>
       <w:bCs/>
-      <w:color w:val="1F3864"/>
+      <w:i w:val="false"/>
+      <w:iCs w:val="false"/>
+      <w:color w:val="000000"/>
       <w:sz w:val="28"/>
       <w:szCs w:val="28"/>
     </w:rPr>
@@ -7213,9 +6836,12 @@
       <w:outlineLvl w:val="1"/>
     </w:pPr>
     <w:rPr>
+      <w:rFonts w:ascii="Arial" w:cs="Arial" w:eastAsia="Arial" w:hAnsi="Arial"/>
       <w:b/>
       <w:bCs/>
-      <w:color w:val="2F5496"/>
+      <w:i w:val="false"/>
+      <w:iCs w:val="false"/>
+      <w:color w:val="000000"/>
       <w:sz w:val="24"/>
       <w:szCs w:val="24"/>
     </w:rPr>

--- a/laboratorio1_zipf_moby_dick.docx
+++ b/laboratorio1_zipf_moby_dick.docx
@@ -13,11 +13,20 @@
     </w:p>
     <w:p>
       <w:pPr>
+        <w:spacing w:after="80"/>
+        <w:jc w:val="center"/>
+      </w:pPr>
+      <w:r>
+        <w:t xml:space="preserve">Análisis experimental del corpus Moby Dick de Herman Melville</w:t>
+      </w:r>
+    </w:p>
+    <w:p>
+      <w:pPr>
         <w:spacing w:after="300"/>
         <w:jc w:val="center"/>
       </w:pPr>
       <w:r>
-        <w:t xml:space="preserve">Análisis experimental del corpus Moby Dick de Herman Melville</w:t>
+        <w:t xml:space="preserve">Estudiante: Cristian Bastidas</w:t>
       </w:r>
     </w:p>
     <w:p>

--- a/laboratorio1_zipf_moby_dick.docx
+++ b/laboratorio1_zipf_moby_dick.docx
@@ -142,6 +142,9 @@
         <w:gridCol w:w="3600"/>
       </w:tblGrid>
       <w:tr>
+        <w:trPr>
+          <w:cantSplit/>
+        </w:trPr>
         <w:tc>
           <w:tcPr>
             <w:tcW w:type="dxa" w:w="5426"/>
@@ -160,6 +163,8 @@
           </w:tcPr>
           <w:p>
             <w:pPr>
+              <w:keepNext/>
+              <w:keepLines/>
               <w:jc w:val="left"/>
             </w:pPr>
             <w:r>
@@ -191,6 +196,8 @@
           </w:tcPr>
           <w:p>
             <w:pPr>
+              <w:keepNext/>
+              <w:keepLines/>
               <w:jc w:val="center"/>
             </w:pPr>
             <w:r>
@@ -206,6 +213,9 @@
         </w:tc>
       </w:tr>
       <w:tr>
+        <w:trPr>
+          <w:cantSplit/>
+        </w:trPr>
         <w:tc>
           <w:tcPr>
             <w:tcW w:type="dxa" w:w="5426"/>
@@ -224,6 +234,8 @@
           </w:tcPr>
           <w:p>
             <w:pPr>
+              <w:keepNext/>
+              <w:keepLines/>
               <w:jc w:val="left"/>
             </w:pPr>
             <w:r>
@@ -255,6 +267,8 @@
           </w:tcPr>
           <w:p>
             <w:pPr>
+              <w:keepNext/>
+              <w:keepLines/>
               <w:jc w:val="center"/>
             </w:pPr>
             <w:r>
@@ -270,6 +284,9 @@
         </w:tc>
       </w:tr>
       <w:tr>
+        <w:trPr>
+          <w:cantSplit/>
+        </w:trPr>
         <w:tc>
           <w:tcPr>
             <w:tcW w:type="dxa" w:w="5426"/>
@@ -288,6 +305,8 @@
           </w:tcPr>
           <w:p>
             <w:pPr>
+              <w:keepNext/>
+              <w:keepLines/>
               <w:jc w:val="left"/>
             </w:pPr>
             <w:r>
@@ -319,6 +338,8 @@
           </w:tcPr>
           <w:p>
             <w:pPr>
+              <w:keepNext/>
+              <w:keepLines/>
               <w:jc w:val="center"/>
             </w:pPr>
             <w:r>
@@ -334,6 +355,9 @@
         </w:tc>
       </w:tr>
       <w:tr>
+        <w:trPr>
+          <w:cantSplit/>
+        </w:trPr>
         <w:tc>
           <w:tcPr>
             <w:tcW w:type="dxa" w:w="5426"/>
@@ -352,6 +376,8 @@
           </w:tcPr>
           <w:p>
             <w:pPr>
+              <w:keepNext/>
+              <w:keepLines/>
               <w:jc w:val="left"/>
             </w:pPr>
             <w:r>
@@ -383,6 +409,8 @@
           </w:tcPr>
           <w:p>
             <w:pPr>
+              <w:keepNext/>
+              <w:keepLines/>
               <w:jc w:val="center"/>
             </w:pPr>
             <w:r>
@@ -398,6 +426,9 @@
         </w:tc>
       </w:tr>
       <w:tr>
+        <w:trPr>
+          <w:cantSplit/>
+        </w:trPr>
         <w:tc>
           <w:tcPr>
             <w:tcW w:type="dxa" w:w="5426"/>
@@ -416,6 +447,8 @@
           </w:tcPr>
           <w:p>
             <w:pPr>
+              <w:keepNext/>
+              <w:keepLines/>
               <w:jc w:val="left"/>
             </w:pPr>
             <w:r>
@@ -447,6 +480,8 @@
           </w:tcPr>
           <w:p>
             <w:pPr>
+              <w:keepNext/>
+              <w:keepLines/>
               <w:jc w:val="center"/>
             </w:pPr>
             <w:r>
@@ -462,6 +497,9 @@
         </w:tc>
       </w:tr>
       <w:tr>
+        <w:trPr>
+          <w:cantSplit/>
+        </w:trPr>
         <w:tc>
           <w:tcPr>
             <w:tcW w:type="dxa" w:w="5426"/>
@@ -480,6 +518,8 @@
           </w:tcPr>
           <w:p>
             <w:pPr>
+              <w:keepNext/>
+              <w:keepLines/>
               <w:jc w:val="left"/>
             </w:pPr>
             <w:r>
@@ -511,6 +551,8 @@
           </w:tcPr>
           <w:p>
             <w:pPr>
+              <w:keepNext/>
+              <w:keepLines/>
               <w:jc w:val="center"/>
             </w:pPr>
             <w:r>
@@ -526,6 +568,9 @@
         </w:tc>
       </w:tr>
       <w:tr>
+        <w:trPr>
+          <w:cantSplit/>
+        </w:trPr>
         <w:tc>
           <w:tcPr>
             <w:tcW w:type="dxa" w:w="5426"/>
@@ -544,6 +589,8 @@
           </w:tcPr>
           <w:p>
             <w:pPr>
+              <w:keepNext/>
+              <w:keepLines/>
               <w:jc w:val="left"/>
             </w:pPr>
             <w:r>
@@ -575,6 +622,8 @@
           </w:tcPr>
           <w:p>
             <w:pPr>
+              <w:keepNext/>
+              <w:keepLines/>
               <w:jc w:val="center"/>
             </w:pPr>
             <w:r>
@@ -590,6 +639,9 @@
         </w:tc>
       </w:tr>
       <w:tr>
+        <w:trPr>
+          <w:cantSplit/>
+        </w:trPr>
         <w:tc>
           <w:tcPr>
             <w:tcW w:type="dxa" w:w="5426"/>
@@ -608,6 +660,8 @@
           </w:tcPr>
           <w:p>
             <w:pPr>
+              <w:keepNext/>
+              <w:keepLines/>
               <w:jc w:val="left"/>
             </w:pPr>
             <w:r>
@@ -639,6 +693,8 @@
           </w:tcPr>
           <w:p>
             <w:pPr>
+              <w:keepNext/>
+              <w:keepLines/>
               <w:jc w:val="center"/>
             </w:pPr>
             <w:r>
@@ -654,6 +710,9 @@
         </w:tc>
       </w:tr>
       <w:tr>
+        <w:trPr>
+          <w:cantSplit/>
+        </w:trPr>
         <w:tc>
           <w:tcPr>
             <w:tcW w:type="dxa" w:w="5426"/>
@@ -672,6 +731,8 @@
           </w:tcPr>
           <w:p>
             <w:pPr>
+              <w:keepNext/>
+              <w:keepLines/>
               <w:jc w:val="left"/>
             </w:pPr>
             <w:r>
@@ -703,6 +764,8 @@
           </w:tcPr>
           <w:p>
             <w:pPr>
+              <w:keepNext/>
+              <w:keepLines/>
               <w:jc w:val="center"/>
             </w:pPr>
             <w:r>
@@ -768,6 +831,9 @@
         <w:gridCol w:w="2257"/>
       </w:tblGrid>
       <w:tr>
+        <w:trPr>
+          <w:cantSplit/>
+        </w:trPr>
         <w:tc>
           <w:tcPr>
             <w:tcW w:type="dxa" w:w="2256"/>
@@ -786,6 +852,8 @@
           </w:tcPr>
           <w:p>
             <w:pPr>
+              <w:keepNext/>
+              <w:keepLines/>
               <w:jc w:val="left"/>
             </w:pPr>
             <w:r>
@@ -817,6 +885,8 @@
           </w:tcPr>
           <w:p>
             <w:pPr>
+              <w:keepNext/>
+              <w:keepLines/>
               <w:jc w:val="center"/>
             </w:pPr>
             <w:r>
@@ -848,6 +918,8 @@
           </w:tcPr>
           <w:p>
             <w:pPr>
+              <w:keepNext/>
+              <w:keepLines/>
               <w:jc w:val="center"/>
             </w:pPr>
             <w:r>
@@ -879,6 +951,8 @@
           </w:tcPr>
           <w:p>
             <w:pPr>
+              <w:keepNext/>
+              <w:keepLines/>
               <w:jc w:val="center"/>
             </w:pPr>
             <w:r>
@@ -894,6 +968,9 @@
         </w:tc>
       </w:tr>
       <w:tr>
+        <w:trPr>
+          <w:cantSplit/>
+        </w:trPr>
         <w:tc>
           <w:tcPr>
             <w:tcW w:type="dxa" w:w="2256"/>
@@ -912,6 +989,8 @@
           </w:tcPr>
           <w:p>
             <w:pPr>
+              <w:keepNext/>
+              <w:keepLines/>
               <w:jc w:val="left"/>
             </w:pPr>
             <w:r>
@@ -943,6 +1022,8 @@
           </w:tcPr>
           <w:p>
             <w:pPr>
+              <w:keepNext/>
+              <w:keepLines/>
               <w:jc w:val="center"/>
             </w:pPr>
             <w:r>
@@ -974,6 +1055,8 @@
           </w:tcPr>
           <w:p>
             <w:pPr>
+              <w:keepNext/>
+              <w:keepLines/>
               <w:jc w:val="center"/>
             </w:pPr>
             <w:r>
@@ -1005,6 +1088,8 @@
           </w:tcPr>
           <w:p>
             <w:pPr>
+              <w:keepNext/>
+              <w:keepLines/>
               <w:jc w:val="center"/>
             </w:pPr>
             <w:r>
@@ -1020,6 +1105,9 @@
         </w:tc>
       </w:tr>
       <w:tr>
+        <w:trPr>
+          <w:cantSplit/>
+        </w:trPr>
         <w:tc>
           <w:tcPr>
             <w:tcW w:type="dxa" w:w="2256"/>
@@ -1038,6 +1126,8 @@
           </w:tcPr>
           <w:p>
             <w:pPr>
+              <w:keepNext/>
+              <w:keepLines/>
               <w:jc w:val="left"/>
             </w:pPr>
             <w:r>
@@ -1069,6 +1159,8 @@
           </w:tcPr>
           <w:p>
             <w:pPr>
+              <w:keepNext/>
+              <w:keepLines/>
               <w:jc w:val="center"/>
             </w:pPr>
             <w:r>
@@ -1100,6 +1192,8 @@
           </w:tcPr>
           <w:p>
             <w:pPr>
+              <w:keepNext/>
+              <w:keepLines/>
               <w:jc w:val="center"/>
             </w:pPr>
             <w:r>
@@ -1131,6 +1225,8 @@
           </w:tcPr>
           <w:p>
             <w:pPr>
+              <w:keepNext/>
+              <w:keepLines/>
               <w:jc w:val="center"/>
             </w:pPr>
             <w:r>
@@ -1146,6 +1242,9 @@
         </w:tc>
       </w:tr>
       <w:tr>
+        <w:trPr>
+          <w:cantSplit/>
+        </w:trPr>
         <w:tc>
           <w:tcPr>
             <w:tcW w:type="dxa" w:w="2256"/>
@@ -1164,6 +1263,8 @@
           </w:tcPr>
           <w:p>
             <w:pPr>
+              <w:keepNext/>
+              <w:keepLines/>
               <w:jc w:val="left"/>
             </w:pPr>
             <w:r>
@@ -1195,6 +1296,8 @@
           </w:tcPr>
           <w:p>
             <w:pPr>
+              <w:keepNext/>
+              <w:keepLines/>
               <w:jc w:val="center"/>
             </w:pPr>
             <w:r>
@@ -1226,6 +1329,8 @@
           </w:tcPr>
           <w:p>
             <w:pPr>
+              <w:keepNext/>
+              <w:keepLines/>
               <w:jc w:val="center"/>
             </w:pPr>
             <w:r>
@@ -1257,6 +1362,8 @@
           </w:tcPr>
           <w:p>
             <w:pPr>
+              <w:keepNext/>
+              <w:keepLines/>
               <w:jc w:val="center"/>
             </w:pPr>
             <w:r>
@@ -1272,6 +1379,9 @@
         </w:tc>
       </w:tr>
       <w:tr>
+        <w:trPr>
+          <w:cantSplit/>
+        </w:trPr>
         <w:tc>
           <w:tcPr>
             <w:tcW w:type="dxa" w:w="2256"/>
@@ -1290,6 +1400,8 @@
           </w:tcPr>
           <w:p>
             <w:pPr>
+              <w:keepNext/>
+              <w:keepLines/>
               <w:jc w:val="left"/>
             </w:pPr>
             <w:r>
@@ -1321,6 +1433,8 @@
           </w:tcPr>
           <w:p>
             <w:pPr>
+              <w:keepNext/>
+              <w:keepLines/>
               <w:jc w:val="center"/>
             </w:pPr>
             <w:r>
@@ -1352,6 +1466,8 @@
           </w:tcPr>
           <w:p>
             <w:pPr>
+              <w:keepNext/>
+              <w:keepLines/>
               <w:jc w:val="center"/>
             </w:pPr>
             <w:r>
@@ -1383,6 +1499,8 @@
           </w:tcPr>
           <w:p>
             <w:pPr>
+              <w:keepNext/>
+              <w:keepLines/>
               <w:jc w:val="center"/>
             </w:pPr>
             <w:r>
@@ -1398,6 +1516,9 @@
         </w:tc>
       </w:tr>
       <w:tr>
+        <w:trPr>
+          <w:cantSplit/>
+        </w:trPr>
         <w:tc>
           <w:tcPr>
             <w:tcW w:type="dxa" w:w="2256"/>
@@ -1416,6 +1537,8 @@
           </w:tcPr>
           <w:p>
             <w:pPr>
+              <w:keepNext/>
+              <w:keepLines/>
               <w:jc w:val="left"/>
             </w:pPr>
             <w:r>
@@ -1447,6 +1570,8 @@
           </w:tcPr>
           <w:p>
             <w:pPr>
+              <w:keepNext/>
+              <w:keepLines/>
               <w:jc w:val="center"/>
             </w:pPr>
             <w:r>
@@ -1478,6 +1603,8 @@
           </w:tcPr>
           <w:p>
             <w:pPr>
+              <w:keepNext/>
+              <w:keepLines/>
               <w:jc w:val="center"/>
             </w:pPr>
             <w:r>
@@ -1509,6 +1636,8 @@
           </w:tcPr>
           <w:p>
             <w:pPr>
+              <w:keepNext/>
+              <w:keepLines/>
               <w:jc w:val="center"/>
             </w:pPr>
             <w:r>
@@ -1524,6 +1653,9 @@
         </w:tc>
       </w:tr>
       <w:tr>
+        <w:trPr>
+          <w:cantSplit/>
+        </w:trPr>
         <w:tc>
           <w:tcPr>
             <w:tcW w:type="dxa" w:w="2256"/>
@@ -1542,6 +1674,8 @@
           </w:tcPr>
           <w:p>
             <w:pPr>
+              <w:keepNext/>
+              <w:keepLines/>
               <w:jc w:val="left"/>
             </w:pPr>
             <w:r>
@@ -1573,6 +1707,8 @@
           </w:tcPr>
           <w:p>
             <w:pPr>
+              <w:keepNext/>
+              <w:keepLines/>
               <w:jc w:val="center"/>
             </w:pPr>
             <w:r>
@@ -1604,6 +1740,8 @@
           </w:tcPr>
           <w:p>
             <w:pPr>
+              <w:keepNext/>
+              <w:keepLines/>
               <w:jc w:val="center"/>
             </w:pPr>
             <w:r>
@@ -1635,6 +1773,8 @@
           </w:tcPr>
           <w:p>
             <w:pPr>
+              <w:keepNext/>
+              <w:keepLines/>
               <w:jc w:val="center"/>
             </w:pPr>
             <w:r>
@@ -1650,6 +1790,9 @@
         </w:tc>
       </w:tr>
       <w:tr>
+        <w:trPr>
+          <w:cantSplit/>
+        </w:trPr>
         <w:tc>
           <w:tcPr>
             <w:tcW w:type="dxa" w:w="2256"/>
@@ -1668,6 +1811,8 @@
           </w:tcPr>
           <w:p>
             <w:pPr>
+              <w:keepNext/>
+              <w:keepLines/>
               <w:jc w:val="left"/>
             </w:pPr>
             <w:r>
@@ -1699,6 +1844,8 @@
           </w:tcPr>
           <w:p>
             <w:pPr>
+              <w:keepNext/>
+              <w:keepLines/>
               <w:jc w:val="center"/>
             </w:pPr>
             <w:r>
@@ -1730,6 +1877,8 @@
           </w:tcPr>
           <w:p>
             <w:pPr>
+              <w:keepNext/>
+              <w:keepLines/>
               <w:jc w:val="center"/>
             </w:pPr>
             <w:r>
@@ -1761,6 +1910,8 @@
           </w:tcPr>
           <w:p>
             <w:pPr>
+              <w:keepNext/>
+              <w:keepLines/>
               <w:jc w:val="center"/>
             </w:pPr>
             <w:r>
@@ -1776,6 +1927,9 @@
         </w:tc>
       </w:tr>
       <w:tr>
+        <w:trPr>
+          <w:cantSplit/>
+        </w:trPr>
         <w:tc>
           <w:tcPr>
             <w:tcW w:type="dxa" w:w="2256"/>
@@ -1794,6 +1948,8 @@
           </w:tcPr>
           <w:p>
             <w:pPr>
+              <w:keepNext/>
+              <w:keepLines/>
               <w:jc w:val="left"/>
             </w:pPr>
             <w:r>
@@ -1825,6 +1981,8 @@
           </w:tcPr>
           <w:p>
             <w:pPr>
+              <w:keepNext/>
+              <w:keepLines/>
               <w:jc w:val="center"/>
             </w:pPr>
             <w:r>
@@ -1856,6 +2014,8 @@
           </w:tcPr>
           <w:p>
             <w:pPr>
+              <w:keepNext/>
+              <w:keepLines/>
               <w:jc w:val="center"/>
             </w:pPr>
             <w:r>
@@ -1887,6 +2047,8 @@
           </w:tcPr>
           <w:p>
             <w:pPr>
+              <w:keepNext/>
+              <w:keepLines/>
               <w:jc w:val="center"/>
             </w:pPr>
             <w:r>
@@ -1902,6 +2064,9 @@
         </w:tc>
       </w:tr>
       <w:tr>
+        <w:trPr>
+          <w:cantSplit/>
+        </w:trPr>
         <w:tc>
           <w:tcPr>
             <w:tcW w:type="dxa" w:w="2256"/>
@@ -1920,6 +2085,8 @@
           </w:tcPr>
           <w:p>
             <w:pPr>
+              <w:keepNext/>
+              <w:keepLines/>
               <w:jc w:val="left"/>
             </w:pPr>
             <w:r>
@@ -1951,6 +2118,8 @@
           </w:tcPr>
           <w:p>
             <w:pPr>
+              <w:keepNext/>
+              <w:keepLines/>
               <w:jc w:val="center"/>
             </w:pPr>
             <w:r>
@@ -1982,6 +2151,8 @@
           </w:tcPr>
           <w:p>
             <w:pPr>
+              <w:keepNext/>
+              <w:keepLines/>
               <w:jc w:val="center"/>
             </w:pPr>
             <w:r>
@@ -2013,6 +2184,8 @@
           </w:tcPr>
           <w:p>
             <w:pPr>
+              <w:keepNext/>
+              <w:keepLines/>
               <w:jc w:val="center"/>
             </w:pPr>
             <w:r>
@@ -2028,6 +2201,9 @@
         </w:tc>
       </w:tr>
       <w:tr>
+        <w:trPr>
+          <w:cantSplit/>
+        </w:trPr>
         <w:tc>
           <w:tcPr>
             <w:tcW w:type="dxa" w:w="2256"/>
@@ -2046,6 +2222,8 @@
           </w:tcPr>
           <w:p>
             <w:pPr>
+              <w:keepNext/>
+              <w:keepLines/>
               <w:jc w:val="left"/>
             </w:pPr>
             <w:r>
@@ -2077,6 +2255,8 @@
           </w:tcPr>
           <w:p>
             <w:pPr>
+              <w:keepNext/>
+              <w:keepLines/>
               <w:jc w:val="center"/>
             </w:pPr>
             <w:r>
@@ -2108,6 +2288,8 @@
           </w:tcPr>
           <w:p>
             <w:pPr>
+              <w:keepNext/>
+              <w:keepLines/>
               <w:jc w:val="center"/>
             </w:pPr>
             <w:r>
@@ -2139,6 +2321,8 @@
           </w:tcPr>
           <w:p>
             <w:pPr>
+              <w:keepNext/>
+              <w:keepLines/>
               <w:jc w:val="center"/>
             </w:pPr>
             <w:r>
@@ -2412,6 +2596,9 @@
         <w:gridCol w:w="1400"/>
       </w:tblGrid>
       <w:tr>
+        <w:trPr>
+          <w:cantSplit/>
+        </w:trPr>
         <w:tc>
           <w:tcPr>
             <w:tcW w:type="dxa" w:w="2326"/>
@@ -2430,6 +2617,8 @@
           </w:tcPr>
           <w:p>
             <w:pPr>
+              <w:keepNext/>
+              <w:keepLines/>
               <w:jc w:val="left"/>
             </w:pPr>
             <w:r>
@@ -2461,6 +2650,8 @@
           </w:tcPr>
           <w:p>
             <w:pPr>
+              <w:keepNext/>
+              <w:keepLines/>
               <w:jc w:val="center"/>
             </w:pPr>
             <w:r>
@@ -2492,6 +2683,8 @@
           </w:tcPr>
           <w:p>
             <w:pPr>
+              <w:keepNext/>
+              <w:keepLines/>
               <w:jc w:val="center"/>
             </w:pPr>
             <w:r>
@@ -2523,6 +2716,8 @@
           </w:tcPr>
           <w:p>
             <w:pPr>
+              <w:keepNext/>
+              <w:keepLines/>
               <w:jc w:val="center"/>
             </w:pPr>
             <w:r>
@@ -2554,6 +2749,8 @@
           </w:tcPr>
           <w:p>
             <w:pPr>
+              <w:keepNext/>
+              <w:keepLines/>
               <w:jc w:val="center"/>
             </w:pPr>
             <w:r>
@@ -2585,6 +2782,8 @@
           </w:tcPr>
           <w:p>
             <w:pPr>
+              <w:keepNext/>
+              <w:keepLines/>
               <w:jc w:val="center"/>
             </w:pPr>
             <w:r>
@@ -2616,6 +2815,8 @@
           </w:tcPr>
           <w:p>
             <w:pPr>
+              <w:keepNext/>
+              <w:keepLines/>
               <w:jc w:val="center"/>
             </w:pPr>
             <w:r>
@@ -2647,6 +2848,8 @@
           </w:tcPr>
           <w:p>
             <w:pPr>
+              <w:keepNext/>
+              <w:keepLines/>
               <w:jc w:val="center"/>
             </w:pPr>
             <w:r>
@@ -2662,6 +2865,9 @@
         </w:tc>
       </w:tr>
       <w:tr>
+        <w:trPr>
+          <w:cantSplit/>
+        </w:trPr>
         <w:tc>
           <w:tcPr>
             <w:tcW w:type="dxa" w:w="2326"/>
@@ -2680,6 +2886,8 @@
           </w:tcPr>
           <w:p>
             <w:pPr>
+              <w:keepNext/>
+              <w:keepLines/>
               <w:jc w:val="left"/>
             </w:pPr>
             <w:r>
@@ -2711,6 +2919,8 @@
           </w:tcPr>
           <w:p>
             <w:pPr>
+              <w:keepNext/>
+              <w:keepLines/>
               <w:jc w:val="center"/>
             </w:pPr>
             <w:r>
@@ -2742,6 +2952,8 @@
           </w:tcPr>
           <w:p>
             <w:pPr>
+              <w:keepNext/>
+              <w:keepLines/>
               <w:jc w:val="center"/>
             </w:pPr>
             <w:r>
@@ -2773,6 +2985,8 @@
           </w:tcPr>
           <w:p>
             <w:pPr>
+              <w:keepNext/>
+              <w:keepLines/>
               <w:jc w:val="center"/>
             </w:pPr>
             <w:r>
@@ -2804,6 +3018,8 @@
           </w:tcPr>
           <w:p>
             <w:pPr>
+              <w:keepNext/>
+              <w:keepLines/>
               <w:jc w:val="center"/>
             </w:pPr>
             <w:r>
@@ -2835,6 +3051,8 @@
           </w:tcPr>
           <w:p>
             <w:pPr>
+              <w:keepNext/>
+              <w:keepLines/>
               <w:jc w:val="center"/>
             </w:pPr>
             <w:r>
@@ -2866,6 +3084,8 @@
           </w:tcPr>
           <w:p>
             <w:pPr>
+              <w:keepNext/>
+              <w:keepLines/>
               <w:jc w:val="center"/>
             </w:pPr>
             <w:r>
@@ -2897,6 +3117,8 @@
           </w:tcPr>
           <w:p>
             <w:pPr>
+              <w:keepNext/>
+              <w:keepLines/>
               <w:jc w:val="center"/>
             </w:pPr>
             <w:r>
@@ -2912,6 +3134,9 @@
         </w:tc>
       </w:tr>
       <w:tr>
+        <w:trPr>
+          <w:cantSplit/>
+        </w:trPr>
         <w:tc>
           <w:tcPr>
             <w:tcW w:type="dxa" w:w="2326"/>
@@ -2930,6 +3155,8 @@
           </w:tcPr>
           <w:p>
             <w:pPr>
+              <w:keepNext/>
+              <w:keepLines/>
               <w:jc w:val="left"/>
             </w:pPr>
             <w:r>
@@ -2961,6 +3188,8 @@
           </w:tcPr>
           <w:p>
             <w:pPr>
+              <w:keepNext/>
+              <w:keepLines/>
               <w:jc w:val="center"/>
             </w:pPr>
             <w:r>
@@ -2992,6 +3221,8 @@
           </w:tcPr>
           <w:p>
             <w:pPr>
+              <w:keepNext/>
+              <w:keepLines/>
               <w:jc w:val="center"/>
             </w:pPr>
             <w:r>
@@ -3023,6 +3254,8 @@
           </w:tcPr>
           <w:p>
             <w:pPr>
+              <w:keepNext/>
+              <w:keepLines/>
               <w:jc w:val="center"/>
             </w:pPr>
             <w:r>
@@ -3054,6 +3287,8 @@
           </w:tcPr>
           <w:p>
             <w:pPr>
+              <w:keepNext/>
+              <w:keepLines/>
               <w:jc w:val="center"/>
             </w:pPr>
             <w:r>
@@ -3085,6 +3320,8 @@
           </w:tcPr>
           <w:p>
             <w:pPr>
+              <w:keepNext/>
+              <w:keepLines/>
               <w:jc w:val="center"/>
             </w:pPr>
             <w:r>
@@ -3116,6 +3353,8 @@
           </w:tcPr>
           <w:p>
             <w:pPr>
+              <w:keepNext/>
+              <w:keepLines/>
               <w:jc w:val="center"/>
             </w:pPr>
             <w:r>
@@ -3147,6 +3386,8 @@
           </w:tcPr>
           <w:p>
             <w:pPr>
+              <w:keepNext/>
+              <w:keepLines/>
               <w:jc w:val="center"/>
             </w:pPr>
             <w:r>
@@ -3162,6 +3403,9 @@
         </w:tc>
       </w:tr>
       <w:tr>
+        <w:trPr>
+          <w:cantSplit/>
+        </w:trPr>
         <w:tc>
           <w:tcPr>
             <w:tcW w:type="dxa" w:w="2326"/>
@@ -3180,6 +3424,8 @@
           </w:tcPr>
           <w:p>
             <w:pPr>
+              <w:keepNext/>
+              <w:keepLines/>
               <w:jc w:val="left"/>
             </w:pPr>
             <w:r>
@@ -3211,6 +3457,8 @@
           </w:tcPr>
           <w:p>
             <w:pPr>
+              <w:keepNext/>
+              <w:keepLines/>
               <w:jc w:val="center"/>
             </w:pPr>
             <w:r>
@@ -3242,6 +3490,8 @@
           </w:tcPr>
           <w:p>
             <w:pPr>
+              <w:keepNext/>
+              <w:keepLines/>
               <w:jc w:val="center"/>
             </w:pPr>
             <w:r>
@@ -3273,6 +3523,8 @@
           </w:tcPr>
           <w:p>
             <w:pPr>
+              <w:keepNext/>
+              <w:keepLines/>
               <w:jc w:val="center"/>
             </w:pPr>
             <w:r>
@@ -3304,6 +3556,8 @@
           </w:tcPr>
           <w:p>
             <w:pPr>
+              <w:keepNext/>
+              <w:keepLines/>
               <w:jc w:val="center"/>
             </w:pPr>
             <w:r>
@@ -3335,6 +3589,8 @@
           </w:tcPr>
           <w:p>
             <w:pPr>
+              <w:keepNext/>
+              <w:keepLines/>
               <w:jc w:val="center"/>
             </w:pPr>
             <w:r>
@@ -3366,6 +3622,8 @@
           </w:tcPr>
           <w:p>
             <w:pPr>
+              <w:keepNext/>
+              <w:keepLines/>
               <w:jc w:val="center"/>
             </w:pPr>
             <w:r>
@@ -3397,6 +3655,8 @@
           </w:tcPr>
           <w:p>
             <w:pPr>
+              <w:keepNext/>
+              <w:keepLines/>
               <w:jc w:val="center"/>
             </w:pPr>
             <w:r>
@@ -3412,6 +3672,9 @@
         </w:tc>
       </w:tr>
       <w:tr>
+        <w:trPr>
+          <w:cantSplit/>
+        </w:trPr>
         <w:tc>
           <w:tcPr>
             <w:tcW w:type="dxa" w:w="2326"/>
@@ -3430,6 +3693,8 @@
           </w:tcPr>
           <w:p>
             <w:pPr>
+              <w:keepNext/>
+              <w:keepLines/>
               <w:jc w:val="left"/>
             </w:pPr>
             <w:r>
@@ -3461,6 +3726,8 @@
           </w:tcPr>
           <w:p>
             <w:pPr>
+              <w:keepNext/>
+              <w:keepLines/>
               <w:jc w:val="center"/>
             </w:pPr>
             <w:r>
@@ -3492,6 +3759,8 @@
           </w:tcPr>
           <w:p>
             <w:pPr>
+              <w:keepNext/>
+              <w:keepLines/>
               <w:jc w:val="center"/>
             </w:pPr>
             <w:r>
@@ -3523,6 +3792,8 @@
           </w:tcPr>
           <w:p>
             <w:pPr>
+              <w:keepNext/>
+              <w:keepLines/>
               <w:jc w:val="center"/>
             </w:pPr>
             <w:r>
@@ -3554,6 +3825,8 @@
           </w:tcPr>
           <w:p>
             <w:pPr>
+              <w:keepNext/>
+              <w:keepLines/>
               <w:jc w:val="center"/>
             </w:pPr>
             <w:r>
@@ -3585,6 +3858,8 @@
           </w:tcPr>
           <w:p>
             <w:pPr>
+              <w:keepNext/>
+              <w:keepLines/>
               <w:jc w:val="center"/>
             </w:pPr>
             <w:r>
@@ -3616,6 +3891,8 @@
           </w:tcPr>
           <w:p>
             <w:pPr>
+              <w:keepNext/>
+              <w:keepLines/>
               <w:jc w:val="center"/>
             </w:pPr>
             <w:r>
@@ -3647,6 +3924,8 @@
           </w:tcPr>
           <w:p>
             <w:pPr>
+              <w:keepNext/>
+              <w:keepLines/>
               <w:jc w:val="center"/>
             </w:pPr>
             <w:r>
@@ -3750,6 +4029,9 @@
         <w:gridCol w:w="1300"/>
       </w:tblGrid>
       <w:tr>
+        <w:trPr>
+          <w:cantSplit/>
+        </w:trPr>
         <w:tc>
           <w:tcPr>
             <w:tcW w:type="dxa" w:w="1426"/>
@@ -3768,6 +4050,8 @@
           </w:tcPr>
           <w:p>
             <w:pPr>
+              <w:keepNext/>
+              <w:keepLines/>
               <w:jc w:val="left"/>
             </w:pPr>
             <w:r>
@@ -3799,6 +4083,8 @@
           </w:tcPr>
           <w:p>
             <w:pPr>
+              <w:keepNext/>
+              <w:keepLines/>
               <w:jc w:val="center"/>
             </w:pPr>
             <w:r>
@@ -3830,6 +4116,8 @@
           </w:tcPr>
           <w:p>
             <w:pPr>
+              <w:keepNext/>
+              <w:keepLines/>
               <w:jc w:val="center"/>
             </w:pPr>
             <w:r>
@@ -3861,6 +4149,8 @@
           </w:tcPr>
           <w:p>
             <w:pPr>
+              <w:keepNext/>
+              <w:keepLines/>
               <w:jc w:val="center"/>
             </w:pPr>
             <w:r>
@@ -3892,6 +4182,8 @@
           </w:tcPr>
           <w:p>
             <w:pPr>
+              <w:keepNext/>
+              <w:keepLines/>
               <w:jc w:val="center"/>
             </w:pPr>
             <w:r>
@@ -3923,6 +4215,8 @@
           </w:tcPr>
           <w:p>
             <w:pPr>
+              <w:keepNext/>
+              <w:keepLines/>
               <w:jc w:val="center"/>
             </w:pPr>
             <w:r>
@@ -3954,6 +4248,8 @@
           </w:tcPr>
           <w:p>
             <w:pPr>
+              <w:keepNext/>
+              <w:keepLines/>
               <w:jc w:val="center"/>
             </w:pPr>
             <w:r>
@@ -3969,6 +4265,9 @@
         </w:tc>
       </w:tr>
       <w:tr>
+        <w:trPr>
+          <w:cantSplit/>
+        </w:trPr>
         <w:tc>
           <w:tcPr>
             <w:tcW w:type="dxa" w:w="1426"/>
@@ -3987,6 +4286,8 @@
           </w:tcPr>
           <w:p>
             <w:pPr>
+              <w:keepNext/>
+              <w:keepLines/>
               <w:jc w:val="left"/>
             </w:pPr>
             <w:r>
@@ -4018,6 +4319,8 @@
           </w:tcPr>
           <w:p>
             <w:pPr>
+              <w:keepNext/>
+              <w:keepLines/>
               <w:jc w:val="center"/>
             </w:pPr>
             <w:r>
@@ -4049,6 +4352,8 @@
           </w:tcPr>
           <w:p>
             <w:pPr>
+              <w:keepNext/>
+              <w:keepLines/>
               <w:jc w:val="center"/>
             </w:pPr>
             <w:r>
@@ -4080,6 +4385,8 @@
           </w:tcPr>
           <w:p>
             <w:pPr>
+              <w:keepNext/>
+              <w:keepLines/>
               <w:jc w:val="center"/>
             </w:pPr>
             <w:r>
@@ -4111,6 +4418,8 @@
           </w:tcPr>
           <w:p>
             <w:pPr>
+              <w:keepNext/>
+              <w:keepLines/>
               <w:jc w:val="center"/>
             </w:pPr>
             <w:r>
@@ -4142,6 +4451,8 @@
           </w:tcPr>
           <w:p>
             <w:pPr>
+              <w:keepNext/>
+              <w:keepLines/>
               <w:jc w:val="center"/>
             </w:pPr>
             <w:r>
@@ -4173,6 +4484,8 @@
           </w:tcPr>
           <w:p>
             <w:pPr>
+              <w:keepNext/>
+              <w:keepLines/>
               <w:jc w:val="center"/>
             </w:pPr>
             <w:r>
@@ -4188,6 +4501,9 @@
         </w:tc>
       </w:tr>
       <w:tr>
+        <w:trPr>
+          <w:cantSplit/>
+        </w:trPr>
         <w:tc>
           <w:tcPr>
             <w:tcW w:type="dxa" w:w="1426"/>
@@ -4206,6 +4522,8 @@
           </w:tcPr>
           <w:p>
             <w:pPr>
+              <w:keepNext/>
+              <w:keepLines/>
               <w:jc w:val="left"/>
             </w:pPr>
             <w:r>
@@ -4237,6 +4555,8 @@
           </w:tcPr>
           <w:p>
             <w:pPr>
+              <w:keepNext/>
+              <w:keepLines/>
               <w:jc w:val="center"/>
             </w:pPr>
             <w:r>
@@ -4268,6 +4588,8 @@
           </w:tcPr>
           <w:p>
             <w:pPr>
+              <w:keepNext/>
+              <w:keepLines/>
               <w:jc w:val="center"/>
             </w:pPr>
             <w:r>
@@ -4299,6 +4621,8 @@
           </w:tcPr>
           <w:p>
             <w:pPr>
+              <w:keepNext/>
+              <w:keepLines/>
               <w:jc w:val="center"/>
             </w:pPr>
             <w:r>
@@ -4330,6 +4654,8 @@
           </w:tcPr>
           <w:p>
             <w:pPr>
+              <w:keepNext/>
+              <w:keepLines/>
               <w:jc w:val="center"/>
             </w:pPr>
             <w:r>
@@ -4361,6 +4687,8 @@
           </w:tcPr>
           <w:p>
             <w:pPr>
+              <w:keepNext/>
+              <w:keepLines/>
               <w:jc w:val="center"/>
             </w:pPr>
             <w:r>
@@ -4392,6 +4720,8 @@
           </w:tcPr>
           <w:p>
             <w:pPr>
+              <w:keepNext/>
+              <w:keepLines/>
               <w:jc w:val="center"/>
             </w:pPr>
             <w:r>
@@ -4407,6 +4737,9 @@
         </w:tc>
       </w:tr>
       <w:tr>
+        <w:trPr>
+          <w:cantSplit/>
+        </w:trPr>
         <w:tc>
           <w:tcPr>
             <w:tcW w:type="dxa" w:w="1426"/>
@@ -4425,6 +4758,8 @@
           </w:tcPr>
           <w:p>
             <w:pPr>
+              <w:keepNext/>
+              <w:keepLines/>
               <w:jc w:val="left"/>
             </w:pPr>
             <w:r>
@@ -4456,6 +4791,8 @@
           </w:tcPr>
           <w:p>
             <w:pPr>
+              <w:keepNext/>
+              <w:keepLines/>
               <w:jc w:val="center"/>
             </w:pPr>
             <w:r>
@@ -4487,6 +4824,8 @@
           </w:tcPr>
           <w:p>
             <w:pPr>
+              <w:keepNext/>
+              <w:keepLines/>
               <w:jc w:val="center"/>
             </w:pPr>
             <w:r>
@@ -4518,6 +4857,8 @@
           </w:tcPr>
           <w:p>
             <w:pPr>
+              <w:keepNext/>
+              <w:keepLines/>
               <w:jc w:val="center"/>
             </w:pPr>
             <w:r>
@@ -4549,6 +4890,8 @@
           </w:tcPr>
           <w:p>
             <w:pPr>
+              <w:keepNext/>
+              <w:keepLines/>
               <w:jc w:val="center"/>
             </w:pPr>
             <w:r>
@@ -4580,6 +4923,8 @@
           </w:tcPr>
           <w:p>
             <w:pPr>
+              <w:keepNext/>
+              <w:keepLines/>
               <w:jc w:val="center"/>
             </w:pPr>
             <w:r>
@@ -4611,6 +4956,8 @@
           </w:tcPr>
           <w:p>
             <w:pPr>
+              <w:keepNext/>
+              <w:keepLines/>
               <w:jc w:val="center"/>
             </w:pPr>
             <w:r>
@@ -4626,6 +4973,9 @@
         </w:tc>
       </w:tr>
       <w:tr>
+        <w:trPr>
+          <w:cantSplit/>
+        </w:trPr>
         <w:tc>
           <w:tcPr>
             <w:tcW w:type="dxa" w:w="1426"/>
@@ -4644,6 +4994,8 @@
           </w:tcPr>
           <w:p>
             <w:pPr>
+              <w:keepNext/>
+              <w:keepLines/>
               <w:jc w:val="left"/>
             </w:pPr>
             <w:r>
@@ -4675,6 +5027,8 @@
           </w:tcPr>
           <w:p>
             <w:pPr>
+              <w:keepNext/>
+              <w:keepLines/>
               <w:jc w:val="center"/>
             </w:pPr>
             <w:r>
@@ -4706,6 +5060,8 @@
           </w:tcPr>
           <w:p>
             <w:pPr>
+              <w:keepNext/>
+              <w:keepLines/>
               <w:jc w:val="center"/>
             </w:pPr>
             <w:r>
@@ -4737,6 +5093,8 @@
           </w:tcPr>
           <w:p>
             <w:pPr>
+              <w:keepNext/>
+              <w:keepLines/>
               <w:jc w:val="center"/>
             </w:pPr>
             <w:r>
@@ -4768,6 +5126,8 @@
           </w:tcPr>
           <w:p>
             <w:pPr>
+              <w:keepNext/>
+              <w:keepLines/>
               <w:jc w:val="center"/>
             </w:pPr>
             <w:r>
@@ -4799,6 +5159,8 @@
           </w:tcPr>
           <w:p>
             <w:pPr>
+              <w:keepNext/>
+              <w:keepLines/>
               <w:jc w:val="center"/>
             </w:pPr>
             <w:r>
@@ -4830,6 +5192,8 @@
           </w:tcPr>
           <w:p>
             <w:pPr>
+              <w:keepNext/>
+              <w:keepLines/>
               <w:jc w:val="center"/>
             </w:pPr>
             <w:r>
@@ -4845,6 +5209,9 @@
         </w:tc>
       </w:tr>
       <w:tr>
+        <w:trPr>
+          <w:cantSplit/>
+        </w:trPr>
         <w:tc>
           <w:tcPr>
             <w:tcW w:type="dxa" w:w="1426"/>
@@ -4863,6 +5230,8 @@
           </w:tcPr>
           <w:p>
             <w:pPr>
+              <w:keepNext/>
+              <w:keepLines/>
               <w:jc w:val="left"/>
             </w:pPr>
             <w:r>
@@ -4894,6 +5263,8 @@
           </w:tcPr>
           <w:p>
             <w:pPr>
+              <w:keepNext/>
+              <w:keepLines/>
               <w:jc w:val="center"/>
             </w:pPr>
             <w:r>
@@ -4925,6 +5296,8 @@
           </w:tcPr>
           <w:p>
             <w:pPr>
+              <w:keepNext/>
+              <w:keepLines/>
               <w:jc w:val="center"/>
             </w:pPr>
             <w:r>
@@ -4956,6 +5329,8 @@
           </w:tcPr>
           <w:p>
             <w:pPr>
+              <w:keepNext/>
+              <w:keepLines/>
               <w:jc w:val="center"/>
             </w:pPr>
             <w:r>
@@ -4987,6 +5362,8 @@
           </w:tcPr>
           <w:p>
             <w:pPr>
+              <w:keepNext/>
+              <w:keepLines/>
               <w:jc w:val="center"/>
             </w:pPr>
             <w:r>
@@ -5018,6 +5395,8 @@
           </w:tcPr>
           <w:p>
             <w:pPr>
+              <w:keepNext/>
+              <w:keepLines/>
               <w:jc w:val="center"/>
             </w:pPr>
             <w:r>
@@ -5049,6 +5428,8 @@
           </w:tcPr>
           <w:p>
             <w:pPr>
+              <w:keepNext/>
+              <w:keepLines/>
               <w:jc w:val="center"/>
             </w:pPr>
             <w:r>
@@ -5064,6 +5445,9 @@
         </w:tc>
       </w:tr>
       <w:tr>
+        <w:trPr>
+          <w:cantSplit/>
+        </w:trPr>
         <w:tc>
           <w:tcPr>
             <w:tcW w:type="dxa" w:w="1426"/>
@@ -5082,6 +5466,8 @@
           </w:tcPr>
           <w:p>
             <w:pPr>
+              <w:keepNext/>
+              <w:keepLines/>
               <w:jc w:val="left"/>
             </w:pPr>
             <w:r>
@@ -5113,6 +5499,8 @@
           </w:tcPr>
           <w:p>
             <w:pPr>
+              <w:keepNext/>
+              <w:keepLines/>
               <w:jc w:val="center"/>
             </w:pPr>
             <w:r>
@@ -5144,6 +5532,8 @@
           </w:tcPr>
           <w:p>
             <w:pPr>
+              <w:keepNext/>
+              <w:keepLines/>
               <w:jc w:val="center"/>
             </w:pPr>
             <w:r>
@@ -5175,6 +5565,8 @@
           </w:tcPr>
           <w:p>
             <w:pPr>
+              <w:keepNext/>
+              <w:keepLines/>
               <w:jc w:val="center"/>
             </w:pPr>
             <w:r>
@@ -5206,6 +5598,8 @@
           </w:tcPr>
           <w:p>
             <w:pPr>
+              <w:keepNext/>
+              <w:keepLines/>
               <w:jc w:val="center"/>
             </w:pPr>
             <w:r>
@@ -5237,6 +5631,8 @@
           </w:tcPr>
           <w:p>
             <w:pPr>
+              <w:keepNext/>
+              <w:keepLines/>
               <w:jc w:val="center"/>
             </w:pPr>
             <w:r>
@@ -5268,6 +5664,8 @@
           </w:tcPr>
           <w:p>
             <w:pPr>
+              <w:keepNext/>
+              <w:keepLines/>
               <w:jc w:val="center"/>
             </w:pPr>
             <w:r>
@@ -5400,6 +5798,9 @@
         <w:gridCol w:w="2200"/>
       </w:tblGrid>
       <w:tr>
+        <w:trPr>
+          <w:cantSplit/>
+        </w:trPr>
         <w:tc>
           <w:tcPr>
             <w:tcW w:type="dxa" w:w="2826"/>
@@ -5418,6 +5819,8 @@
           </w:tcPr>
           <w:p>
             <w:pPr>
+              <w:keepNext/>
+              <w:keepLines/>
               <w:jc w:val="left"/>
             </w:pPr>
             <w:r>
@@ -5449,6 +5852,8 @@
           </w:tcPr>
           <w:p>
             <w:pPr>
+              <w:keepNext/>
+              <w:keepLines/>
               <w:jc w:val="center"/>
             </w:pPr>
             <w:r>
@@ -5480,6 +5885,8 @@
           </w:tcPr>
           <w:p>
             <w:pPr>
+              <w:keepNext/>
+              <w:keepLines/>
               <w:jc w:val="center"/>
             </w:pPr>
             <w:r>
@@ -5511,6 +5918,8 @@
           </w:tcPr>
           <w:p>
             <w:pPr>
+              <w:keepNext/>
+              <w:keepLines/>
               <w:jc w:val="center"/>
             </w:pPr>
             <w:r>
@@ -5526,6 +5935,9 @@
         </w:tc>
       </w:tr>
       <w:tr>
+        <w:trPr>
+          <w:cantSplit/>
+        </w:trPr>
         <w:tc>
           <w:tcPr>
             <w:tcW w:type="dxa" w:w="2826"/>
@@ -5544,6 +5956,8 @@
           </w:tcPr>
           <w:p>
             <w:pPr>
+              <w:keepNext/>
+              <w:keepLines/>
               <w:jc w:val="left"/>
             </w:pPr>
             <w:r>
@@ -5575,6 +5989,8 @@
           </w:tcPr>
           <w:p>
             <w:pPr>
+              <w:keepNext/>
+              <w:keepLines/>
               <w:jc w:val="center"/>
             </w:pPr>
             <w:r>
@@ -5606,6 +6022,8 @@
           </w:tcPr>
           <w:p>
             <w:pPr>
+              <w:keepNext/>
+              <w:keepLines/>
               <w:jc w:val="center"/>
             </w:pPr>
             <w:r>
@@ -5637,6 +6055,8 @@
           </w:tcPr>
           <w:p>
             <w:pPr>
+              <w:keepNext/>
+              <w:keepLines/>
               <w:jc w:val="center"/>
             </w:pPr>
             <w:r>
@@ -5652,6 +6072,9 @@
         </w:tc>
       </w:tr>
       <w:tr>
+        <w:trPr>
+          <w:cantSplit/>
+        </w:trPr>
         <w:tc>
           <w:tcPr>
             <w:tcW w:type="dxa" w:w="2826"/>
@@ -5670,6 +6093,8 @@
           </w:tcPr>
           <w:p>
             <w:pPr>
+              <w:keepNext/>
+              <w:keepLines/>
               <w:jc w:val="left"/>
             </w:pPr>
             <w:r>
@@ -5701,6 +6126,8 @@
           </w:tcPr>
           <w:p>
             <w:pPr>
+              <w:keepNext/>
+              <w:keepLines/>
               <w:jc w:val="center"/>
             </w:pPr>
             <w:r>
@@ -5732,6 +6159,8 @@
           </w:tcPr>
           <w:p>
             <w:pPr>
+              <w:keepNext/>
+              <w:keepLines/>
               <w:jc w:val="center"/>
             </w:pPr>
             <w:r>
@@ -5763,6 +6192,8 @@
           </w:tcPr>
           <w:p>
             <w:pPr>
+              <w:keepNext/>
+              <w:keepLines/>
               <w:jc w:val="center"/>
             </w:pPr>
             <w:r>
@@ -5778,6 +6209,9 @@
         </w:tc>
       </w:tr>
       <w:tr>
+        <w:trPr>
+          <w:cantSplit/>
+        </w:trPr>
         <w:tc>
           <w:tcPr>
             <w:tcW w:type="dxa" w:w="2826"/>
@@ -5796,6 +6230,8 @@
           </w:tcPr>
           <w:p>
             <w:pPr>
+              <w:keepNext/>
+              <w:keepLines/>
               <w:jc w:val="left"/>
             </w:pPr>
             <w:r>
@@ -5827,6 +6263,8 @@
           </w:tcPr>
           <w:p>
             <w:pPr>
+              <w:keepNext/>
+              <w:keepLines/>
               <w:jc w:val="center"/>
             </w:pPr>
             <w:r>
@@ -5858,6 +6296,8 @@
           </w:tcPr>
           <w:p>
             <w:pPr>
+              <w:keepNext/>
+              <w:keepLines/>
               <w:jc w:val="center"/>
             </w:pPr>
             <w:r>
@@ -5889,6 +6329,8 @@
           </w:tcPr>
           <w:p>
             <w:pPr>
+              <w:keepNext/>
+              <w:keepLines/>
               <w:jc w:val="center"/>
             </w:pPr>
             <w:r>
@@ -5904,6 +6346,9 @@
         </w:tc>
       </w:tr>
       <w:tr>
+        <w:trPr>
+          <w:cantSplit/>
+        </w:trPr>
         <w:tc>
           <w:tcPr>
             <w:tcW w:type="dxa" w:w="2826"/>
@@ -5922,6 +6367,8 @@
           </w:tcPr>
           <w:p>
             <w:pPr>
+              <w:keepNext/>
+              <w:keepLines/>
               <w:jc w:val="left"/>
             </w:pPr>
             <w:r>
@@ -5953,6 +6400,8 @@
           </w:tcPr>
           <w:p>
             <w:pPr>
+              <w:keepNext/>
+              <w:keepLines/>
               <w:jc w:val="center"/>
             </w:pPr>
             <w:r>
@@ -5984,6 +6433,8 @@
           </w:tcPr>
           <w:p>
             <w:pPr>
+              <w:keepNext/>
+              <w:keepLines/>
               <w:jc w:val="center"/>
             </w:pPr>
             <w:r>
@@ -6015,6 +6466,8 @@
           </w:tcPr>
           <w:p>
             <w:pPr>
+              <w:keepNext/>
+              <w:keepLines/>
               <w:jc w:val="center"/>
             </w:pPr>
             <w:r>
@@ -6030,6 +6483,9 @@
         </w:tc>
       </w:tr>
       <w:tr>
+        <w:trPr>
+          <w:cantSplit/>
+        </w:trPr>
         <w:tc>
           <w:tcPr>
             <w:tcW w:type="dxa" w:w="2826"/>
@@ -6048,6 +6504,8 @@
           </w:tcPr>
           <w:p>
             <w:pPr>
+              <w:keepNext/>
+              <w:keepLines/>
               <w:jc w:val="left"/>
             </w:pPr>
             <w:r>
@@ -6079,6 +6537,8 @@
           </w:tcPr>
           <w:p>
             <w:pPr>
+              <w:keepNext/>
+              <w:keepLines/>
               <w:jc w:val="center"/>
             </w:pPr>
             <w:r>
@@ -6110,6 +6570,8 @@
           </w:tcPr>
           <w:p>
             <w:pPr>
+              <w:keepNext/>
+              <w:keepLines/>
               <w:jc w:val="center"/>
             </w:pPr>
             <w:r>
@@ -6141,6 +6603,8 @@
           </w:tcPr>
           <w:p>
             <w:pPr>
+              <w:keepNext/>
+              <w:keepLines/>
               <w:jc w:val="center"/>
             </w:pPr>
             <w:r>
@@ -6156,6 +6620,9 @@
         </w:tc>
       </w:tr>
       <w:tr>
+        <w:trPr>
+          <w:cantSplit/>
+        </w:trPr>
         <w:tc>
           <w:tcPr>
             <w:tcW w:type="dxa" w:w="2826"/>
@@ -6174,6 +6641,8 @@
           </w:tcPr>
           <w:p>
             <w:pPr>
+              <w:keepNext/>
+              <w:keepLines/>
               <w:jc w:val="left"/>
             </w:pPr>
             <w:r>
@@ -6205,6 +6674,8 @@
           </w:tcPr>
           <w:p>
             <w:pPr>
+              <w:keepNext/>
+              <w:keepLines/>
               <w:jc w:val="center"/>
             </w:pPr>
             <w:r>
@@ -6236,6 +6707,8 @@
           </w:tcPr>
           <w:p>
             <w:pPr>
+              <w:keepNext/>
+              <w:keepLines/>
               <w:jc w:val="center"/>
             </w:pPr>
             <w:r>
@@ -6267,6 +6740,8 @@
           </w:tcPr>
           <w:p>
             <w:pPr>
+              <w:keepNext/>
+              <w:keepLines/>
               <w:jc w:val="center"/>
             </w:pPr>
             <w:r>
@@ -6282,6 +6757,9 @@
         </w:tc>
       </w:tr>
       <w:tr>
+        <w:trPr>
+          <w:cantSplit/>
+        </w:trPr>
         <w:tc>
           <w:tcPr>
             <w:tcW w:type="dxa" w:w="2826"/>
@@ -6300,6 +6778,8 @@
           </w:tcPr>
           <w:p>
             <w:pPr>
+              <w:keepNext/>
+              <w:keepLines/>
               <w:jc w:val="left"/>
             </w:pPr>
             <w:r>
@@ -6331,6 +6811,8 @@
           </w:tcPr>
           <w:p>
             <w:pPr>
+              <w:keepNext/>
+              <w:keepLines/>
               <w:jc w:val="center"/>
             </w:pPr>
             <w:r>
@@ -6362,6 +6844,8 @@
           </w:tcPr>
           <w:p>
             <w:pPr>
+              <w:keepNext/>
+              <w:keepLines/>
               <w:jc w:val="center"/>
             </w:pPr>
             <w:r>
@@ -6393,6 +6877,8 @@
           </w:tcPr>
           <w:p>
             <w:pPr>
+              <w:keepNext/>
+              <w:keepLines/>
               <w:jc w:val="center"/>
             </w:pPr>
             <w:r>
